--- a/MalwarePEDetection/TechnicalReports/kaggle小数据集实验结果.docx
+++ b/MalwarePEDetection/TechnicalReports/kaggle小数据集实验结果.docx
@@ -5,7 +5,6 @@
     <w:p>
       <w:pPr>
         <w:rPr>
-          <w:rFonts w:hint="eastAsia"/>
           <w:b/>
           <w:sz w:val="24"/>
           <w:szCs w:val="24"/>
@@ -31,11 +30,6 @@
       </w:r>
     </w:p>
     <w:p>
-      <w:pPr>
-        <w:rPr>
-          <w:rFonts w:hint="eastAsia"/>
-        </w:rPr>
-      </w:pPr>
       <w:r>
         <w:rPr>
           <w:rFonts w:hint="eastAsia"/>
@@ -130,11 +124,6 @@
       </w:r>
     </w:p>
     <w:p>
-      <w:pPr>
-        <w:rPr>
-          <w:rFonts w:hint="eastAsia"/>
-        </w:rPr>
-      </w:pPr>
       <w:r>
         <w:rPr>
           <w:rFonts w:hint="eastAsia"/>
@@ -241,11 +230,6 @@
       </w:r>
     </w:p>
     <w:p>
-      <w:pPr>
-        <w:rPr>
-          <w:rFonts w:hint="eastAsia"/>
-        </w:rPr>
-      </w:pPr>
       <w:r>
         <w:rPr>
           <w:rFonts w:hint="eastAsia"/>
@@ -265,17 +249,10 @@
         <w:t>20M</w:t>
       </w:r>
     </w:p>
+    <w:p/>
     <w:p>
       <w:pPr>
         <w:rPr>
-          <w:rFonts w:hint="eastAsia"/>
-        </w:rPr>
-      </w:pPr>
-    </w:p>
-    <w:p>
-      <w:pPr>
-        <w:rPr>
-          <w:rFonts w:hint="eastAsia"/>
           <w:b/>
           <w:sz w:val="24"/>
           <w:szCs w:val="24"/>
@@ -463,11 +440,6 @@
             <w:tcW w:w="1667" w:type="pct"/>
           </w:tcPr>
           <w:p>
-            <w:pPr>
-              <w:rPr>
-                <w:rFonts w:hint="eastAsia"/>
-              </w:rPr>
-            </w:pPr>
             <w:r>
               <w:t>此处选择了</w:t>
             </w:r>
@@ -654,11 +626,6 @@
             <w:tcW w:w="1666" w:type="pct"/>
           </w:tcPr>
           <w:p>
-            <w:pPr>
-              <w:rPr>
-                <w:rFonts w:hint="eastAsia"/>
-              </w:rPr>
-            </w:pPr>
             <w:r>
               <w:rPr>
                 <w:rFonts w:hint="eastAsia"/>
@@ -724,11 +691,6 @@
             <w:tcW w:w="1666" w:type="pct"/>
           </w:tcPr>
           <w:p>
-            <w:pPr>
-              <w:rPr>
-                <w:rFonts w:hint="eastAsia"/>
-              </w:rPr>
-            </w:pPr>
             <w:r>
               <w:rPr>
                 <w:rFonts w:hint="eastAsia"/>
@@ -812,11 +774,6 @@
             <w:tcW w:w="1666" w:type="pct"/>
           </w:tcPr>
           <w:p>
-            <w:pPr>
-              <w:rPr>
-                <w:rFonts w:hint="eastAsia"/>
-              </w:rPr>
-            </w:pPr>
             <w:r>
               <w:rPr>
                 <w:rFonts w:hint="eastAsia"/>
@@ -927,11 +884,6 @@
             <w:tcW w:w="1667" w:type="pct"/>
           </w:tcPr>
           <w:p>
-            <w:pPr>
-              <w:rPr>
-                <w:rFonts w:hint="eastAsia"/>
-              </w:rPr>
-            </w:pPr>
             <w:r>
               <w:rPr>
                 <w:rFonts w:hint="eastAsia"/>
@@ -1021,11 +973,6 @@
             <w:tcW w:w="1666" w:type="pct"/>
           </w:tcPr>
           <w:p>
-            <w:pPr>
-              <w:rPr>
-                <w:rFonts w:hint="eastAsia"/>
-              </w:rPr>
-            </w:pPr>
             <w:r>
               <w:rPr>
                 <w:rFonts w:hint="eastAsia"/>
@@ -1071,7 +1018,6 @@
     <w:p>
       <w:pPr>
         <w:rPr>
-          <w:rFonts w:hint="eastAsia"/>
           <w:b/>
           <w:sz w:val="24"/>
           <w:szCs w:val="24"/>
@@ -1081,7 +1027,6 @@
     <w:p>
       <w:pPr>
         <w:rPr>
-          <w:rFonts w:hint="eastAsia"/>
           <w:b/>
           <w:sz w:val="24"/>
           <w:szCs w:val="24"/>
@@ -1107,11 +1052,6 @@
       </w:r>
     </w:p>
     <w:p>
-      <w:pPr>
-        <w:rPr>
-          <w:rFonts w:hint="eastAsia"/>
-        </w:rPr>
-      </w:pPr>
       <w:r>
         <w:rPr>
           <w:rFonts w:hint="eastAsia"/>
@@ -1150,11 +1090,6 @@
       </w:r>
     </w:p>
     <w:p>
-      <w:pPr>
-        <w:rPr>
-          <w:rFonts w:hint="eastAsia"/>
-        </w:rPr>
-      </w:pPr>
       <w:r>
         <w:rPr>
           <w:rFonts w:hint="eastAsia"/>
@@ -1192,17 +1127,10 @@
         <w:t>500</w:t>
       </w:r>
     </w:p>
+    <w:p/>
     <w:p>
       <w:pPr>
         <w:rPr>
-          <w:rFonts w:hint="eastAsia"/>
-        </w:rPr>
-      </w:pPr>
-    </w:p>
-    <w:p>
-      <w:pPr>
-        <w:rPr>
-          <w:rFonts w:hint="eastAsia"/>
           <w:b/>
           <w:sz w:val="24"/>
           <w:szCs w:val="24"/>
@@ -1238,9 +1166,6 @@
           <w:p>
             <w:pPr>
               <w:jc w:val="center"/>
-              <w:rPr>
-                <w:rFonts w:hint="eastAsia"/>
-              </w:rPr>
             </w:pPr>
             <w:r>
               <w:rPr>
@@ -1258,9 +1183,6 @@
           <w:p>
             <w:pPr>
               <w:jc w:val="center"/>
-              <w:rPr>
-                <w:rFonts w:hint="eastAsia"/>
-              </w:rPr>
             </w:pPr>
             <w:r>
               <w:rPr>
@@ -1278,9 +1200,6 @@
           <w:p>
             <w:pPr>
               <w:jc w:val="center"/>
-              <w:rPr>
-                <w:rFonts w:hint="eastAsia"/>
-              </w:rPr>
             </w:pPr>
             <w:r>
               <w:t>A</w:t>
@@ -1301,9 +1220,6 @@
           <w:p>
             <w:pPr>
               <w:jc w:val="center"/>
-              <w:rPr>
-                <w:rFonts w:hint="eastAsia"/>
-              </w:rPr>
             </w:pPr>
             <w:r>
               <w:t>T</w:t>
@@ -1351,9 +1267,6 @@
           <w:p>
             <w:pPr>
               <w:jc w:val="center"/>
-              <w:rPr>
-                <w:rFonts w:hint="eastAsia"/>
-              </w:rPr>
             </w:pPr>
             <w:r>
               <w:t>O</w:t>
@@ -1374,9 +1287,6 @@
           <w:p>
             <w:pPr>
               <w:jc w:val="center"/>
-              <w:rPr>
-                <w:rFonts w:hint="eastAsia"/>
-              </w:rPr>
             </w:pPr>
             <w:r>
               <w:t>99.30%</w:t>
@@ -1391,9 +1301,6 @@
           <w:p>
             <w:pPr>
               <w:jc w:val="center"/>
-              <w:rPr>
-                <w:rFonts w:hint="eastAsia"/>
-              </w:rPr>
             </w:pPr>
             <w:r>
               <w:t>{'&lt;50': 3, '&lt;60': 4, '&lt;70': 14, '&lt;80': 14, '&lt;90': 33, '&lt;=100': 497}</w:t>
@@ -1409,9 +1316,6 @@
           <w:p>
             <w:pPr>
               <w:jc w:val="center"/>
-              <w:rPr>
-                <w:rFonts w:hint="eastAsia"/>
-              </w:rPr>
             </w:pPr>
             <w:r>
               <w:rPr>
@@ -1449,9 +1353,6 @@
           <w:p>
             <w:pPr>
               <w:jc w:val="center"/>
-              <w:rPr>
-                <w:rFonts w:hint="eastAsia"/>
-              </w:rPr>
             </w:pPr>
             <w:r>
               <w:t>99.12%</w:t>
@@ -1481,9 +1382,6 @@
           <w:p>
             <w:pPr>
               <w:jc w:val="center"/>
-              <w:rPr>
-                <w:rFonts w:hint="eastAsia"/>
-              </w:rPr>
             </w:pPr>
             <w:r>
               <w:rPr>
@@ -1502,9 +1400,6 @@
           <w:p>
             <w:pPr>
               <w:jc w:val="center"/>
-              <w:rPr>
-                <w:rFonts w:hint="eastAsia"/>
-              </w:rPr>
             </w:pPr>
             <w:r>
               <w:rPr>
@@ -1522,9 +1417,6 @@
           <w:p>
             <w:pPr>
               <w:jc w:val="center"/>
-              <w:rPr>
-                <w:rFonts w:hint="eastAsia"/>
-              </w:rPr>
             </w:pPr>
             <w:r>
               <w:t>94.55%</w:t>
@@ -1539,10 +1431,10 @@
           <w:p>
             <w:pPr>
               <w:jc w:val="center"/>
-              <w:rPr>
-                <w:rFonts w:hint="eastAsia"/>
-              </w:rPr>
-            </w:pPr>
+            </w:pPr>
+            <w:r>
+              <w:t>{'&lt;50': 0, '&lt;60': 0, '&lt;70': 25, '&lt;80': 0, '&lt;90': 20, '&lt;=100': 493}</w:t>
+            </w:r>
           </w:p>
         </w:tc>
       </w:tr>
@@ -1554,9 +1446,6 @@
           <w:p>
             <w:pPr>
               <w:jc w:val="center"/>
-              <w:rPr>
-                <w:rFonts w:hint="eastAsia"/>
-              </w:rPr>
             </w:pPr>
             <w:r>
               <w:rPr>
@@ -1574,9 +1463,6 @@
           <w:p>
             <w:pPr>
               <w:jc w:val="center"/>
-              <w:rPr>
-                <w:rFonts w:hint="eastAsia"/>
-              </w:rPr>
             </w:pPr>
             <w:r>
               <w:rPr>
@@ -1594,10 +1480,10 @@
           <w:p>
             <w:pPr>
               <w:jc w:val="center"/>
-              <w:rPr>
-                <w:rFonts w:hint="eastAsia"/>
-              </w:rPr>
-            </w:pPr>
+            </w:pPr>
+            <w:r>
+              <w:t>98.59%</w:t>
+            </w:r>
           </w:p>
         </w:tc>
         <w:tc>
@@ -1608,10 +1494,10 @@
           <w:p>
             <w:pPr>
               <w:jc w:val="center"/>
-              <w:rPr>
-                <w:rFonts w:hint="eastAsia"/>
-              </w:rPr>
-            </w:pPr>
+            </w:pPr>
+            <w:r>
+              <w:t>{'&lt;50': 1, '&lt;60': 9, '&lt;70': 14, '&lt;80': 28, '&lt;90': 42, '&lt;=100': 467}</w:t>
+            </w:r>
           </w:p>
         </w:tc>
       </w:tr>
@@ -1623,9 +1509,6 @@
           <w:p>
             <w:pPr>
               <w:jc w:val="center"/>
-              <w:rPr>
-                <w:rFonts w:hint="eastAsia"/>
-              </w:rPr>
             </w:pPr>
             <w:r>
               <w:rPr>
@@ -1643,9 +1526,6 @@
           <w:p>
             <w:pPr>
               <w:jc w:val="center"/>
-              <w:rPr>
-                <w:rFonts w:hint="eastAsia"/>
-              </w:rPr>
             </w:pPr>
             <w:r>
               <w:rPr>
@@ -1663,9 +1543,6 @@
           <w:p>
             <w:pPr>
               <w:jc w:val="center"/>
-              <w:rPr>
-                <w:rFonts w:hint="eastAsia"/>
-              </w:rPr>
             </w:pPr>
             <w:r>
               <w:t>98.77%</w:t>
@@ -1680,9 +1557,6 @@
           <w:p>
             <w:pPr>
               <w:jc w:val="center"/>
-              <w:rPr>
-                <w:rFonts w:hint="eastAsia"/>
-              </w:rPr>
             </w:pPr>
             <w:r>
               <w:t>{'&lt;50': 7, '&lt;60': 2, '&lt;70': 1, '&lt;80': 8, '&lt;90': 34, '&lt;=100': 510}</w:t>
@@ -1698,9 +1572,6 @@
           <w:p>
             <w:pPr>
               <w:jc w:val="center"/>
-              <w:rPr>
-                <w:rFonts w:hint="eastAsia"/>
-              </w:rPr>
             </w:pPr>
             <w:r>
               <w:rPr>
@@ -1718,9 +1589,6 @@
           <w:p>
             <w:pPr>
               <w:jc w:val="center"/>
-              <w:rPr>
-                <w:rFonts w:hint="eastAsia"/>
-              </w:rPr>
             </w:pPr>
             <w:r>
               <w:rPr>
@@ -1738,9 +1606,6 @@
           <w:p>
             <w:pPr>
               <w:jc w:val="center"/>
-              <w:rPr>
-                <w:rFonts w:hint="eastAsia"/>
-              </w:rPr>
             </w:pPr>
             <w:r>
               <w:t>99.12%</w:t>
@@ -1755,9 +1620,6 @@
           <w:p>
             <w:pPr>
               <w:jc w:val="center"/>
-              <w:rPr>
-                <w:rFonts w:hint="eastAsia"/>
-              </w:rPr>
             </w:pPr>
             <w:r>
               <w:t>{'&lt;50': 1, '&lt;60': 1, '&lt;70': 7, '&lt;80': 5, '&lt;90': 22, '&lt;=100': 528}</w:t>
@@ -1790,9 +1652,6 @@
           <w:p>
             <w:pPr>
               <w:jc w:val="center"/>
-              <w:rPr>
-                <w:rFonts w:hint="eastAsia"/>
-              </w:rPr>
             </w:pPr>
             <w:r>
               <w:t>Instruction</w:t>
@@ -1813,9 +1672,6 @@
           <w:p>
             <w:pPr>
               <w:jc w:val="center"/>
-              <w:rPr>
-                <w:rFonts w:hint="eastAsia"/>
-              </w:rPr>
             </w:pPr>
             <w:r>
               <w:t>61.86%</w:t>
@@ -1830,9 +1686,6 @@
           <w:p>
             <w:pPr>
               <w:jc w:val="center"/>
-              <w:rPr>
-                <w:rFonts w:hint="eastAsia"/>
-              </w:rPr>
             </w:pPr>
             <w:r>
               <w:t>{'&lt;50': 198, '&lt;60': 15, '&lt;70': 128, '&lt;80': 11, '&lt;90': 0, '&lt;=100': 0}</w:t>
@@ -1848,9 +1701,6 @@
           <w:p>
             <w:pPr>
               <w:jc w:val="center"/>
-              <w:rPr>
-                <w:rFonts w:hint="eastAsia"/>
-              </w:rPr>
             </w:pPr>
             <w:r>
               <w:rPr>
@@ -1868,9 +1718,6 @@
           <w:p>
             <w:pPr>
               <w:jc w:val="center"/>
-              <w:rPr>
-                <w:rFonts w:hint="eastAsia"/>
-              </w:rPr>
             </w:pPr>
             <w:r>
               <w:rPr>
@@ -1906,9 +1753,6 @@
           <w:p>
             <w:pPr>
               <w:jc w:val="center"/>
-              <w:rPr>
-                <w:rFonts w:hint="eastAsia"/>
-              </w:rPr>
             </w:pPr>
             <w:r>
               <w:t>94.55%</w:t>
@@ -1923,9 +1767,6 @@
           <w:p>
             <w:pPr>
               <w:jc w:val="center"/>
-              <w:rPr>
-                <w:rFonts w:hint="eastAsia"/>
-              </w:rPr>
             </w:pPr>
             <w:r>
               <w:t>{'&lt;50': 1, '&lt;60': 28, '&lt;70': 6, '&lt;80': 12, '&lt;90': 54, '&lt;=100': 437}</w:t>
@@ -1941,9 +1782,6 @@
           <w:p>
             <w:pPr>
               <w:jc w:val="center"/>
-              <w:rPr>
-                <w:rFonts w:hint="eastAsia"/>
-              </w:rPr>
             </w:pPr>
             <w:r>
               <w:rPr>
@@ -1961,9 +1799,6 @@
           <w:p>
             <w:pPr>
               <w:jc w:val="center"/>
-              <w:rPr>
-                <w:rFonts w:hint="eastAsia"/>
-              </w:rPr>
             </w:pPr>
             <w:r>
               <w:t>O</w:t>
@@ -1993,9 +1828,6 @@
           <w:p>
             <w:pPr>
               <w:jc w:val="center"/>
-              <w:rPr>
-                <w:rFonts w:hint="eastAsia"/>
-              </w:rPr>
             </w:pPr>
             <w:r>
               <w:t>99.47%</w:t>
@@ -2010,9 +1842,6 @@
           <w:p>
             <w:pPr>
               <w:jc w:val="center"/>
-              <w:rPr>
-                <w:rFonts w:hint="eastAsia"/>
-              </w:rPr>
             </w:pPr>
             <w:r>
               <w:t>{'&lt;50': 0, '&lt;60': 1, '&lt;70': 5, '&lt;80': 2, '&lt;90': 4, '&lt;=100': 554}</w:t>
@@ -2028,9 +1857,6 @@
           <w:p>
             <w:pPr>
               <w:jc w:val="center"/>
-              <w:rPr>
-                <w:rFonts w:hint="eastAsia"/>
-              </w:rPr>
             </w:pPr>
             <w:r>
               <w:rPr>
@@ -2048,9 +1874,6 @@
           <w:p>
             <w:pPr>
               <w:jc w:val="center"/>
-              <w:rPr>
-                <w:rFonts w:hint="eastAsia"/>
-              </w:rPr>
             </w:pPr>
             <w:r>
               <w:t>A</w:t>
@@ -2071,9 +1894,6 @@
           <w:p>
             <w:pPr>
               <w:jc w:val="center"/>
-              <w:rPr>
-                <w:rFonts w:hint="eastAsia"/>
-              </w:rPr>
             </w:pPr>
             <w:r>
               <w:t>99.47%</w:t>
@@ -2088,9 +1908,6 @@
           <w:p>
             <w:pPr>
               <w:jc w:val="center"/>
-              <w:rPr>
-                <w:rFonts w:hint="eastAsia"/>
-              </w:rPr>
             </w:pPr>
             <w:r>
               <w:t>{'&lt;50': 0, '&lt;60': 0, '&lt;70': 3, '&lt;80': 0, '&lt;90': 0, '&lt;=100': 563}</w:t>
@@ -2099,17 +1916,10 @@
         </w:tc>
       </w:tr>
     </w:tbl>
+    <w:p/>
     <w:p>
       <w:pPr>
         <w:rPr>
-          <w:rFonts w:hint="eastAsia"/>
-        </w:rPr>
-      </w:pPr>
-    </w:p>
-    <w:p>
-      <w:pPr>
-        <w:rPr>
-          <w:rFonts w:hint="eastAsia"/>
           <w:b/>
           <w:sz w:val="24"/>
           <w:szCs w:val="24"/>
@@ -2126,11 +1936,6 @@
       </w:r>
     </w:p>
     <w:p>
-      <w:pPr>
-        <w:rPr>
-          <w:rFonts w:hint="eastAsia"/>
-        </w:rPr>
-      </w:pPr>
       <w:r>
         <w:rPr>
           <w:rFonts w:hint="eastAsia"/>
@@ -2217,11 +2022,6 @@
       </w:r>
     </w:p>
     <w:p>
-      <w:pPr>
-        <w:rPr>
-          <w:rFonts w:hint="eastAsia"/>
-        </w:rPr>
-      </w:pPr>
       <w:r>
         <w:rPr>
           <w:rFonts w:hint="eastAsia"/>
@@ -2236,11 +2036,6 @@
       </w:r>
     </w:p>
     <w:p>
-      <w:pPr>
-        <w:rPr>
-          <w:rFonts w:hint="eastAsia"/>
-        </w:rPr>
-      </w:pPr>
       <w:r>
         <w:rPr>
           <w:rFonts w:hint="eastAsia"/>
@@ -2255,11 +2050,6 @@
       </w:r>
     </w:p>
     <w:p>
-      <w:pPr>
-        <w:rPr>
-          <w:rFonts w:hint="eastAsia"/>
-        </w:rPr>
-      </w:pPr>
       <w:r>
         <w:rPr>
           <w:rFonts w:hint="eastAsia"/>
@@ -2345,9 +2135,6 @@
           <w:p>
             <w:pPr>
               <w:jc w:val="center"/>
-              <w:rPr>
-                <w:rFonts w:hint="eastAsia"/>
-              </w:rPr>
             </w:pPr>
             <w:r>
               <w:rPr>
@@ -2557,9 +2344,6 @@
           <w:p>
             <w:pPr>
               <w:jc w:val="center"/>
-              <w:rPr>
-                <w:rFonts w:hint="eastAsia"/>
-              </w:rPr>
             </w:pPr>
             <w:r>
               <w:rPr>
@@ -2601,9 +2385,6 @@
           <w:p>
             <w:pPr>
               <w:jc w:val="center"/>
-              <w:rPr>
-                <w:rFonts w:hint="eastAsia"/>
-              </w:rPr>
             </w:pPr>
             <w:r>
               <w:rPr>
@@ -2648,9 +2429,6 @@
           <w:p>
             <w:pPr>
               <w:jc w:val="center"/>
-              <w:rPr>
-                <w:rFonts w:hint="eastAsia"/>
-              </w:rPr>
             </w:pPr>
             <w:r>
               <w:rPr>
@@ -2731,9 +2509,6 @@
           <w:p>
             <w:pPr>
               <w:jc w:val="center"/>
-              <w:rPr>
-                <w:rFonts w:hint="eastAsia"/>
-              </w:rPr>
             </w:pPr>
             <w:r>
               <w:rPr>
@@ -2778,9 +2553,6 @@
           <w:p>
             <w:pPr>
               <w:jc w:val="center"/>
-              <w:rPr>
-                <w:rFonts w:hint="eastAsia"/>
-              </w:rPr>
             </w:pPr>
             <w:r>
               <w:rPr>
@@ -3034,6 +2806,7 @@
   <w:style w:type="paragraph" w:default="1" w:styleId="a">
     <w:name w:val="Normal"/>
     <w:qFormat/>
+    <w:rsid w:val="00B90749"/>
     <w:pPr>
       <w:widowControl w:val="0"/>
       <w:jc w:val="both"/>

--- a/MalwarePEDetection/TechnicalReports/kaggle小数据集实验结果.docx
+++ b/MalwarePEDetection/TechnicalReports/kaggle小数据集实验结果.docx
@@ -1419,7 +1419,16 @@
               <w:jc w:val="center"/>
             </w:pPr>
             <w:r>
-              <w:t>94.55%</w:t>
+              <w:t>94.</w:t>
+            </w:r>
+            <w:r>
+              <w:rPr>
+                <w:rFonts w:hint="eastAsia"/>
+              </w:rPr>
+              <w:t xml:space="preserve"> 55</w:t>
+            </w:r>
+            <w:r>
+              <w:t>%</w:t>
             </w:r>
           </w:p>
         </w:tc>
@@ -2598,10 +2607,584 @@
       </w:tr>
     </w:tbl>
     <w:p>
+      <w:pPr>
+        <w:rPr>
+          <w:rFonts w:hint="eastAsia"/>
+        </w:rPr>
+      </w:pPr>
       <w:r>
         <w:t>不适用于实时分类场合</w:t>
       </w:r>
     </w:p>
+    <w:p>
+      <w:pPr>
+        <w:rPr>
+          <w:rFonts w:hint="eastAsia"/>
+        </w:rPr>
+      </w:pPr>
+    </w:p>
+    <w:p>
+      <w:pPr>
+        <w:rPr>
+          <w:rFonts w:hint="eastAsia"/>
+        </w:rPr>
+      </w:pPr>
+      <w:r>
+        <w:rPr>
+          <w:rFonts w:hint="eastAsia"/>
+        </w:rPr>
+        <w:t>六、测试与验证：</w:t>
+      </w:r>
+    </w:p>
+    <w:p>
+      <w:pPr>
+        <w:rPr>
+          <w:rFonts w:hint="eastAsia"/>
+          <w:b/>
+        </w:rPr>
+      </w:pPr>
+      <w:r>
+        <w:rPr>
+          <w:rFonts w:hint="eastAsia"/>
+          <w:b/>
+        </w:rPr>
+        <w:t>6.1</w:t>
+      </w:r>
+      <w:r>
+        <w:rPr>
+          <w:rFonts w:hint="eastAsia"/>
+          <w:b/>
+        </w:rPr>
+        <w:t xml:space="preserve">　</w:t>
+      </w:r>
+      <w:r>
+        <w:rPr>
+          <w:rFonts w:hint="eastAsia"/>
+          <w:b/>
+        </w:rPr>
+        <w:t xml:space="preserve"> image +</w:t>
+      </w:r>
+      <w:r>
+        <w:rPr>
+          <w:rFonts w:hint="eastAsia"/>
+          <w:b/>
+        </w:rPr>
+        <w:t>ＰＣＡ</w:t>
+      </w:r>
+    </w:p>
+    <w:p>
+      <w:pPr>
+        <w:rPr>
+          <w:rFonts w:hint="eastAsia"/>
+        </w:rPr>
+      </w:pPr>
+      <w:r>
+        <w:rPr>
+          <w:rFonts w:hint="eastAsia"/>
+        </w:rPr>
+        <w:t>总的来说：</w:t>
+      </w:r>
+    </w:p>
+    <w:p>
+      <w:pPr>
+        <w:rPr>
+          <w:rFonts w:hint="eastAsia"/>
+        </w:rPr>
+      </w:pPr>
+      <w:r>
+        <w:rPr>
+          <w:rFonts w:hint="eastAsia"/>
+        </w:rPr>
+        <w:t>从实用性角度上来说，</w:t>
+      </w:r>
+      <w:r>
+        <w:rPr>
+          <w:rFonts w:hint="eastAsia"/>
+        </w:rPr>
+        <w:t xml:space="preserve"> ASM</w:t>
+      </w:r>
+      <w:r>
+        <w:rPr>
+          <w:rFonts w:hint="eastAsia"/>
+        </w:rPr>
+        <w:t>文件需要经过代码反转，由于机器码解析需要特定的工具和方法，并且很多的病毒开发者使用反反转方法，反转是件困难的事情，所以优先应该考虑</w:t>
+      </w:r>
+      <w:r>
+        <w:rPr>
+          <w:rFonts w:hint="eastAsia"/>
+        </w:rPr>
+        <w:t>bytes</w:t>
+      </w:r>
+      <w:r>
+        <w:rPr>
+          <w:rFonts w:hint="eastAsia"/>
+        </w:rPr>
+        <w:t>文件。</w:t>
+      </w:r>
+    </w:p>
+    <w:p>
+      <w:pPr>
+        <w:rPr>
+          <w:rFonts w:hint="eastAsia"/>
+        </w:rPr>
+      </w:pPr>
+      <w:r>
+        <w:rPr>
+          <w:rFonts w:hint="eastAsia"/>
+        </w:rPr>
+        <w:lastRenderedPageBreak/>
+        <w:t>ASM</w:t>
+      </w:r>
+      <w:r>
+        <w:rPr>
+          <w:rFonts w:hint="eastAsia"/>
+        </w:rPr>
+        <w:t>文件相比</w:t>
+      </w:r>
+      <w:r>
+        <w:rPr>
+          <w:rFonts w:hint="eastAsia"/>
+        </w:rPr>
+        <w:t>bytes</w:t>
+      </w:r>
+      <w:r>
+        <w:rPr>
+          <w:rFonts w:hint="eastAsia"/>
+        </w:rPr>
+        <w:t>文件拥有了更多的信息，包括汇编语句、解析出来的数据，资源信息等，故而可以得到更好的分类效果</w:t>
+      </w:r>
+    </w:p>
+    <w:tbl>
+      <w:tblPr>
+        <w:tblStyle w:val="a5"/>
+        <w:tblW w:w="0" w:type="auto"/>
+        <w:tblLook w:val="04A0"/>
+      </w:tblPr>
+      <w:tblGrid>
+        <w:gridCol w:w="1930"/>
+        <w:gridCol w:w="1741"/>
+        <w:gridCol w:w="1499"/>
+        <w:gridCol w:w="1741"/>
+        <w:gridCol w:w="1611"/>
+      </w:tblGrid>
+      <w:tr>
+        <w:tc>
+          <w:tcPr>
+            <w:tcW w:w="1930" w:type="dxa"/>
+          </w:tcPr>
+          <w:p>
+            <w:pPr>
+              <w:rPr>
+                <w:rFonts w:hint="eastAsia"/>
+              </w:rPr>
+            </w:pPr>
+            <w:r>
+              <w:t>I</w:t>
+            </w:r>
+            <w:r>
+              <w:rPr>
+                <w:rFonts w:hint="eastAsia"/>
+              </w:rPr>
+              <w:t>mage</w:t>
+            </w:r>
+          </w:p>
+        </w:tc>
+        <w:tc>
+          <w:tcPr>
+            <w:tcW w:w="1741" w:type="dxa"/>
+          </w:tcPr>
+          <w:p>
+            <w:pPr>
+              <w:rPr>
+                <w:rFonts w:hint="eastAsia"/>
+              </w:rPr>
+            </w:pPr>
+            <w:r>
+              <w:t>A</w:t>
+            </w:r>
+            <w:r>
+              <w:rPr>
+                <w:rFonts w:hint="eastAsia"/>
+              </w:rPr>
+              <w:t>sm</w:t>
+            </w:r>
+          </w:p>
+        </w:tc>
+        <w:tc>
+          <w:tcPr>
+            <w:tcW w:w="1499" w:type="dxa"/>
+          </w:tcPr>
+          <w:p>
+            <w:r>
+              <w:rPr>
+                <w:rFonts w:hint="eastAsia"/>
+              </w:rPr>
+              <w:t>备注</w:t>
+            </w:r>
+          </w:p>
+        </w:tc>
+        <w:tc>
+          <w:tcPr>
+            <w:tcW w:w="1741" w:type="dxa"/>
+          </w:tcPr>
+          <w:p>
+            <w:pPr>
+              <w:rPr>
+                <w:rFonts w:hint="eastAsia"/>
+              </w:rPr>
+            </w:pPr>
+            <w:r>
+              <w:t>B</w:t>
+            </w:r>
+            <w:r>
+              <w:rPr>
+                <w:rFonts w:hint="eastAsia"/>
+              </w:rPr>
+              <w:t>ytes</w:t>
+            </w:r>
+          </w:p>
+        </w:tc>
+        <w:tc>
+          <w:tcPr>
+            <w:tcW w:w="1611" w:type="dxa"/>
+          </w:tcPr>
+          <w:p>
+            <w:r>
+              <w:t>备注</w:t>
+            </w:r>
+          </w:p>
+        </w:tc>
+      </w:tr>
+      <w:tr>
+        <w:tc>
+          <w:tcPr>
+            <w:tcW w:w="1930" w:type="dxa"/>
+          </w:tcPr>
+          <w:p>
+            <w:pPr>
+              <w:rPr>
+                <w:rFonts w:hint="eastAsia"/>
+              </w:rPr>
+            </w:pPr>
+            <w:r>
+              <w:rPr>
+                <w:rFonts w:hint="eastAsia"/>
+              </w:rPr>
+              <w:t>None</w:t>
+            </w:r>
+            <w:r>
+              <w:rPr>
+                <w:rFonts w:hint="eastAsia"/>
+              </w:rPr>
+              <w:t>（</w:t>
+            </w:r>
+            <w:r>
+              <w:rPr>
+                <w:rFonts w:hint="eastAsia"/>
+              </w:rPr>
+              <w:t>1000</w:t>
+            </w:r>
+            <w:r>
+              <w:rPr>
+                <w:rFonts w:hint="eastAsia"/>
+              </w:rPr>
+              <w:t>）</w:t>
+            </w:r>
+          </w:p>
+        </w:tc>
+        <w:tc>
+          <w:tcPr>
+            <w:tcW w:w="1741" w:type="dxa"/>
+          </w:tcPr>
+          <w:p>
+            <w:pPr>
+              <w:rPr>
+                <w:rFonts w:hint="eastAsia"/>
+              </w:rPr>
+            </w:pPr>
+            <w:r>
+              <w:rPr>
+                <w:rFonts w:hint="eastAsia"/>
+              </w:rPr>
+              <w:t>94.55</w:t>
+            </w:r>
+          </w:p>
+        </w:tc>
+        <w:tc>
+          <w:tcPr>
+            <w:tcW w:w="1499" w:type="dxa"/>
+          </w:tcPr>
+          <w:p>
+            <w:pPr>
+              <w:rPr>
+                <w:rFonts w:hint="eastAsia"/>
+              </w:rPr>
+            </w:pPr>
+          </w:p>
+        </w:tc>
+        <w:tc>
+          <w:tcPr>
+            <w:tcW w:w="1741" w:type="dxa"/>
+          </w:tcPr>
+          <w:p>
+            <w:pPr>
+              <w:rPr>
+                <w:rFonts w:hint="eastAsia"/>
+              </w:rPr>
+            </w:pPr>
+            <w:r>
+              <w:rPr>
+                <w:rFonts w:hint="eastAsia"/>
+              </w:rPr>
+              <w:t>31.55</w:t>
+            </w:r>
+          </w:p>
+        </w:tc>
+        <w:tc>
+          <w:tcPr>
+            <w:tcW w:w="1611" w:type="dxa"/>
+          </w:tcPr>
+          <w:p>
+            <w:pPr>
+              <w:rPr>
+                <w:rFonts w:hint="eastAsia"/>
+              </w:rPr>
+            </w:pPr>
+          </w:p>
+        </w:tc>
+      </w:tr>
+      <w:tr>
+        <w:tc>
+          <w:tcPr>
+            <w:tcW w:w="1930" w:type="dxa"/>
+          </w:tcPr>
+          <w:p>
+            <w:pPr>
+              <w:rPr>
+                <w:rFonts w:hint="eastAsia"/>
+              </w:rPr>
+            </w:pPr>
+            <w:r>
+              <w:rPr>
+                <w:rFonts w:hint="eastAsia"/>
+              </w:rPr>
+              <w:t>PCA</w:t>
+            </w:r>
+            <w:r>
+              <w:rPr>
+                <w:rFonts w:hint="eastAsia"/>
+              </w:rPr>
+              <w:t>（</w:t>
+            </w:r>
+            <w:r>
+              <w:rPr>
+                <w:rFonts w:hint="eastAsia"/>
+              </w:rPr>
+              <w:t>10000 -&gt; 100</w:t>
+            </w:r>
+            <w:r>
+              <w:rPr>
+                <w:rFonts w:hint="eastAsia"/>
+              </w:rPr>
+              <w:t>）</w:t>
+            </w:r>
+          </w:p>
+        </w:tc>
+        <w:tc>
+          <w:tcPr>
+            <w:tcW w:w="1741" w:type="dxa"/>
+          </w:tcPr>
+          <w:p>
+            <w:pPr>
+              <w:rPr>
+                <w:rFonts w:hint="eastAsia"/>
+              </w:rPr>
+            </w:pPr>
+            <w:r>
+              <w:rPr>
+                <w:rFonts w:hint="eastAsia"/>
+              </w:rPr>
+              <w:t>94.90</w:t>
+            </w:r>
+          </w:p>
+        </w:tc>
+        <w:tc>
+          <w:tcPr>
+            <w:tcW w:w="1499" w:type="dxa"/>
+          </w:tcPr>
+          <w:p>
+            <w:pPr>
+              <w:rPr>
+                <w:rFonts w:hint="eastAsia"/>
+              </w:rPr>
+            </w:pPr>
+            <w:r>
+              <w:rPr>
+                <w:rFonts w:hint="eastAsia"/>
+              </w:rPr>
+              <w:t>Acc</w:t>
+            </w:r>
+            <w:r>
+              <w:rPr>
+                <w:rFonts w:hint="eastAsia"/>
+              </w:rPr>
+              <w:t>提高了，但整体的正概率降低</w:t>
+            </w:r>
+          </w:p>
+        </w:tc>
+        <w:tc>
+          <w:tcPr>
+            <w:tcW w:w="1741" w:type="dxa"/>
+          </w:tcPr>
+          <w:p>
+            <w:pPr>
+              <w:rPr>
+                <w:rFonts w:hint="eastAsia"/>
+              </w:rPr>
+            </w:pPr>
+            <w:r>
+              <w:t>86.99%</w:t>
+            </w:r>
+          </w:p>
+        </w:tc>
+        <w:tc>
+          <w:tcPr>
+            <w:tcW w:w="1611" w:type="dxa"/>
+          </w:tcPr>
+          <w:p>
+            <w:pPr>
+              <w:rPr>
+                <w:rFonts w:hint="eastAsia"/>
+              </w:rPr>
+            </w:pPr>
+            <w:r>
+              <w:rPr>
+                <w:rFonts w:hint="eastAsia"/>
+              </w:rPr>
+              <w:t>识别率提高非常明显</w:t>
+            </w:r>
+          </w:p>
+        </w:tc>
+      </w:tr>
+      <w:tr>
+        <w:tc>
+          <w:tcPr>
+            <w:tcW w:w="1930" w:type="dxa"/>
+          </w:tcPr>
+          <w:p>
+            <w:pPr>
+              <w:rPr>
+                <w:rFonts w:hint="eastAsia"/>
+              </w:rPr>
+            </w:pPr>
+            <w:r>
+              <w:rPr>
+                <w:rFonts w:hint="eastAsia"/>
+              </w:rPr>
+              <w:t>PCA</w:t>
+            </w:r>
+            <w:r>
+              <w:rPr>
+                <w:rFonts w:hint="eastAsia"/>
+              </w:rPr>
+              <w:t>(</w:t>
+            </w:r>
+            <w:r>
+              <w:rPr>
+                <w:rFonts w:hint="eastAsia"/>
+              </w:rPr>
+              <w:t>10000 -</w:t>
+            </w:r>
+            <w:r>
+              <w:rPr>
+                <w:rFonts w:hint="eastAsia"/>
+              </w:rPr>
+              <w:t>&gt;12</w:t>
+            </w:r>
+            <w:r>
+              <w:rPr>
+                <w:rFonts w:hint="eastAsia"/>
+              </w:rPr>
+              <w:t>0</w:t>
+            </w:r>
+            <w:r>
+              <w:rPr>
+                <w:rFonts w:hint="eastAsia"/>
+              </w:rPr>
+              <w:t>)(</w:t>
+            </w:r>
+            <w:r>
+              <w:rPr>
+                <w:rFonts w:hint="eastAsia"/>
+              </w:rPr>
+              <w:t>最佳值</w:t>
+            </w:r>
+            <w:r>
+              <w:rPr>
+                <w:rFonts w:hint="eastAsia"/>
+              </w:rPr>
+              <w:t>)</w:t>
+            </w:r>
+          </w:p>
+        </w:tc>
+        <w:tc>
+          <w:tcPr>
+            <w:tcW w:w="1741" w:type="dxa"/>
+          </w:tcPr>
+          <w:p>
+            <w:pPr>
+              <w:rPr>
+                <w:rFonts w:hint="eastAsia"/>
+              </w:rPr>
+            </w:pPr>
+            <w:r>
+              <w:rPr>
+                <w:rFonts w:hint="eastAsia"/>
+              </w:rPr>
+              <w:t>94.90</w:t>
+            </w:r>
+          </w:p>
+        </w:tc>
+        <w:tc>
+          <w:tcPr>
+            <w:tcW w:w="1499" w:type="dxa"/>
+          </w:tcPr>
+          <w:p>
+            <w:pPr>
+              <w:rPr>
+                <w:rFonts w:hint="eastAsia"/>
+              </w:rPr>
+            </w:pPr>
+          </w:p>
+        </w:tc>
+        <w:tc>
+          <w:tcPr>
+            <w:tcW w:w="1741" w:type="dxa"/>
+          </w:tcPr>
+          <w:p>
+            <w:r>
+              <w:rPr>
+                <w:rFonts w:hint="eastAsia"/>
+              </w:rPr>
+              <w:t>87.52</w:t>
+            </w:r>
+          </w:p>
+        </w:tc>
+        <w:tc>
+          <w:tcPr>
+            <w:tcW w:w="1611" w:type="dxa"/>
+          </w:tcPr>
+          <w:p>
+            <w:pPr>
+              <w:rPr>
+                <w:rFonts w:hint="eastAsia"/>
+              </w:rPr>
+            </w:pPr>
+          </w:p>
+        </w:tc>
+      </w:tr>
+    </w:tbl>
+    <w:p/>
     <w:sectPr>
       <w:pgSz w:w="11906" w:h="16838"/>
       <w:pgMar w:top="1440" w:right="1800" w:bottom="1440" w:left="1800" w:header="851" w:footer="992" w:gutter="0"/>

--- a/MalwarePEDetection/TechnicalReports/kaggle小数据集实验结果.docx
+++ b/MalwarePEDetection/TechnicalReports/kaggle小数据集实验结果.docx
@@ -4,6 +4,35 @@
   <w:body>
     <w:p>
       <w:pPr>
+        <w:jc w:val="center"/>
+        <w:rPr>
+          <w:rFonts w:hint="eastAsia"/>
+          <w:b/>
+          <w:sz w:val="28"/>
+          <w:szCs w:val="28"/>
+        </w:rPr>
+      </w:pPr>
+      <w:r>
+        <w:rPr>
+          <w:rFonts w:hint="eastAsia"/>
+          <w:b/>
+          <w:sz w:val="28"/>
+          <w:szCs w:val="28"/>
+        </w:rPr>
+        <w:t>Kaggle</w:t>
+      </w:r>
+      <w:r>
+        <w:rPr>
+          <w:rFonts w:hint="eastAsia"/>
+          <w:b/>
+          <w:sz w:val="28"/>
+          <w:szCs w:val="28"/>
+        </w:rPr>
+        <w:t>小数据集实验</w:t>
+      </w:r>
+    </w:p>
+    <w:p>
+      <w:pPr>
         <w:rPr>
           <w:b/>
           <w:sz w:val="24"/>
@@ -30,6 +59,20 @@
       </w:r>
     </w:p>
     <w:p>
+      <w:pPr>
+        <w:widowControl/>
+        <w:shd w:val="clear" w:color="auto" w:fill="FFFFFF"/>
+        <w:spacing w:line="236" w:lineRule="atLeast"/>
+        <w:ind w:left="422"/>
+        <w:jc w:val="left"/>
+        <w:textAlignment w:val="baseline"/>
+        <w:rPr>
+          <w:rFonts w:ascii="inherit" w:eastAsia="宋体" w:hAnsi="inherit" w:cs="Arial"/>
+          <w:kern w:val="0"/>
+          <w:sz w:val="15"/>
+          <w:szCs w:val="15"/>
+        </w:rPr>
+      </w:pPr>
       <w:r>
         <w:rPr>
           <w:rFonts w:hint="eastAsia"/>
@@ -108,7 +151,37 @@
         <w:rPr>
           <w:rFonts w:hint="eastAsia"/>
         </w:rPr>
-        <w:t>比赛提供的分类标准），每个类别</w:t>
+        <w:t>比赛提供的分类标准</w:t>
+      </w:r>
+      <w:r>
+        <w:rPr>
+          <w:rFonts w:hint="eastAsia"/>
+        </w:rPr>
+        <w:t>：</w:t>
+      </w:r>
+      <w:r>
+        <w:t>Ramnit</w:t>
+      </w:r>
+      <w:r>
+        <w:rPr>
+          <w:rFonts w:hint="eastAsia"/>
+        </w:rPr>
+        <w:t>、</w:t>
+      </w:r>
+      <w:r>
+        <w:t>Lollipop</w:t>
+      </w:r>
+      <w:r>
+        <w:t>、</w:t>
+      </w:r>
+      <w:r>
+        <w:t>Kelihos_ver3</w:t>
+      </w:r>
+      <w:r>
+        <w:rPr>
+          <w:rFonts w:hint="eastAsia"/>
+        </w:rPr>
+        <w:t>），每个类别</w:t>
       </w:r>
       <w:r>
         <w:rPr>
@@ -124,6 +197,9 @@
       </w:r>
     </w:p>
     <w:p>
+      <w:pPr>
+        <w:ind w:firstLineChars="200" w:firstLine="422"/>
+      </w:pPr>
       <w:r>
         <w:rPr>
           <w:rFonts w:hint="eastAsia"/>
@@ -230,6 +306,9 @@
       </w:r>
     </w:p>
     <w:p>
+      <w:pPr>
+        <w:ind w:firstLineChars="200" w:firstLine="420"/>
+      </w:pPr>
       <w:r>
         <w:rPr>
           <w:rFonts w:hint="eastAsia"/>
@@ -266,6 +345,71 @@
           <w:szCs w:val="24"/>
         </w:rPr>
         <w:t>二、所提取的特征</w:t>
+      </w:r>
+    </w:p>
+    <w:p>
+      <w:pPr>
+        <w:pStyle w:val="a6"/>
+        <w:keepNext/>
+        <w:jc w:val="center"/>
+        <w:rPr>
+          <w:rFonts w:asciiTheme="minorEastAsia" w:eastAsiaTheme="minorEastAsia" w:hAnsiTheme="minorEastAsia"/>
+        </w:rPr>
+      </w:pPr>
+      <w:r>
+        <w:rPr>
+          <w:rFonts w:asciiTheme="minorEastAsia" w:eastAsiaTheme="minorEastAsia" w:hAnsiTheme="minorEastAsia" w:hint="eastAsia"/>
+        </w:rPr>
+        <w:t xml:space="preserve">表 </w:t>
+      </w:r>
+      <w:r>
+        <w:rPr>
+          <w:rFonts w:asciiTheme="minorEastAsia" w:eastAsiaTheme="minorEastAsia" w:hAnsiTheme="minorEastAsia"/>
+        </w:rPr>
+        <w:fldChar w:fldCharType="begin"/>
+      </w:r>
+      <w:r>
+        <w:rPr>
+          <w:rFonts w:asciiTheme="minorEastAsia" w:eastAsiaTheme="minorEastAsia" w:hAnsiTheme="minorEastAsia"/>
+        </w:rPr>
+        <w:instrText xml:space="preserve"> </w:instrText>
+      </w:r>
+      <w:r>
+        <w:rPr>
+          <w:rFonts w:asciiTheme="minorEastAsia" w:eastAsiaTheme="minorEastAsia" w:hAnsiTheme="minorEastAsia" w:hint="eastAsia"/>
+        </w:rPr>
+        <w:instrText>SEQ 表 \* ARABIC</w:instrText>
+      </w:r>
+      <w:r>
+        <w:rPr>
+          <w:rFonts w:asciiTheme="minorEastAsia" w:eastAsiaTheme="minorEastAsia" w:hAnsiTheme="minorEastAsia"/>
+        </w:rPr>
+        <w:instrText xml:space="preserve"> </w:instrText>
+      </w:r>
+      <w:r>
+        <w:rPr>
+          <w:rFonts w:asciiTheme="minorEastAsia" w:eastAsiaTheme="minorEastAsia" w:hAnsiTheme="minorEastAsia"/>
+        </w:rPr>
+        <w:fldChar w:fldCharType="separate"/>
+      </w:r>
+      <w:r>
+        <w:rPr>
+          <w:rFonts w:asciiTheme="minorEastAsia" w:eastAsiaTheme="minorEastAsia" w:hAnsiTheme="minorEastAsia"/>
+          <w:noProof/>
+        </w:rPr>
+        <w:t>1</w:t>
+      </w:r>
+      <w:r>
+        <w:rPr>
+          <w:rFonts w:asciiTheme="minorEastAsia" w:eastAsiaTheme="minorEastAsia" w:hAnsiTheme="minorEastAsia"/>
+        </w:rPr>
+        <w:fldChar w:fldCharType="end"/>
+      </w:r>
+      <w:r>
+        <w:rPr>
+          <w:rFonts w:asciiTheme="minorEastAsia" w:eastAsiaTheme="minorEastAsia" w:hAnsiTheme="minorEastAsia" w:hint="eastAsia"/>
+        </w:rPr>
+        <w:t xml:space="preserve"> 特征描述</w:t>
       </w:r>
     </w:p>
     <w:tbl>
@@ -282,7 +426,7 @@
       <w:tr>
         <w:tc>
           <w:tcPr>
-            <w:tcW w:w="1666" w:type="pct"/>
+            <w:tcW w:w="1667" w:type="pct"/>
           </w:tcPr>
           <w:p>
             <w:r>
@@ -314,7 +458,7 @@
       <w:tr>
         <w:tc>
           <w:tcPr>
-            <w:tcW w:w="1666" w:type="pct"/>
+            <w:tcW w:w="1667" w:type="pct"/>
           </w:tcPr>
           <w:p>
             <w:r>
@@ -363,7 +507,7 @@
       <w:tr>
         <w:tc>
           <w:tcPr>
-            <w:tcW w:w="1666" w:type="pct"/>
+            <w:tcW w:w="1667" w:type="pct"/>
           </w:tcPr>
           <w:p>
             <w:r>
@@ -493,7 +637,7 @@
       <w:tr>
         <w:tc>
           <w:tcPr>
-            <w:tcW w:w="1666" w:type="pct"/>
+            <w:tcW w:w="1667" w:type="pct"/>
           </w:tcPr>
           <w:p>
             <w:r>
@@ -543,7 +687,7 @@
       <w:tr>
         <w:tc>
           <w:tcPr>
-            <w:tcW w:w="1666" w:type="pct"/>
+            <w:tcW w:w="1667" w:type="pct"/>
           </w:tcPr>
           <w:p>
             <w:r>
@@ -623,7 +767,7 @@
       <w:tr>
         <w:tc>
           <w:tcPr>
-            <w:tcW w:w="1666" w:type="pct"/>
+            <w:tcW w:w="1667" w:type="pct"/>
           </w:tcPr>
           <w:p>
             <w:r>
@@ -688,7 +832,7 @@
       <w:tr>
         <w:tc>
           <w:tcPr>
-            <w:tcW w:w="1666" w:type="pct"/>
+            <w:tcW w:w="1667" w:type="pct"/>
           </w:tcPr>
           <w:p>
             <w:r>
@@ -771,7 +915,7 @@
       <w:tr>
         <w:tc>
           <w:tcPr>
-            <w:tcW w:w="1666" w:type="pct"/>
+            <w:tcW w:w="1667" w:type="pct"/>
           </w:tcPr>
           <w:p>
             <w:r>
@@ -970,7 +1114,7 @@
       <w:tr>
         <w:tc>
           <w:tcPr>
-            <w:tcW w:w="1666" w:type="pct"/>
+            <w:tcW w:w="1667" w:type="pct"/>
           </w:tcPr>
           <w:p>
             <w:r>
@@ -1052,6 +1196,9 @@
       </w:r>
     </w:p>
     <w:p>
+      <w:pPr>
+        <w:ind w:firstLineChars="200" w:firstLine="420"/>
+      </w:pPr>
       <w:r>
         <w:rPr>
           <w:rFonts w:hint="eastAsia"/>
@@ -1090,6 +1237,9 @@
       </w:r>
     </w:p>
     <w:p>
+      <w:pPr>
+        <w:ind w:firstLineChars="200" w:firstLine="420"/>
+      </w:pPr>
       <w:r>
         <w:rPr>
           <w:rFonts w:hint="eastAsia"/>
@@ -1131,6 +1281,7 @@
     <w:p>
       <w:pPr>
         <w:rPr>
+          <w:rFonts w:hint="eastAsia"/>
           <w:b/>
           <w:sz w:val="24"/>
           <w:szCs w:val="24"/>
@@ -1144,6 +1295,72 @@
           <w:szCs w:val="24"/>
         </w:rPr>
         <w:t>四、分类结果</w:t>
+      </w:r>
+    </w:p>
+    <w:p>
+      <w:pPr>
+        <w:pStyle w:val="a6"/>
+        <w:keepNext/>
+        <w:jc w:val="center"/>
+        <w:rPr>
+          <w:rFonts w:asciiTheme="minorEastAsia" w:eastAsiaTheme="minorEastAsia" w:hAnsiTheme="minorEastAsia"/>
+        </w:rPr>
+      </w:pPr>
+      <w:r>
+        <w:rPr>
+          <w:rFonts w:asciiTheme="minorEastAsia" w:eastAsiaTheme="minorEastAsia" w:hAnsiTheme="minorEastAsia" w:hint="eastAsia"/>
+        </w:rPr>
+        <w:lastRenderedPageBreak/>
+        <w:t xml:space="preserve">表 </w:t>
+      </w:r>
+      <w:r>
+        <w:rPr>
+          <w:rFonts w:asciiTheme="minorEastAsia" w:eastAsiaTheme="minorEastAsia" w:hAnsiTheme="minorEastAsia"/>
+        </w:rPr>
+        <w:fldChar w:fldCharType="begin"/>
+      </w:r>
+      <w:r>
+        <w:rPr>
+          <w:rFonts w:asciiTheme="minorEastAsia" w:eastAsiaTheme="minorEastAsia" w:hAnsiTheme="minorEastAsia"/>
+        </w:rPr>
+        <w:instrText xml:space="preserve"> </w:instrText>
+      </w:r>
+      <w:r>
+        <w:rPr>
+          <w:rFonts w:asciiTheme="minorEastAsia" w:eastAsiaTheme="minorEastAsia" w:hAnsiTheme="minorEastAsia" w:hint="eastAsia"/>
+        </w:rPr>
+        <w:instrText>SEQ 表 \* ARABIC</w:instrText>
+      </w:r>
+      <w:r>
+        <w:rPr>
+          <w:rFonts w:asciiTheme="minorEastAsia" w:eastAsiaTheme="minorEastAsia" w:hAnsiTheme="minorEastAsia"/>
+        </w:rPr>
+        <w:instrText xml:space="preserve"> </w:instrText>
+      </w:r>
+      <w:r>
+        <w:rPr>
+          <w:rFonts w:asciiTheme="minorEastAsia" w:eastAsiaTheme="minorEastAsia" w:hAnsiTheme="minorEastAsia"/>
+        </w:rPr>
+        <w:fldChar w:fldCharType="separate"/>
+      </w:r>
+      <w:r>
+        <w:rPr>
+          <w:rFonts w:asciiTheme="minorEastAsia" w:eastAsiaTheme="minorEastAsia" w:hAnsiTheme="minorEastAsia"/>
+          <w:noProof/>
+        </w:rPr>
+        <w:t>2</w:t>
+      </w:r>
+      <w:r>
+        <w:rPr>
+          <w:rFonts w:asciiTheme="minorEastAsia" w:eastAsiaTheme="minorEastAsia" w:hAnsiTheme="minorEastAsia"/>
+        </w:rPr>
+        <w:fldChar w:fldCharType="end"/>
+      </w:r>
+      <w:r>
+        <w:rPr>
+          <w:rFonts w:asciiTheme="minorEastAsia" w:eastAsiaTheme="minorEastAsia" w:hAnsiTheme="minorEastAsia" w:hint="eastAsia"/>
+        </w:rPr>
+        <w:t xml:space="preserve"> 特征与分类结果</w:t>
       </w:r>
     </w:p>
     <w:tbl>
@@ -1231,7 +1448,13 @@
               <w:t xml:space="preserve">rue </w:t>
             </w:r>
             <w:r>
-              <w:t>prob</w:t>
+              <w:rPr>
+                <w:rFonts w:hint="eastAsia"/>
+              </w:rPr>
+              <w:t>P</w:t>
+            </w:r>
+            <w:r>
+              <w:t>rob</w:t>
             </w:r>
             <w:r>
               <w:rPr>
@@ -1387,8 +1610,7 @@
               <w:rPr>
                 <w:rFonts w:hint="eastAsia"/>
               </w:rPr>
-              <w:lastRenderedPageBreak/>
-              <w:t>2</w:t>
+              <w:t>3</w:t>
             </w:r>
           </w:p>
         </w:tc>
@@ -1460,7 +1682,7 @@
               <w:rPr>
                 <w:rFonts w:hint="eastAsia"/>
               </w:rPr>
-              <w:t>3</w:t>
+              <w:t>4</w:t>
             </w:r>
           </w:p>
         </w:tc>
@@ -1523,7 +1745,7 @@
               <w:rPr>
                 <w:rFonts w:hint="eastAsia"/>
               </w:rPr>
-              <w:t>4</w:t>
+              <w:t>5</w:t>
             </w:r>
           </w:p>
         </w:tc>
@@ -1586,7 +1808,7 @@
               <w:rPr>
                 <w:rFonts w:hint="eastAsia"/>
               </w:rPr>
-              <w:t>5</w:t>
+              <w:t>6</w:t>
             </w:r>
           </w:p>
         </w:tc>
@@ -1649,7 +1871,7 @@
               <w:rPr>
                 <w:rFonts w:hint="eastAsia"/>
               </w:rPr>
-              <w:t>6</w:t>
+              <w:t>7</w:t>
             </w:r>
           </w:p>
         </w:tc>
@@ -1715,7 +1937,7 @@
               <w:rPr>
                 <w:rFonts w:hint="eastAsia"/>
               </w:rPr>
-              <w:t>7</w:t>
+              <w:t>8</w:t>
             </w:r>
           </w:p>
         </w:tc>
@@ -1796,7 +2018,7 @@
               <w:rPr>
                 <w:rFonts w:hint="eastAsia"/>
               </w:rPr>
-              <w:t>8</w:t>
+              <w:t>9</w:t>
             </w:r>
           </w:p>
         </w:tc>
@@ -1871,7 +2093,7 @@
               <w:rPr>
                 <w:rFonts w:hint="eastAsia"/>
               </w:rPr>
-              <w:t>9</w:t>
+              <w:t>10</w:t>
             </w:r>
           </w:p>
         </w:tc>
@@ -1945,6 +2167,9 @@
       </w:r>
     </w:p>
     <w:p>
+      <w:pPr>
+        <w:ind w:firstLineChars="200" w:firstLine="420"/>
+      </w:pPr>
       <w:r>
         <w:rPr>
           <w:rFonts w:hint="eastAsia"/>
@@ -2031,6 +2256,9 @@
       </w:r>
     </w:p>
     <w:p>
+      <w:pPr>
+        <w:ind w:firstLineChars="200" w:firstLine="420"/>
+      </w:pPr>
       <w:r>
         <w:rPr>
           <w:rFonts w:hint="eastAsia"/>
@@ -2045,6 +2273,9 @@
       </w:r>
     </w:p>
     <w:p>
+      <w:pPr>
+        <w:ind w:firstLineChars="200" w:firstLine="420"/>
+      </w:pPr>
       <w:r>
         <w:rPr>
           <w:rFonts w:hint="eastAsia"/>
@@ -2059,6 +2290,9 @@
       </w:r>
     </w:p>
     <w:p>
+      <w:pPr>
+        <w:ind w:firstLineChars="200" w:firstLine="420"/>
+      </w:pPr>
       <w:r>
         <w:rPr>
           <w:rFonts w:hint="eastAsia"/>
@@ -2082,6 +2316,71 @@
           <w:rFonts w:hint="eastAsia"/>
         </w:rPr>
         <w:t>，</w:t>
+      </w:r>
+    </w:p>
+    <w:p>
+      <w:pPr>
+        <w:pStyle w:val="a6"/>
+        <w:keepNext/>
+        <w:jc w:val="center"/>
+        <w:rPr>
+          <w:rFonts w:asciiTheme="minorEastAsia" w:eastAsiaTheme="minorEastAsia" w:hAnsiTheme="minorEastAsia"/>
+        </w:rPr>
+      </w:pPr>
+      <w:r>
+        <w:rPr>
+          <w:rFonts w:asciiTheme="minorEastAsia" w:eastAsiaTheme="minorEastAsia" w:hAnsiTheme="minorEastAsia" w:hint="eastAsia"/>
+        </w:rPr>
+        <w:t xml:space="preserve">表 </w:t>
+      </w:r>
+      <w:r>
+        <w:rPr>
+          <w:rFonts w:asciiTheme="minorEastAsia" w:eastAsiaTheme="minorEastAsia" w:hAnsiTheme="minorEastAsia"/>
+        </w:rPr>
+        <w:fldChar w:fldCharType="begin"/>
+      </w:r>
+      <w:r>
+        <w:rPr>
+          <w:rFonts w:asciiTheme="minorEastAsia" w:eastAsiaTheme="minorEastAsia" w:hAnsiTheme="minorEastAsia"/>
+        </w:rPr>
+        <w:instrText xml:space="preserve"> </w:instrText>
+      </w:r>
+      <w:r>
+        <w:rPr>
+          <w:rFonts w:asciiTheme="minorEastAsia" w:eastAsiaTheme="minorEastAsia" w:hAnsiTheme="minorEastAsia" w:hint="eastAsia"/>
+        </w:rPr>
+        <w:instrText>SEQ 表 \* ARABIC</w:instrText>
+      </w:r>
+      <w:r>
+        <w:rPr>
+          <w:rFonts w:asciiTheme="minorEastAsia" w:eastAsiaTheme="minorEastAsia" w:hAnsiTheme="minorEastAsia"/>
+        </w:rPr>
+        <w:instrText xml:space="preserve"> </w:instrText>
+      </w:r>
+      <w:r>
+        <w:rPr>
+          <w:rFonts w:asciiTheme="minorEastAsia" w:eastAsiaTheme="minorEastAsia" w:hAnsiTheme="minorEastAsia"/>
+        </w:rPr>
+        <w:fldChar w:fldCharType="separate"/>
+      </w:r>
+      <w:r>
+        <w:rPr>
+          <w:rFonts w:asciiTheme="minorEastAsia" w:eastAsiaTheme="minorEastAsia" w:hAnsiTheme="minorEastAsia"/>
+          <w:noProof/>
+        </w:rPr>
+        <w:t>3</w:t>
+      </w:r>
+      <w:r>
+        <w:rPr>
+          <w:rFonts w:asciiTheme="minorEastAsia" w:eastAsiaTheme="minorEastAsia" w:hAnsiTheme="minorEastAsia"/>
+        </w:rPr>
+        <w:fldChar w:fldCharType="end"/>
+      </w:r>
+      <w:r>
+        <w:rPr>
+          <w:rFonts w:asciiTheme="minorEastAsia" w:eastAsiaTheme="minorEastAsia" w:hAnsiTheme="minorEastAsia" w:hint="eastAsia"/>
+        </w:rPr>
+        <w:t>特征抽取所需时间</w:t>
       </w:r>
     </w:p>
     <w:tbl>
@@ -2608,150 +2907,200 @@
     </w:tbl>
     <w:p>
       <w:pPr>
-        <w:rPr>
-          <w:rFonts w:hint="eastAsia"/>
-        </w:rPr>
+        <w:ind w:firstLineChars="200" w:firstLine="420"/>
       </w:pPr>
       <w:r>
+        <w:lastRenderedPageBreak/>
+        <w:t>从上表的分析可以看出，样本的特征提取耗时较大，</w:t>
+      </w:r>
+      <w:r>
         <w:t>不适用于实时分类场合</w:t>
+      </w:r>
+    </w:p>
+    <w:p/>
+    <w:p>
+      <w:pPr>
+        <w:rPr>
+          <w:b/>
+          <w:sz w:val="24"/>
+          <w:szCs w:val="24"/>
+        </w:rPr>
+      </w:pPr>
+      <w:r>
+        <w:rPr>
+          <w:rFonts w:hint="eastAsia"/>
+          <w:b/>
+          <w:sz w:val="24"/>
+          <w:szCs w:val="24"/>
+        </w:rPr>
+        <w:t>六、测试与验证</w:t>
+      </w:r>
+    </w:p>
+    <w:p>
+      <w:r>
+        <w:rPr>
+          <w:rFonts w:hint="eastAsia"/>
+        </w:rPr>
+        <w:t>6.1</w:t>
+      </w:r>
+      <w:r>
+        <w:rPr>
+          <w:rFonts w:hint="eastAsia"/>
+        </w:rPr>
+        <w:t xml:space="preserve">　</w:t>
+      </w:r>
+      <w:r>
+        <w:rPr>
+          <w:rFonts w:hint="eastAsia"/>
+        </w:rPr>
+        <w:t xml:space="preserve"> image +</w:t>
+      </w:r>
+      <w:r>
+        <w:rPr>
+          <w:rFonts w:hint="eastAsia"/>
+        </w:rPr>
+        <w:t>图像特征抽取算法</w:t>
       </w:r>
     </w:p>
     <w:p>
       <w:pPr>
-        <w:rPr>
-          <w:rFonts w:hint="eastAsia"/>
-        </w:rPr>
+        <w:ind w:firstLineChars="200" w:firstLine="420"/>
       </w:pPr>
+      <w:r>
+        <w:rPr>
+          <w:rFonts w:hint="eastAsia"/>
+        </w:rPr>
+        <w:t>从实用性角度上来说，</w:t>
+      </w:r>
+      <w:r>
+        <w:rPr>
+          <w:rFonts w:hint="eastAsia"/>
+        </w:rPr>
+        <w:t xml:space="preserve"> ASM</w:t>
+      </w:r>
+      <w:r>
+        <w:rPr>
+          <w:rFonts w:hint="eastAsia"/>
+        </w:rPr>
+        <w:t>文件需要经过代码反转，由于机器码解析需要特定的工具和方法，并且很多的病毒开发者使用反反转</w:t>
+      </w:r>
+      <w:r>
+        <w:rPr>
+          <w:rFonts w:hint="eastAsia"/>
+        </w:rPr>
+        <w:t>手段</w:t>
+      </w:r>
+      <w:r>
+        <w:rPr>
+          <w:rFonts w:hint="eastAsia"/>
+        </w:rPr>
+        <w:t>，反转是件困难的事情，所以优先应该考虑</w:t>
+      </w:r>
+      <w:r>
+        <w:rPr>
+          <w:rFonts w:hint="eastAsia"/>
+        </w:rPr>
+        <w:t>bytes</w:t>
+      </w:r>
+      <w:r>
+        <w:rPr>
+          <w:rFonts w:hint="eastAsia"/>
+        </w:rPr>
+        <w:t>文件。</w:t>
+      </w:r>
     </w:p>
     <w:p>
       <w:pPr>
-        <w:rPr>
-          <w:rFonts w:hint="eastAsia"/>
-        </w:rPr>
+        <w:ind w:firstLineChars="200" w:firstLine="420"/>
       </w:pPr>
       <w:r>
         <w:rPr>
           <w:rFonts w:hint="eastAsia"/>
         </w:rPr>
-        <w:t>六、测试与验证：</w:t>
+        <w:t>ASM</w:t>
+      </w:r>
+      <w:r>
+        <w:rPr>
+          <w:rFonts w:hint="eastAsia"/>
+        </w:rPr>
+        <w:t>文件相比</w:t>
+      </w:r>
+      <w:r>
+        <w:rPr>
+          <w:rFonts w:hint="eastAsia"/>
+        </w:rPr>
+        <w:t>bytes</w:t>
+      </w:r>
+      <w:r>
+        <w:rPr>
+          <w:rFonts w:hint="eastAsia"/>
+        </w:rPr>
+        <w:t>文件拥有了更多的信息，包括汇编语句、解析出来的数据，资源信息等，故而可以得到更好的分类效果</w:t>
       </w:r>
     </w:p>
     <w:p>
       <w:pPr>
-        <w:rPr>
-          <w:rFonts w:hint="eastAsia"/>
-          <w:b/>
+        <w:pStyle w:val="a6"/>
+        <w:keepNext/>
+        <w:jc w:val="center"/>
+        <w:rPr>
+          <w:rFonts w:asciiTheme="minorEastAsia" w:eastAsiaTheme="minorEastAsia" w:hAnsiTheme="minorEastAsia"/>
         </w:rPr>
       </w:pPr>
       <w:r>
         <w:rPr>
-          <w:rFonts w:hint="eastAsia"/>
-          <w:b/>
-        </w:rPr>
-        <w:t>6.1</w:t>
-      </w:r>
-      <w:r>
-        <w:rPr>
-          <w:rFonts w:hint="eastAsia"/>
-          <w:b/>
-        </w:rPr>
-        <w:t xml:space="preserve">　</w:t>
-      </w:r>
-      <w:r>
-        <w:rPr>
-          <w:rFonts w:hint="eastAsia"/>
-          <w:b/>
-        </w:rPr>
-        <w:t xml:space="preserve"> image +</w:t>
-      </w:r>
-      <w:r>
-        <w:rPr>
-          <w:rFonts w:hint="eastAsia"/>
-          <w:b/>
-        </w:rPr>
-        <w:t>ＰＣＡ</w:t>
-      </w:r>
-    </w:p>
-    <w:p>
-      <w:pPr>
-        <w:rPr>
-          <w:rFonts w:hint="eastAsia"/>
-        </w:rPr>
-      </w:pPr>
-      <w:r>
-        <w:rPr>
-          <w:rFonts w:hint="eastAsia"/>
-        </w:rPr>
-        <w:t>总的来说：</w:t>
-      </w:r>
-    </w:p>
-    <w:p>
-      <w:pPr>
-        <w:rPr>
-          <w:rFonts w:hint="eastAsia"/>
-        </w:rPr>
-      </w:pPr>
-      <w:r>
-        <w:rPr>
-          <w:rFonts w:hint="eastAsia"/>
-        </w:rPr>
-        <w:t>从实用性角度上来说，</w:t>
-      </w:r>
-      <w:r>
-        <w:rPr>
-          <w:rFonts w:hint="eastAsia"/>
-        </w:rPr>
-        <w:t xml:space="preserve"> ASM</w:t>
-      </w:r>
-      <w:r>
-        <w:rPr>
-          <w:rFonts w:hint="eastAsia"/>
-        </w:rPr>
-        <w:t>文件需要经过代码反转，由于机器码解析需要特定的工具和方法，并且很多的病毒开发者使用反反转方法，反转是件困难的事情，所以优先应该考虑</w:t>
-      </w:r>
-      <w:r>
-        <w:rPr>
-          <w:rFonts w:hint="eastAsia"/>
-        </w:rPr>
-        <w:t>bytes</w:t>
-      </w:r>
-      <w:r>
-        <w:rPr>
-          <w:rFonts w:hint="eastAsia"/>
-        </w:rPr>
-        <w:t>文件。</w:t>
-      </w:r>
-    </w:p>
-    <w:p>
-      <w:pPr>
-        <w:rPr>
-          <w:rFonts w:hint="eastAsia"/>
-        </w:rPr>
-      </w:pPr>
-      <w:r>
-        <w:rPr>
-          <w:rFonts w:hint="eastAsia"/>
-        </w:rPr>
-        <w:lastRenderedPageBreak/>
-        <w:t>ASM</w:t>
-      </w:r>
-      <w:r>
-        <w:rPr>
-          <w:rFonts w:hint="eastAsia"/>
-        </w:rPr>
-        <w:t>文件相比</w:t>
-      </w:r>
-      <w:r>
-        <w:rPr>
-          <w:rFonts w:hint="eastAsia"/>
-        </w:rPr>
-        <w:t>bytes</w:t>
-      </w:r>
-      <w:r>
-        <w:rPr>
-          <w:rFonts w:hint="eastAsia"/>
-        </w:rPr>
-        <w:t>文件拥有了更多的信息，包括汇编语句、解析出来的数据，资源信息等，故而可以得到更好的分类效果</w:t>
+          <w:rFonts w:asciiTheme="minorEastAsia" w:eastAsiaTheme="minorEastAsia" w:hAnsiTheme="minorEastAsia" w:hint="eastAsia"/>
+        </w:rPr>
+        <w:t xml:space="preserve">表 </w:t>
+      </w:r>
+      <w:r>
+        <w:rPr>
+          <w:rFonts w:asciiTheme="minorEastAsia" w:eastAsiaTheme="minorEastAsia" w:hAnsiTheme="minorEastAsia"/>
+        </w:rPr>
+        <w:fldChar w:fldCharType="begin"/>
+      </w:r>
+      <w:r>
+        <w:rPr>
+          <w:rFonts w:asciiTheme="minorEastAsia" w:eastAsiaTheme="minorEastAsia" w:hAnsiTheme="minorEastAsia"/>
+        </w:rPr>
+        <w:instrText xml:space="preserve"> </w:instrText>
+      </w:r>
+      <w:r>
+        <w:rPr>
+          <w:rFonts w:asciiTheme="minorEastAsia" w:eastAsiaTheme="minorEastAsia" w:hAnsiTheme="minorEastAsia" w:hint="eastAsia"/>
+        </w:rPr>
+        <w:instrText>SEQ 表 \* ARABIC</w:instrText>
+      </w:r>
+      <w:r>
+        <w:rPr>
+          <w:rFonts w:asciiTheme="minorEastAsia" w:eastAsiaTheme="minorEastAsia" w:hAnsiTheme="minorEastAsia"/>
+        </w:rPr>
+        <w:instrText xml:space="preserve"> </w:instrText>
+      </w:r>
+      <w:r>
+        <w:rPr>
+          <w:rFonts w:asciiTheme="minorEastAsia" w:eastAsiaTheme="minorEastAsia" w:hAnsiTheme="minorEastAsia"/>
+        </w:rPr>
+        <w:fldChar w:fldCharType="separate"/>
+      </w:r>
+      <w:r>
+        <w:rPr>
+          <w:rFonts w:asciiTheme="minorEastAsia" w:eastAsiaTheme="minorEastAsia" w:hAnsiTheme="minorEastAsia"/>
+          <w:noProof/>
+        </w:rPr>
+        <w:t>4</w:t>
+      </w:r>
+      <w:r>
+        <w:rPr>
+          <w:rFonts w:asciiTheme="minorEastAsia" w:eastAsiaTheme="minorEastAsia" w:hAnsiTheme="minorEastAsia"/>
+        </w:rPr>
+        <w:fldChar w:fldCharType="end"/>
+      </w:r>
+      <w:r>
+        <w:rPr>
+          <w:rFonts w:asciiTheme="minorEastAsia" w:eastAsiaTheme="minorEastAsia" w:hAnsiTheme="minorEastAsia" w:hint="eastAsia"/>
+        </w:rPr>
+        <w:t xml:space="preserve"> PCA与文件图像</w:t>
       </w:r>
     </w:p>
     <w:tbl>
@@ -2773,19 +3122,8 @@
             <w:tcW w:w="1930" w:type="dxa"/>
           </w:tcPr>
           <w:p>
-            <w:pPr>
-              <w:rPr>
-                <w:rFonts w:hint="eastAsia"/>
-              </w:rPr>
-            </w:pPr>
-            <w:r>
-              <w:t>I</w:t>
-            </w:r>
-            <w:r>
-              <w:rPr>
-                <w:rFonts w:hint="eastAsia"/>
-              </w:rPr>
-              <w:t>mage</w:t>
+            <w:r>
+              <w:t>方法</w:t>
             </w:r>
           </w:p>
         </w:tc>
@@ -2794,11 +3132,6 @@
             <w:tcW w:w="1741" w:type="dxa"/>
           </w:tcPr>
           <w:p>
-            <w:pPr>
-              <w:rPr>
-                <w:rFonts w:hint="eastAsia"/>
-              </w:rPr>
-            </w:pPr>
             <w:r>
               <w:t>A</w:t>
             </w:r>
@@ -2808,6 +3141,12 @@
               </w:rPr>
               <w:t>sm</w:t>
             </w:r>
+            <w:r>
+              <w:rPr>
+                <w:rFonts w:hint="eastAsia"/>
+              </w:rPr>
+              <w:t>文件图像</w:t>
+            </w:r>
           </w:p>
         </w:tc>
         <w:tc>
@@ -2828,11 +3167,6 @@
             <w:tcW w:w="1741" w:type="dxa"/>
           </w:tcPr>
           <w:p>
-            <w:pPr>
-              <w:rPr>
-                <w:rFonts w:hint="eastAsia"/>
-              </w:rPr>
-            </w:pPr>
             <w:r>
               <w:t>B</w:t>
             </w:r>
@@ -2841,6 +3175,12 @@
                 <w:rFonts w:hint="eastAsia"/>
               </w:rPr>
               <w:t>ytes</w:t>
+            </w:r>
+            <w:r>
+              <w:rPr>
+                <w:rFonts w:hint="eastAsia"/>
+              </w:rPr>
+              <w:t>文件图像</w:t>
             </w:r>
           </w:p>
         </w:tc>
@@ -2861,11 +3201,6 @@
             <w:tcW w:w="1930" w:type="dxa"/>
           </w:tcPr>
           <w:p>
-            <w:pPr>
-              <w:rPr>
-                <w:rFonts w:hint="eastAsia"/>
-              </w:rPr>
-            </w:pPr>
             <w:r>
               <w:rPr>
                 <w:rFonts w:hint="eastAsia"/>
@@ -2897,11 +3232,6 @@
             <w:tcW w:w="1741" w:type="dxa"/>
           </w:tcPr>
           <w:p>
-            <w:pPr>
-              <w:rPr>
-                <w:rFonts w:hint="eastAsia"/>
-              </w:rPr>
-            </w:pPr>
             <w:r>
               <w:rPr>
                 <w:rFonts w:hint="eastAsia"/>
@@ -2914,24 +3244,13 @@
           <w:tcPr>
             <w:tcW w:w="1499" w:type="dxa"/>
           </w:tcPr>
-          <w:p>
-            <w:pPr>
-              <w:rPr>
-                <w:rFonts w:hint="eastAsia"/>
-              </w:rPr>
-            </w:pPr>
-          </w:p>
+          <w:p/>
         </w:tc>
         <w:tc>
           <w:tcPr>
             <w:tcW w:w="1741" w:type="dxa"/>
           </w:tcPr>
           <w:p>
-            <w:pPr>
-              <w:rPr>
-                <w:rFonts w:hint="eastAsia"/>
-              </w:rPr>
-            </w:pPr>
             <w:r>
               <w:rPr>
                 <w:rFonts w:hint="eastAsia"/>
@@ -2944,13 +3263,7 @@
           <w:tcPr>
             <w:tcW w:w="1611" w:type="dxa"/>
           </w:tcPr>
-          <w:p>
-            <w:pPr>
-              <w:rPr>
-                <w:rFonts w:hint="eastAsia"/>
-              </w:rPr>
-            </w:pPr>
-          </w:p>
+          <w:p/>
         </w:tc>
       </w:tr>
       <w:tr>
@@ -2959,11 +3272,6 @@
             <w:tcW w:w="1930" w:type="dxa"/>
           </w:tcPr>
           <w:p>
-            <w:pPr>
-              <w:rPr>
-                <w:rFonts w:hint="eastAsia"/>
-              </w:rPr>
-            </w:pPr>
             <w:r>
               <w:rPr>
                 <w:rFonts w:hint="eastAsia"/>
@@ -2995,11 +3303,6 @@
             <w:tcW w:w="1741" w:type="dxa"/>
           </w:tcPr>
           <w:p>
-            <w:pPr>
-              <w:rPr>
-                <w:rFonts w:hint="eastAsia"/>
-              </w:rPr>
-            </w:pPr>
             <w:r>
               <w:rPr>
                 <w:rFonts w:hint="eastAsia"/>
@@ -3013,11 +3316,6 @@
             <w:tcW w:w="1499" w:type="dxa"/>
           </w:tcPr>
           <w:p>
-            <w:pPr>
-              <w:rPr>
-                <w:rFonts w:hint="eastAsia"/>
-              </w:rPr>
-            </w:pPr>
             <w:r>
               <w:rPr>
                 <w:rFonts w:hint="eastAsia"/>
@@ -3030,6 +3328,24 @@
               </w:rPr>
               <w:t>提高了，但整体的正概率降低</w:t>
             </w:r>
+            <w:r>
+              <w:rPr>
+                <w:rFonts w:hint="eastAsia"/>
+              </w:rPr>
+              <w:t>，如正确识别概率高于</w:t>
+            </w:r>
+            <w:r>
+              <w:rPr>
+                <w:rFonts w:hint="eastAsia"/>
+              </w:rPr>
+              <w:t>90%</w:t>
+            </w:r>
+            <w:r>
+              <w:rPr>
+                <w:rFonts w:hint="eastAsia"/>
+              </w:rPr>
+              <w:t>的样本数减少</w:t>
+            </w:r>
           </w:p>
         </w:tc>
         <w:tc>
@@ -3037,11 +3353,6 @@
             <w:tcW w:w="1741" w:type="dxa"/>
           </w:tcPr>
           <w:p>
-            <w:pPr>
-              <w:rPr>
-                <w:rFonts w:hint="eastAsia"/>
-              </w:rPr>
-            </w:pPr>
             <w:r>
               <w:t>86.99%</w:t>
             </w:r>
@@ -3052,11 +3363,6 @@
             <w:tcW w:w="1611" w:type="dxa"/>
           </w:tcPr>
           <w:p>
-            <w:pPr>
-              <w:rPr>
-                <w:rFonts w:hint="eastAsia"/>
-              </w:rPr>
-            </w:pPr>
             <w:r>
               <w:rPr>
                 <w:rFonts w:hint="eastAsia"/>
@@ -3072,46 +3378,11 @@
             <w:tcW w:w="1930" w:type="dxa"/>
           </w:tcPr>
           <w:p>
-            <w:pPr>
-              <w:rPr>
-                <w:rFonts w:hint="eastAsia"/>
-              </w:rPr>
-            </w:pPr>
-            <w:r>
-              <w:rPr>
-                <w:rFonts w:hint="eastAsia"/>
-              </w:rPr>
-              <w:t>PCA</w:t>
-            </w:r>
-            <w:r>
-              <w:rPr>
-                <w:rFonts w:hint="eastAsia"/>
-              </w:rPr>
-              <w:t>(</w:t>
-            </w:r>
-            <w:r>
-              <w:rPr>
-                <w:rFonts w:hint="eastAsia"/>
-              </w:rPr>
-              <w:t>10000 -</w:t>
-            </w:r>
-            <w:r>
-              <w:rPr>
-                <w:rFonts w:hint="eastAsia"/>
-              </w:rPr>
-              <w:t>&gt;12</w:t>
-            </w:r>
-            <w:r>
-              <w:rPr>
-                <w:rFonts w:hint="eastAsia"/>
-              </w:rPr>
-              <w:t>0</w:t>
-            </w:r>
-            <w:r>
-              <w:rPr>
-                <w:rFonts w:hint="eastAsia"/>
-              </w:rPr>
-              <w:t>)(</w:t>
+            <w:r>
+              <w:rPr>
+                <w:rFonts w:hint="eastAsia"/>
+              </w:rPr>
+              <w:t>PCA(10000 -&gt;120)(</w:t>
             </w:r>
             <w:r>
               <w:rPr>
@@ -3132,11 +3403,6 @@
             <w:tcW w:w="1741" w:type="dxa"/>
           </w:tcPr>
           <w:p>
-            <w:pPr>
-              <w:rPr>
-                <w:rFonts w:hint="eastAsia"/>
-              </w:rPr>
-            </w:pPr>
             <w:r>
               <w:rPr>
                 <w:rFonts w:hint="eastAsia"/>
@@ -3149,13 +3415,7 @@
           <w:tcPr>
             <w:tcW w:w="1499" w:type="dxa"/>
           </w:tcPr>
-          <w:p>
-            <w:pPr>
-              <w:rPr>
-                <w:rFonts w:hint="eastAsia"/>
-              </w:rPr>
-            </w:pPr>
-          </w:p>
+          <w:p/>
         </w:tc>
         <w:tc>
           <w:tcPr>
@@ -3174,17 +3434,105 @@
           <w:tcPr>
             <w:tcW w:w="1611" w:type="dxa"/>
           </w:tcPr>
-          <w:p>
-            <w:pPr>
-              <w:rPr>
-                <w:rFonts w:hint="eastAsia"/>
-              </w:rPr>
-            </w:pPr>
-          </w:p>
+          <w:p/>
         </w:tc>
       </w:tr>
     </w:tbl>
-    <w:p/>
+    <w:p>
+      <w:pPr>
+        <w:rPr>
+          <w:sz w:val="18"/>
+          <w:szCs w:val="18"/>
+        </w:rPr>
+      </w:pPr>
+      <w:r>
+        <w:rPr>
+          <w:sz w:val="18"/>
+          <w:szCs w:val="18"/>
+        </w:rPr>
+        <w:t>附：</w:t>
+      </w:r>
+      <w:r>
+        <w:rPr>
+          <w:rFonts w:hint="eastAsia"/>
+          <w:sz w:val="18"/>
+          <w:szCs w:val="18"/>
+        </w:rPr>
+        <w:t>PCA</w:t>
+      </w:r>
+      <w:r>
+        <w:rPr>
+          <w:rFonts w:hint="eastAsia"/>
+          <w:sz w:val="18"/>
+          <w:szCs w:val="18"/>
+        </w:rPr>
+        <w:t>（</w:t>
+      </w:r>
+      <w:r>
+        <w:rPr>
+          <w:rFonts w:hint="eastAsia"/>
+          <w:sz w:val="18"/>
+          <w:szCs w:val="18"/>
+        </w:rPr>
+        <w:t>10000 -&gt; 100</w:t>
+      </w:r>
+      <w:r>
+        <w:rPr>
+          <w:rFonts w:hint="eastAsia"/>
+          <w:sz w:val="18"/>
+          <w:szCs w:val="18"/>
+        </w:rPr>
+        <w:t>）指的是</w:t>
+      </w:r>
+      <w:r>
+        <w:rPr>
+          <w:rFonts w:hint="eastAsia"/>
+          <w:sz w:val="18"/>
+          <w:szCs w:val="18"/>
+        </w:rPr>
+        <w:t>10000</w:t>
+      </w:r>
+      <w:r>
+        <w:rPr>
+          <w:rFonts w:hint="eastAsia"/>
+          <w:sz w:val="18"/>
+          <w:szCs w:val="18"/>
+        </w:rPr>
+        <w:t>维的特征，经过</w:t>
+      </w:r>
+      <w:r>
+        <w:rPr>
+          <w:rFonts w:hint="eastAsia"/>
+          <w:sz w:val="18"/>
+          <w:szCs w:val="18"/>
+        </w:rPr>
+        <w:t>PCA</w:t>
+      </w:r>
+      <w:r>
+        <w:rPr>
+          <w:rFonts w:hint="eastAsia"/>
+          <w:sz w:val="18"/>
+          <w:szCs w:val="18"/>
+        </w:rPr>
+        <w:t>降维到</w:t>
+      </w:r>
+      <w:r>
+        <w:rPr>
+          <w:rFonts w:hint="eastAsia"/>
+          <w:sz w:val="18"/>
+          <w:szCs w:val="18"/>
+        </w:rPr>
+        <w:t>100</w:t>
+      </w:r>
+      <w:r>
+        <w:rPr>
+          <w:rFonts w:hint="eastAsia"/>
+          <w:sz w:val="18"/>
+          <w:szCs w:val="18"/>
+        </w:rPr>
+        <w:t>（主成份个数）</w:t>
+      </w:r>
+    </w:p>
     <w:sectPr>
       <w:pgSz w:w="11906" w:h="16838"/>
       <w:pgMar w:top="1440" w:right="1800" w:bottom="1440" w:left="1800" w:header="851" w:footer="992" w:gutter="0"/>
@@ -3231,6 +3579,127 @@
     </w:p>
   </w:footnote>
 </w:footnotes>
+</file>
+
+<file path=word/numbering.xml><?xml version="1.0" encoding="utf-8"?>
+<w:numbering xmlns:ve="http://schemas.openxmlformats.org/markup-compatibility/2006" xmlns:o="urn:schemas-microsoft-com:office:office" xmlns:r="http://schemas.openxmlformats.org/officeDocument/2006/relationships" xmlns:m="http://schemas.openxmlformats.org/officeDocument/2006/math" xmlns:v="urn:schemas-microsoft-com:vml" xmlns:wp="http://schemas.openxmlformats.org/drawingml/2006/wordprocessingDrawing" xmlns:w10="urn:schemas-microsoft-com:office:word" xmlns:w="http://schemas.openxmlformats.org/wordprocessingml/2006/main" xmlns:wne="http://schemas.microsoft.com/office/word/2006/wordml">
+  <w:abstractNum w:abstractNumId="0">
+    <w:nsid w:val="168C27DB"/>
+    <w:multiLevelType w:val="multilevel"/>
+    <w:tmpl w:val="760C2A4A"/>
+    <w:lvl w:ilvl="0">
+      <w:start w:val="1"/>
+      <w:numFmt w:val="decimal"/>
+      <w:lvlText w:val="%1."/>
+      <w:lvlJc w:val="left"/>
+      <w:pPr>
+        <w:tabs>
+          <w:tab w:val="num" w:pos="720"/>
+        </w:tabs>
+        <w:ind w:left="720" w:hanging="360"/>
+      </w:pPr>
+    </w:lvl>
+    <w:lvl w:ilvl="1" w:tentative="1">
+      <w:start w:val="1"/>
+      <w:numFmt w:val="decimal"/>
+      <w:lvlText w:val="%2."/>
+      <w:lvlJc w:val="left"/>
+      <w:pPr>
+        <w:tabs>
+          <w:tab w:val="num" w:pos="1440"/>
+        </w:tabs>
+        <w:ind w:left="1440" w:hanging="360"/>
+      </w:pPr>
+    </w:lvl>
+    <w:lvl w:ilvl="2" w:tentative="1">
+      <w:start w:val="1"/>
+      <w:numFmt w:val="decimal"/>
+      <w:lvlText w:val="%3."/>
+      <w:lvlJc w:val="left"/>
+      <w:pPr>
+        <w:tabs>
+          <w:tab w:val="num" w:pos="2160"/>
+        </w:tabs>
+        <w:ind w:left="2160" w:hanging="360"/>
+      </w:pPr>
+    </w:lvl>
+    <w:lvl w:ilvl="3" w:tentative="1">
+      <w:start w:val="1"/>
+      <w:numFmt w:val="decimal"/>
+      <w:lvlText w:val="%4."/>
+      <w:lvlJc w:val="left"/>
+      <w:pPr>
+        <w:tabs>
+          <w:tab w:val="num" w:pos="2880"/>
+        </w:tabs>
+        <w:ind w:left="2880" w:hanging="360"/>
+      </w:pPr>
+    </w:lvl>
+    <w:lvl w:ilvl="4" w:tentative="1">
+      <w:start w:val="1"/>
+      <w:numFmt w:val="decimal"/>
+      <w:lvlText w:val="%5."/>
+      <w:lvlJc w:val="left"/>
+      <w:pPr>
+        <w:tabs>
+          <w:tab w:val="num" w:pos="3600"/>
+        </w:tabs>
+        <w:ind w:left="3600" w:hanging="360"/>
+      </w:pPr>
+    </w:lvl>
+    <w:lvl w:ilvl="5" w:tentative="1">
+      <w:start w:val="1"/>
+      <w:numFmt w:val="decimal"/>
+      <w:lvlText w:val="%6."/>
+      <w:lvlJc w:val="left"/>
+      <w:pPr>
+        <w:tabs>
+          <w:tab w:val="num" w:pos="4320"/>
+        </w:tabs>
+        <w:ind w:left="4320" w:hanging="360"/>
+      </w:pPr>
+    </w:lvl>
+    <w:lvl w:ilvl="6" w:tentative="1">
+      <w:start w:val="1"/>
+      <w:numFmt w:val="decimal"/>
+      <w:lvlText w:val="%7."/>
+      <w:lvlJc w:val="left"/>
+      <w:pPr>
+        <w:tabs>
+          <w:tab w:val="num" w:pos="5040"/>
+        </w:tabs>
+        <w:ind w:left="5040" w:hanging="360"/>
+      </w:pPr>
+    </w:lvl>
+    <w:lvl w:ilvl="7" w:tentative="1">
+      <w:start w:val="1"/>
+      <w:numFmt w:val="decimal"/>
+      <w:lvlText w:val="%8."/>
+      <w:lvlJc w:val="left"/>
+      <w:pPr>
+        <w:tabs>
+          <w:tab w:val="num" w:pos="5760"/>
+        </w:tabs>
+        <w:ind w:left="5760" w:hanging="360"/>
+      </w:pPr>
+    </w:lvl>
+    <w:lvl w:ilvl="8" w:tentative="1">
+      <w:start w:val="1"/>
+      <w:numFmt w:val="decimal"/>
+      <w:lvlText w:val="%9."/>
+      <w:lvlJc w:val="left"/>
+      <w:pPr>
+        <w:tabs>
+          <w:tab w:val="num" w:pos="6480"/>
+        </w:tabs>
+        <w:ind w:left="6480" w:hanging="360"/>
+      </w:pPr>
+    </w:lvl>
+  </w:abstractNum>
+  <w:num w:numId="1">
+    <w:abstractNumId w:val="0"/>
+  </w:num>
+</w:numbering>
 </file>
 
 <file path=word/styles.xml><?xml version="1.0" encoding="utf-8"?>
@@ -3514,6 +3983,20 @@
         <w:right w:w="108" w:type="dxa"/>
       </w:tblCellMar>
     </w:tblPr>
+  </w:style>
+  <w:style w:type="paragraph" w:styleId="a6">
+    <w:name w:val="caption"/>
+    <w:basedOn w:val="a"/>
+    <w:next w:val="a"/>
+    <w:uiPriority w:val="35"/>
+    <w:unhideWhenUsed/>
+    <w:qFormat/>
+    <w:rsid w:val="002772D4"/>
+    <w:rPr>
+      <w:rFonts w:asciiTheme="majorHAnsi" w:eastAsia="黑体" w:hAnsiTheme="majorHAnsi" w:cstheme="majorBidi"/>
+      <w:sz w:val="20"/>
+      <w:szCs w:val="20"/>
+    </w:rPr>
   </w:style>
 </w:styles>
 </file>

--- a/MalwarePEDetection/TechnicalReports/kaggle小数据集实验结果.docx
+++ b/MalwarePEDetection/TechnicalReports/kaggle小数据集实验结果.docx
@@ -1,6 +1,6 @@
 
 <file path=word/document.xml><?xml version="1.0" encoding="utf-8"?>
-<w:document xmlns:ve="http://schemas.openxmlformats.org/markup-compatibility/2006" xmlns:o="urn:schemas-microsoft-com:office:office" xmlns:r="http://schemas.openxmlformats.org/officeDocument/2006/relationships" xmlns:m="http://schemas.openxmlformats.org/officeDocument/2006/math" xmlns:v="urn:schemas-microsoft-com:vml" xmlns:wp="http://schemas.openxmlformats.org/drawingml/2006/wordprocessingDrawing" xmlns:w10="urn:schemas-microsoft-com:office:word" xmlns:w="http://schemas.openxmlformats.org/wordprocessingml/2006/main" xmlns:wne="http://schemas.microsoft.com/office/word/2006/wordml">
+<w:document xmlns:wpc="http://schemas.microsoft.com/office/word/2010/wordprocessingCanvas" xmlns:mo="http://schemas.microsoft.com/office/mac/office/2008/main" xmlns:mc="http://schemas.openxmlformats.org/markup-compatibility/2006" xmlns:mv="urn:schemas-microsoft-com:mac:vml" xmlns:o="urn:schemas-microsoft-com:office:office" xmlns:r="http://schemas.openxmlformats.org/officeDocument/2006/relationships" xmlns:m="http://schemas.openxmlformats.org/officeDocument/2006/math" xmlns:v="urn:schemas-microsoft-com:vml" xmlns:wp14="http://schemas.microsoft.com/office/word/2010/wordprocessingDrawing" xmlns:wp="http://schemas.openxmlformats.org/drawingml/2006/wordprocessingDrawing" xmlns:w10="urn:schemas-microsoft-com:office:word" xmlns:w="http://schemas.openxmlformats.org/wordprocessingml/2006/main" xmlns:w14="http://schemas.microsoft.com/office/word/2010/wordml" xmlns:w15="http://schemas.microsoft.com/office/word/2012/wordml" xmlns:wpg="http://schemas.microsoft.com/office/word/2010/wordprocessingGroup" xmlns:wpi="http://schemas.microsoft.com/office/word/2010/wordprocessingInk" xmlns:wne="http://schemas.microsoft.com/office/word/2006/wordml" xmlns:wps="http://schemas.microsoft.com/office/word/2010/wordprocessingShape" mc:Ignorable="w14 w15 wp14">
   <w:body>
     <w:p>
       <w:pPr>
@@ -41,26 +41,31 @@
         <w:rPr>
           <w:rFonts w:hint="eastAsia"/>
           <w:b/>
-        </w:rPr>
-        <w:t>训练数据</w:t>
-      </w:r>
-      <w:r>
-        <w:rPr>
-          <w:rFonts w:hint="eastAsia"/>
-        </w:rPr>
-        <w:t>：</w:t>
-      </w:r>
-      <w:r>
-        <w:rPr>
-          <w:rFonts w:hint="eastAsia"/>
+          <w:color w:val="00B050"/>
+        </w:rPr>
+        <w:t>训练数据：</w:t>
+      </w:r>
+      <w:r>
+        <w:rPr>
+          <w:rFonts w:hint="eastAsia"/>
+          <w:b/>
+          <w:color w:val="00B050"/>
         </w:rPr>
         <w:t>600</w:t>
       </w:r>
       <w:r>
         <w:rPr>
           <w:rFonts w:hint="eastAsia"/>
-        </w:rPr>
-        <w:t>个样本（每个样本包括</w:t>
+          <w:b/>
+          <w:color w:val="00B050"/>
+        </w:rPr>
+        <w:t>个样本</w:t>
+      </w:r>
+      <w:r>
+        <w:rPr>
+          <w:rFonts w:hint="eastAsia"/>
+        </w:rPr>
+        <w:t>（每个样本包括</w:t>
       </w:r>
       <w:r>
         <w:rPr>
@@ -74,12 +79,14 @@
         </w:rPr>
         <w:t>一份</w:t>
       </w:r>
+      <w:proofErr w:type="spellStart"/>
       <w:r>
         <w:rPr>
           <w:rFonts w:hint="eastAsia"/>
         </w:rPr>
         <w:t>asm</w:t>
       </w:r>
+      <w:proofErr w:type="spellEnd"/>
       <w:r>
         <w:rPr>
           <w:rFonts w:hint="eastAsia"/>
@@ -96,19 +103,39 @@
         <w:rPr>
           <w:rFonts w:hint="eastAsia"/>
         </w:rPr>
-        <w:t>文件），样本分为三个类别（依据</w:t>
-      </w:r>
-      <w:r>
-        <w:rPr>
-          <w:rFonts w:hint="eastAsia"/>
+        <w:t>文件），样本分为三个类别（</w:t>
+      </w:r>
+      <w:r>
+        <w:rPr>
+          <w:rFonts w:hint="eastAsia"/>
+          <w:b/>
+          <w:color w:val="00B050"/>
+        </w:rPr>
+        <w:t>依据</w:t>
+      </w:r>
+      <w:proofErr w:type="spellStart"/>
+      <w:r>
+        <w:rPr>
+          <w:rFonts w:hint="eastAsia"/>
+          <w:b/>
+          <w:color w:val="00B050"/>
         </w:rPr>
         <w:t>Kaggle</w:t>
       </w:r>
-      <w:r>
-        <w:rPr>
-          <w:rFonts w:hint="eastAsia"/>
-        </w:rPr>
-        <w:t>比赛提供的分类标准），每个类别</w:t>
+      <w:proofErr w:type="spellEnd"/>
+      <w:r>
+        <w:rPr>
+          <w:rFonts w:hint="eastAsia"/>
+          <w:b/>
+          <w:color w:val="00B050"/>
+        </w:rPr>
+        <w:t>比赛提供的分类标准</w:t>
+      </w:r>
+      <w:r>
+        <w:rPr>
+          <w:rFonts w:hint="eastAsia"/>
+        </w:rPr>
+        <w:t>），每个类别</w:t>
       </w:r>
       <w:r>
         <w:rPr>
@@ -135,26 +162,31 @@
         <w:rPr>
           <w:rFonts w:hint="eastAsia"/>
           <w:b/>
-        </w:rPr>
-        <w:t>测试数据</w:t>
-      </w:r>
-      <w:r>
-        <w:rPr>
-          <w:rFonts w:hint="eastAsia"/>
-        </w:rPr>
-        <w:t>：</w:t>
-      </w:r>
-      <w:r>
-        <w:rPr>
-          <w:rFonts w:hint="eastAsia"/>
+          <w:color w:val="00B050"/>
+        </w:rPr>
+        <w:t>测试数据：</w:t>
+      </w:r>
+      <w:r>
+        <w:rPr>
+          <w:rFonts w:hint="eastAsia"/>
+          <w:b/>
+          <w:color w:val="00B050"/>
         </w:rPr>
         <w:t>569</w:t>
       </w:r>
       <w:r>
         <w:rPr>
           <w:rFonts w:hint="eastAsia"/>
-        </w:rPr>
-        <w:t>个样本（每个样本包括</w:t>
+          <w:b/>
+          <w:color w:val="00B050"/>
+        </w:rPr>
+        <w:t>个样本</w:t>
+      </w:r>
+      <w:r>
+        <w:rPr>
+          <w:rFonts w:hint="eastAsia"/>
+        </w:rPr>
+        <w:t>（每个样本包括</w:t>
       </w:r>
       <w:r>
         <w:rPr>
@@ -168,12 +200,14 @@
         </w:rPr>
         <w:t>一份</w:t>
       </w:r>
+      <w:proofErr w:type="spellStart"/>
       <w:r>
         <w:rPr>
           <w:rFonts w:hint="eastAsia"/>
         </w:rPr>
         <w:t>asm</w:t>
       </w:r>
+      <w:proofErr w:type="spellEnd"/>
       <w:r>
         <w:rPr>
           <w:rFonts w:hint="eastAsia"/>
@@ -265,14 +299,24 @@
           <w:sz w:val="24"/>
           <w:szCs w:val="24"/>
         </w:rPr>
-        <w:t>二、所提取的特征</w:t>
+        <w:t>二、所提取的</w:t>
+      </w:r>
+      <w:r>
+        <w:rPr>
+          <w:rFonts w:hint="eastAsia"/>
+          <w:b/>
+          <w:color w:val="00B050"/>
+          <w:sz w:val="24"/>
+          <w:szCs w:val="24"/>
+        </w:rPr>
+        <w:t>特征</w:t>
       </w:r>
     </w:p>
     <w:tbl>
       <w:tblPr>
-        <w:tblStyle w:val="a5"/>
+        <w:tblStyle w:val="TableGrid"/>
         <w:tblW w:w="5000" w:type="pct"/>
-        <w:tblLook w:val="04A0"/>
+        <w:tblLook w:val="04A0" w:firstRow="1" w:lastRow="0" w:firstColumn="1" w:lastColumn="0" w:noHBand="0" w:noVBand="1"/>
       </w:tblPr>
       <w:tblGrid>
         <w:gridCol w:w="2841"/>
@@ -370,8 +414,16 @@
               <w:rPr>
                 <w:rFonts w:hint="eastAsia"/>
               </w:rPr>
-              <w:t>Byte Ngram</w:t>
-            </w:r>
+              <w:t xml:space="preserve">Byte </w:t>
+            </w:r>
+            <w:proofErr w:type="spellStart"/>
+            <w:r>
+              <w:rPr>
+                <w:rFonts w:hint="eastAsia"/>
+              </w:rPr>
+              <w:t>Ngram</w:t>
+            </w:r>
+            <w:proofErr w:type="spellEnd"/>
           </w:p>
         </w:tc>
         <w:tc>
@@ -385,12 +437,14 @@
               </w:rPr>
               <w:t>统计</w:t>
             </w:r>
+            <w:proofErr w:type="spellStart"/>
             <w:r>
               <w:rPr>
                 <w:rFonts w:hint="eastAsia"/>
               </w:rPr>
               <w:t>ngram</w:t>
             </w:r>
+            <w:proofErr w:type="spellEnd"/>
             <w:r>
               <w:rPr>
                 <w:rFonts w:hint="eastAsia"/>
@@ -421,12 +475,14 @@
               </w:rPr>
               <w:t>），最大信息增益的</w:t>
             </w:r>
+            <w:proofErr w:type="spellStart"/>
             <w:r>
               <w:rPr>
                 <w:rFonts w:hint="eastAsia"/>
               </w:rPr>
               <w:t>Ngram</w:t>
             </w:r>
+            <w:proofErr w:type="spellEnd"/>
             <w:r>
               <w:rPr>
                 <w:rFonts w:hint="eastAsia"/>
@@ -503,8 +559,16 @@
               <w:rPr>
                 <w:rFonts w:hint="eastAsia"/>
               </w:rPr>
-              <w:t xml:space="preserve"> Freq</w:t>
-            </w:r>
+              <w:t xml:space="preserve"> </w:t>
+            </w:r>
+            <w:proofErr w:type="spellStart"/>
+            <w:r>
+              <w:rPr>
+                <w:rFonts w:hint="eastAsia"/>
+              </w:rPr>
+              <w:t>Freq</w:t>
+            </w:r>
+            <w:proofErr w:type="spellEnd"/>
           </w:p>
         </w:tc>
         <w:tc>
@@ -642,6 +706,7 @@
             <w:r>
               <w:t>在某个范围内，若存在感兴趣</w:t>
             </w:r>
+            <w:proofErr w:type="spellStart"/>
             <w:r>
               <w:t>byte</w:t>
             </w:r>
@@ -651,6 +716,7 @@
               </w:rPr>
               <w:t>Ngram</w:t>
             </w:r>
+            <w:proofErr w:type="spellEnd"/>
             <w:r>
               <w:rPr>
                 <w:rFonts w:hint="eastAsia"/>
@@ -862,12 +928,14 @@
               </w:rPr>
               <w:t>特征，统计所有文件的</w:t>
             </w:r>
+            <w:proofErr w:type="spellStart"/>
             <w:r>
               <w:rPr>
                 <w:rFonts w:hint="eastAsia"/>
               </w:rPr>
               <w:t>ngram</w:t>
             </w:r>
+            <w:proofErr w:type="spellEnd"/>
             <w:r>
               <w:rPr>
                 <w:rFonts w:hint="eastAsia"/>
@@ -1052,39 +1120,59 @@
       </w:r>
     </w:p>
     <w:p>
-      <w:r>
-        <w:rPr>
-          <w:rFonts w:hint="eastAsia"/>
+      <w:pPr>
+        <w:rPr>
+          <w:b/>
+          <w:color w:val="00B050"/>
+        </w:rPr>
+      </w:pPr>
+      <w:r>
+        <w:rPr>
+          <w:rFonts w:hint="eastAsia"/>
+          <w:b/>
+          <w:color w:val="00B050"/>
         </w:rPr>
         <w:t>单特征：</w:t>
       </w:r>
       <w:r>
         <w:rPr>
           <w:rFonts w:hint="eastAsia"/>
+          <w:b/>
+          <w:color w:val="00B050"/>
         </w:rPr>
         <w:t>RF</w:t>
       </w:r>
       <w:r>
         <w:rPr>
           <w:rFonts w:hint="eastAsia"/>
+          <w:b/>
+          <w:color w:val="00B050"/>
         </w:rPr>
         <w:t>（随机森林），</w:t>
       </w:r>
-      <w:r>
-        <w:rPr>
-          <w:rFonts w:hint="eastAsia"/>
+      <w:proofErr w:type="spellStart"/>
+      <w:r>
+        <w:rPr>
+          <w:rFonts w:hint="eastAsia"/>
+          <w:b/>
+          <w:color w:val="00B050"/>
         </w:rPr>
         <w:t>ntrees</w:t>
       </w:r>
-      <w:r>
-        <w:rPr>
-          <w:rFonts w:hint="eastAsia"/>
+      <w:proofErr w:type="spellEnd"/>
+      <w:r>
+        <w:rPr>
+          <w:rFonts w:hint="eastAsia"/>
+          <w:b/>
+          <w:color w:val="00B050"/>
         </w:rPr>
         <w:t>：</w:t>
       </w:r>
       <w:r>
         <w:rPr>
           <w:rFonts w:hint="eastAsia"/>
+          <w:b/>
+          <w:color w:val="00B050"/>
         </w:rPr>
         <w:t>300</w:t>
       </w:r>
@@ -1108,12 +1196,14 @@
         </w:rPr>
         <w:t>（随机森林），</w:t>
       </w:r>
+      <w:proofErr w:type="spellStart"/>
       <w:r>
         <w:rPr>
           <w:rFonts w:hint="eastAsia"/>
         </w:rPr>
         <w:t>ntrees</w:t>
       </w:r>
+      <w:proofErr w:type="spellEnd"/>
       <w:r>
         <w:rPr>
           <w:rFonts w:hint="eastAsia"/>
@@ -1148,9 +1238,9 @@
     </w:p>
     <w:tbl>
       <w:tblPr>
-        <w:tblStyle w:val="a5"/>
+        <w:tblStyle w:val="TableGrid"/>
         <w:tblW w:w="5000" w:type="pct"/>
-        <w:tblLook w:val="04A0"/>
+        <w:tblLook w:val="04A0" w:firstRow="1" w:lastRow="0" w:firstColumn="1" w:lastColumn="0" w:noHBand="0" w:noVBand="1"/>
       </w:tblPr>
       <w:tblGrid>
         <w:gridCol w:w="1761"/>
@@ -1201,6 +1291,7 @@
             <w:pPr>
               <w:jc w:val="center"/>
             </w:pPr>
+            <w:proofErr w:type="spellStart"/>
             <w:r>
               <w:t>A</w:t>
             </w:r>
@@ -1210,6 +1301,7 @@
               </w:rPr>
               <w:t>cc</w:t>
             </w:r>
+            <w:proofErr w:type="spellEnd"/>
           </w:p>
         </w:tc>
         <w:tc>
@@ -1230,9 +1322,11 @@
               </w:rPr>
               <w:t xml:space="preserve">rue </w:t>
             </w:r>
+            <w:proofErr w:type="spellStart"/>
             <w:r>
               <w:t>prob</w:t>
             </w:r>
+            <w:proofErr w:type="spellEnd"/>
             <w:r>
               <w:rPr>
                 <w:rFonts w:hint="eastAsia"/>
@@ -1275,8 +1369,16 @@
               <w:rPr>
                 <w:rFonts w:hint="eastAsia"/>
               </w:rPr>
-              <w:t>pcode ngram</w:t>
-            </w:r>
+              <w:t xml:space="preserve">pcode </w:t>
+            </w:r>
+            <w:proofErr w:type="spellStart"/>
+            <w:r>
+              <w:rPr>
+                <w:rFonts w:hint="eastAsia"/>
+              </w:rPr>
+              <w:t>ngram</w:t>
+            </w:r>
+            <w:proofErr w:type="spellEnd"/>
           </w:p>
         </w:tc>
         <w:tc>
@@ -1287,8 +1389,16 @@
           <w:p>
             <w:pPr>
               <w:jc w:val="center"/>
-            </w:pPr>
-            <w:r>
+              <w:rPr>
+                <w:b/>
+                <w:color w:val="00B050"/>
+              </w:rPr>
+            </w:pPr>
+            <w:r>
+              <w:rPr>
+                <w:b/>
+                <w:color w:val="00B050"/>
+              </w:rPr>
               <w:t>99.30%</w:t>
             </w:r>
           </w:p>
@@ -1353,8 +1463,16 @@
           <w:p>
             <w:pPr>
               <w:jc w:val="center"/>
-            </w:pPr>
-            <w:r>
+              <w:rPr>
+                <w:b/>
+                <w:color w:val="00B050"/>
+              </w:rPr>
+            </w:pPr>
+            <w:r>
+              <w:rPr>
+                <w:b/>
+                <w:color w:val="00B050"/>
+              </w:rPr>
               <w:t>99.12%</w:t>
             </w:r>
           </w:p>
@@ -1417,17 +1535,31 @@
           <w:p>
             <w:pPr>
               <w:jc w:val="center"/>
-            </w:pPr>
-            <w:r>
+              <w:rPr>
+                <w:b/>
+                <w:color w:val="00B050"/>
+              </w:rPr>
+            </w:pPr>
+            <w:r>
+              <w:rPr>
+                <w:b/>
+                <w:color w:val="00B050"/>
+              </w:rPr>
               <w:t>94.</w:t>
             </w:r>
             <w:r>
               <w:rPr>
                 <w:rFonts w:hint="eastAsia"/>
+                <w:b/>
+                <w:color w:val="00B050"/>
               </w:rPr>
               <w:t xml:space="preserve"> 55</w:t>
             </w:r>
             <w:r>
+              <w:rPr>
+                <w:b/>
+                <w:color w:val="00B050"/>
+              </w:rPr>
               <w:t>%</w:t>
             </w:r>
           </w:p>
@@ -1489,8 +1621,16 @@
           <w:p>
             <w:pPr>
               <w:jc w:val="center"/>
-            </w:pPr>
-            <w:r>
+              <w:rPr>
+                <w:b/>
+                <w:color w:val="00B050"/>
+              </w:rPr>
+            </w:pPr>
+            <w:r>
+              <w:rPr>
+                <w:b/>
+                <w:color w:val="00B050"/>
+              </w:rPr>
               <w:t>98.59%</w:t>
             </w:r>
           </w:p>
@@ -1540,8 +1680,16 @@
               <w:rPr>
                 <w:rFonts w:hint="eastAsia"/>
               </w:rPr>
-              <w:t>Byte Ngram</w:t>
-            </w:r>
+              <w:t xml:space="preserve">Byte </w:t>
+            </w:r>
+            <w:proofErr w:type="spellStart"/>
+            <w:r>
+              <w:rPr>
+                <w:rFonts w:hint="eastAsia"/>
+              </w:rPr>
+              <w:t>Ngram</w:t>
+            </w:r>
+            <w:proofErr w:type="spellEnd"/>
           </w:p>
         </w:tc>
         <w:tc>
@@ -1552,8 +1700,16 @@
           <w:p>
             <w:pPr>
               <w:jc w:val="center"/>
-            </w:pPr>
-            <w:r>
+              <w:rPr>
+                <w:b/>
+                <w:color w:val="00B050"/>
+              </w:rPr>
+            </w:pPr>
+            <w:r>
+              <w:rPr>
+                <w:b/>
+                <w:color w:val="00B050"/>
+              </w:rPr>
               <w:t>98.77%</w:t>
             </w:r>
           </w:p>
@@ -1615,8 +1771,16 @@
           <w:p>
             <w:pPr>
               <w:jc w:val="center"/>
-            </w:pPr>
-            <w:r>
+              <w:rPr>
+                <w:b/>
+                <w:color w:val="00B050"/>
+              </w:rPr>
+            </w:pPr>
+            <w:r>
+              <w:rPr>
+                <w:b/>
+                <w:color w:val="00B050"/>
+              </w:rPr>
               <w:t>99.12%</w:t>
             </w:r>
           </w:p>
@@ -1669,8 +1833,16 @@
               <w:rPr>
                 <w:rFonts w:hint="eastAsia"/>
               </w:rPr>
-              <w:t xml:space="preserve"> Freq</w:t>
-            </w:r>
+              <w:t xml:space="preserve"> </w:t>
+            </w:r>
+            <w:proofErr w:type="spellStart"/>
+            <w:r>
+              <w:rPr>
+                <w:rFonts w:hint="eastAsia"/>
+              </w:rPr>
+              <w:t>Freq</w:t>
+            </w:r>
+            <w:proofErr w:type="spellEnd"/>
           </w:p>
         </w:tc>
         <w:tc>
@@ -1681,8 +1853,16 @@
           <w:p>
             <w:pPr>
               <w:jc w:val="center"/>
-            </w:pPr>
-            <w:r>
+              <w:rPr>
+                <w:b/>
+                <w:color w:val="00B050"/>
+              </w:rPr>
+            </w:pPr>
+            <w:r>
+              <w:rPr>
+                <w:b/>
+                <w:color w:val="00B050"/>
+              </w:rPr>
               <w:t>61.86%</w:t>
             </w:r>
           </w:p>
@@ -1762,8 +1942,16 @@
           <w:p>
             <w:pPr>
               <w:jc w:val="center"/>
-            </w:pPr>
-            <w:r>
+              <w:rPr>
+                <w:b/>
+                <w:color w:val="00B050"/>
+              </w:rPr>
+            </w:pPr>
+            <w:r>
+              <w:rPr>
+                <w:b/>
+                <w:color w:val="00B050"/>
+              </w:rPr>
               <w:t>94.55%</w:t>
             </w:r>
           </w:p>
@@ -1816,8 +2004,23 @@
               <w:rPr>
                 <w:rFonts w:hint="eastAsia"/>
               </w:rPr>
-              <w:t xml:space="preserve">pcode ngram + section count + </w:t>
-            </w:r>
+              <w:t xml:space="preserve">pcode </w:t>
+            </w:r>
+            <w:proofErr w:type="spellStart"/>
+            <w:r>
+              <w:rPr>
+                <w:rFonts w:hint="eastAsia"/>
+              </w:rPr>
+              <w:t>ngram</w:t>
+            </w:r>
+            <w:proofErr w:type="spellEnd"/>
+            <w:r>
+              <w:rPr>
+                <w:rFonts w:hint="eastAsia"/>
+              </w:rPr>
+              <w:t xml:space="preserve"> + section count + </w:t>
+            </w:r>
+            <w:proofErr w:type="gramStart"/>
             <w:r>
               <w:t>O</w:t>
             </w:r>
@@ -1827,6 +2030,7 @@
               </w:rPr>
               <w:t>pcode  image</w:t>
             </w:r>
+            <w:proofErr w:type="gramEnd"/>
           </w:p>
         </w:tc>
         <w:tc>
@@ -1837,8 +2041,16 @@
           <w:p>
             <w:pPr>
               <w:jc w:val="center"/>
-            </w:pPr>
-            <w:r>
+              <w:rPr>
+                <w:b/>
+                <w:color w:val="00B050"/>
+              </w:rPr>
+            </w:pPr>
+            <w:r>
+              <w:rPr>
+                <w:b/>
+                <w:color w:val="00B050"/>
+              </w:rPr>
               <w:t>99.47%</w:t>
             </w:r>
           </w:p>
@@ -1903,8 +2115,16 @@
           <w:p>
             <w:pPr>
               <w:jc w:val="center"/>
-            </w:pPr>
-            <w:r>
+              <w:rPr>
+                <w:b/>
+                <w:color w:val="00B050"/>
+              </w:rPr>
+            </w:pPr>
+            <w:r>
+              <w:rPr>
+                <w:b/>
+                <w:color w:val="00B050"/>
+              </w:rPr>
               <w:t>99.47%</w:t>
             </w:r>
           </w:p>
@@ -1954,12 +2174,14 @@
       <w:r>
         <w:t>内存消耗最大的</w:t>
       </w:r>
+      <w:proofErr w:type="spellStart"/>
       <w:r>
         <w:rPr>
           <w:rFonts w:hint="eastAsia"/>
         </w:rPr>
         <w:t>Ngram</w:t>
       </w:r>
+      <w:proofErr w:type="spellEnd"/>
       <w:r>
         <w:rPr>
           <w:rFonts w:hint="eastAsia"/>
@@ -2063,7 +2285,21 @@
         <w:rPr>
           <w:rFonts w:hint="eastAsia"/>
         </w:rPr>
-        <w:t>CPU: I5 3G hz  CPU</w:t>
+        <w:t xml:space="preserve">CPU: I5 3G </w:t>
+      </w:r>
+      <w:proofErr w:type="spellStart"/>
+      <w:r>
+        <w:rPr>
+          <w:rFonts w:hint="eastAsia"/>
+        </w:rPr>
+        <w:t>hz</w:t>
+      </w:r>
+      <w:proofErr w:type="spellEnd"/>
+      <w:r>
+        <w:rPr>
+          <w:rFonts w:hint="eastAsia"/>
+        </w:rPr>
+        <w:t xml:space="preserve">  CPU</w:t>
       </w:r>
       <w:r>
         <w:rPr>
@@ -2086,9 +2322,9 @@
     </w:p>
     <w:tbl>
       <w:tblPr>
-        <w:tblStyle w:val="a5"/>
+        <w:tblStyle w:val="TableGrid"/>
         <w:tblW w:w="5000" w:type="pct"/>
-        <w:tblLook w:val="04A0"/>
+        <w:tblLook w:val="04A0" w:firstRow="1" w:lastRow="0" w:firstColumn="1" w:lastColumn="0" w:noHBand="0" w:noVBand="1"/>
       </w:tblPr>
       <w:tblGrid>
         <w:gridCol w:w="2841"/>
@@ -2214,8 +2450,16 @@
               <w:rPr>
                 <w:rFonts w:hint="eastAsia"/>
               </w:rPr>
-              <w:t>Byte Ngram</w:t>
-            </w:r>
+              <w:t xml:space="preserve">Byte </w:t>
+            </w:r>
+            <w:proofErr w:type="spellStart"/>
+            <w:r>
+              <w:rPr>
+                <w:rFonts w:hint="eastAsia"/>
+              </w:rPr>
+              <w:t>Ngram</w:t>
+            </w:r>
+            <w:proofErr w:type="spellEnd"/>
           </w:p>
         </w:tc>
         <w:tc>
@@ -2258,8 +2502,16 @@
               <w:rPr>
                 <w:rFonts w:hint="eastAsia"/>
               </w:rPr>
-              <w:t xml:space="preserve"> Freq</w:t>
-            </w:r>
+              <w:t xml:space="preserve"> </w:t>
+            </w:r>
+            <w:proofErr w:type="spellStart"/>
+            <w:r>
+              <w:rPr>
+                <w:rFonts w:hint="eastAsia"/>
+              </w:rPr>
+              <w:t>Freq</w:t>
+            </w:r>
+            <w:proofErr w:type="spellEnd"/>
           </w:p>
         </w:tc>
         <w:tc>
@@ -2607,132 +2859,103 @@
       </w:tr>
     </w:tbl>
     <w:p>
-      <w:pPr>
-        <w:rPr>
-          <w:rFonts w:hint="eastAsia"/>
-        </w:rPr>
-      </w:pPr>
       <w:r>
         <w:t>不适用于实时分类场合</w:t>
+      </w:r>
+    </w:p>
+    <w:p>
+      <w:bookmarkStart w:id="0" w:name="_GoBack"/>
+      <w:bookmarkEnd w:id="0"/>
+    </w:p>
+    <w:p>
+      <w:r>
+        <w:rPr>
+          <w:rFonts w:hint="eastAsia"/>
+        </w:rPr>
+        <w:t>六、测试与验证：</w:t>
       </w:r>
     </w:p>
     <w:p>
       <w:pPr>
         <w:rPr>
-          <w:rFonts w:hint="eastAsia"/>
+          <w:b/>
         </w:rPr>
       </w:pPr>
+      <w:r>
+        <w:rPr>
+          <w:rFonts w:hint="eastAsia"/>
+          <w:b/>
+        </w:rPr>
+        <w:t>6.1</w:t>
+      </w:r>
+      <w:r>
+        <w:rPr>
+          <w:rFonts w:hint="eastAsia"/>
+          <w:b/>
+        </w:rPr>
+        <w:t xml:space="preserve">　</w:t>
+      </w:r>
+      <w:r>
+        <w:rPr>
+          <w:rFonts w:hint="eastAsia"/>
+          <w:b/>
+        </w:rPr>
+        <w:t xml:space="preserve"> image +</w:t>
+      </w:r>
+      <w:r>
+        <w:rPr>
+          <w:rFonts w:hint="eastAsia"/>
+          <w:b/>
+        </w:rPr>
+        <w:t>ＰＣＡ</w:t>
+      </w:r>
     </w:p>
     <w:p>
-      <w:pPr>
-        <w:rPr>
-          <w:rFonts w:hint="eastAsia"/>
-        </w:rPr>
-      </w:pPr>
-      <w:r>
-        <w:rPr>
-          <w:rFonts w:hint="eastAsia"/>
-        </w:rPr>
-        <w:t>六、测试与验证：</w:t>
+      <w:r>
+        <w:rPr>
+          <w:rFonts w:hint="eastAsia"/>
+        </w:rPr>
+        <w:t>总的来说：</w:t>
       </w:r>
     </w:p>
     <w:p>
-      <w:pPr>
-        <w:rPr>
-          <w:rFonts w:hint="eastAsia"/>
-          <w:b/>
-        </w:rPr>
-      </w:pPr>
-      <w:r>
-        <w:rPr>
-          <w:rFonts w:hint="eastAsia"/>
-          <w:b/>
-        </w:rPr>
-        <w:t>6.1</w:t>
-      </w:r>
-      <w:r>
-        <w:rPr>
-          <w:rFonts w:hint="eastAsia"/>
-          <w:b/>
-        </w:rPr>
-        <w:t xml:space="preserve">　</w:t>
-      </w:r>
-      <w:r>
-        <w:rPr>
-          <w:rFonts w:hint="eastAsia"/>
-          <w:b/>
-        </w:rPr>
-        <w:t xml:space="preserve"> image +</w:t>
-      </w:r>
-      <w:r>
-        <w:rPr>
-          <w:rFonts w:hint="eastAsia"/>
-          <w:b/>
-        </w:rPr>
-        <w:t>ＰＣＡ</w:t>
+      <w:r>
+        <w:rPr>
+          <w:rFonts w:hint="eastAsia"/>
+        </w:rPr>
+        <w:t>从实用性角度上来说，</w:t>
+      </w:r>
+      <w:r>
+        <w:rPr>
+          <w:rFonts w:hint="eastAsia"/>
+        </w:rPr>
+        <w:t xml:space="preserve"> ASM</w:t>
+      </w:r>
+      <w:r>
+        <w:rPr>
+          <w:rFonts w:hint="eastAsia"/>
+        </w:rPr>
+        <w:t>文件需要经过代码反转，由于机器码解析需要特定的工具和方法，并且很多的病毒开发者使用反反转方法，反转是件困难的事情，所以优先应该考虑</w:t>
+      </w:r>
+      <w:r>
+        <w:rPr>
+          <w:rFonts w:hint="eastAsia"/>
+        </w:rPr>
+        <w:t>bytes</w:t>
+      </w:r>
+      <w:r>
+        <w:rPr>
+          <w:rFonts w:hint="eastAsia"/>
+        </w:rPr>
+        <w:lastRenderedPageBreak/>
+        <w:t>文件。</w:t>
       </w:r>
     </w:p>
     <w:p>
-      <w:pPr>
-        <w:rPr>
-          <w:rFonts w:hint="eastAsia"/>
-        </w:rPr>
-      </w:pPr>
-      <w:r>
-        <w:rPr>
-          <w:rFonts w:hint="eastAsia"/>
-        </w:rPr>
-        <w:t>总的来说：</w:t>
-      </w:r>
-    </w:p>
-    <w:p>
-      <w:pPr>
-        <w:rPr>
-          <w:rFonts w:hint="eastAsia"/>
-        </w:rPr>
-      </w:pPr>
-      <w:r>
-        <w:rPr>
-          <w:rFonts w:hint="eastAsia"/>
-        </w:rPr>
-        <w:t>从实用性角度上来说，</w:t>
-      </w:r>
-      <w:r>
-        <w:rPr>
-          <w:rFonts w:hint="eastAsia"/>
-        </w:rPr>
-        <w:t xml:space="preserve"> ASM</w:t>
-      </w:r>
-      <w:r>
-        <w:rPr>
-          <w:rFonts w:hint="eastAsia"/>
-        </w:rPr>
-        <w:t>文件需要经过代码反转，由于机器码解析需要特定的工具和方法，并且很多的病毒开发者使用反反转方法，反转是件困难的事情，所以优先应该考虑</w:t>
-      </w:r>
-      <w:r>
-        <w:rPr>
-          <w:rFonts w:hint="eastAsia"/>
-        </w:rPr>
-        <w:t>bytes</w:t>
-      </w:r>
-      <w:r>
-        <w:rPr>
-          <w:rFonts w:hint="eastAsia"/>
-        </w:rPr>
-        <w:t>文件。</w:t>
-      </w:r>
-    </w:p>
-    <w:p>
-      <w:pPr>
-        <w:rPr>
-          <w:rFonts w:hint="eastAsia"/>
-        </w:rPr>
-      </w:pPr>
-      <w:r>
-        <w:rPr>
-          <w:rFonts w:hint="eastAsia"/>
-        </w:rPr>
-        <w:lastRenderedPageBreak/>
+      <w:r>
+        <w:rPr>
+          <w:rFonts w:hint="eastAsia"/>
+        </w:rPr>
         <w:t>ASM</w:t>
       </w:r>
       <w:r>
@@ -2756,9 +2979,9 @@
     </w:p>
     <w:tbl>
       <w:tblPr>
-        <w:tblStyle w:val="a5"/>
+        <w:tblStyle w:val="TableGrid"/>
         <w:tblW w:w="0" w:type="auto"/>
-        <w:tblLook w:val="04A0"/>
+        <w:tblLook w:val="04A0" w:firstRow="1" w:lastRow="0" w:firstColumn="1" w:lastColumn="0" w:noHBand="0" w:noVBand="1"/>
       </w:tblPr>
       <w:tblGrid>
         <w:gridCol w:w="1930"/>
@@ -2773,11 +2996,6 @@
             <w:tcW w:w="1930" w:type="dxa"/>
           </w:tcPr>
           <w:p>
-            <w:pPr>
-              <w:rPr>
-                <w:rFonts w:hint="eastAsia"/>
-              </w:rPr>
-            </w:pPr>
             <w:r>
               <w:t>I</w:t>
             </w:r>
@@ -2794,11 +3012,7 @@
             <w:tcW w:w="1741" w:type="dxa"/>
           </w:tcPr>
           <w:p>
-            <w:pPr>
-              <w:rPr>
-                <w:rFonts w:hint="eastAsia"/>
-              </w:rPr>
-            </w:pPr>
+            <w:proofErr w:type="spellStart"/>
             <w:r>
               <w:t>A</w:t>
             </w:r>
@@ -2808,6 +3022,7 @@
               </w:rPr>
               <w:t>sm</w:t>
             </w:r>
+            <w:proofErr w:type="spellEnd"/>
           </w:p>
         </w:tc>
         <w:tc>
@@ -2828,11 +3043,6 @@
             <w:tcW w:w="1741" w:type="dxa"/>
           </w:tcPr>
           <w:p>
-            <w:pPr>
-              <w:rPr>
-                <w:rFonts w:hint="eastAsia"/>
-              </w:rPr>
-            </w:pPr>
             <w:r>
               <w:t>B</w:t>
             </w:r>
@@ -2861,11 +3071,6 @@
             <w:tcW w:w="1930" w:type="dxa"/>
           </w:tcPr>
           <w:p>
-            <w:pPr>
-              <w:rPr>
-                <w:rFonts w:hint="eastAsia"/>
-              </w:rPr>
-            </w:pPr>
             <w:r>
               <w:rPr>
                 <w:rFonts w:hint="eastAsia"/>
@@ -2897,11 +3102,6 @@
             <w:tcW w:w="1741" w:type="dxa"/>
           </w:tcPr>
           <w:p>
-            <w:pPr>
-              <w:rPr>
-                <w:rFonts w:hint="eastAsia"/>
-              </w:rPr>
-            </w:pPr>
             <w:r>
               <w:rPr>
                 <w:rFonts w:hint="eastAsia"/>
@@ -2914,24 +3114,13 @@
           <w:tcPr>
             <w:tcW w:w="1499" w:type="dxa"/>
           </w:tcPr>
-          <w:p>
-            <w:pPr>
-              <w:rPr>
-                <w:rFonts w:hint="eastAsia"/>
-              </w:rPr>
-            </w:pPr>
-          </w:p>
+          <w:p/>
         </w:tc>
         <w:tc>
           <w:tcPr>
             <w:tcW w:w="1741" w:type="dxa"/>
           </w:tcPr>
           <w:p>
-            <w:pPr>
-              <w:rPr>
-                <w:rFonts w:hint="eastAsia"/>
-              </w:rPr>
-            </w:pPr>
             <w:r>
               <w:rPr>
                 <w:rFonts w:hint="eastAsia"/>
@@ -2944,13 +3133,7 @@
           <w:tcPr>
             <w:tcW w:w="1611" w:type="dxa"/>
           </w:tcPr>
-          <w:p>
-            <w:pPr>
-              <w:rPr>
-                <w:rFonts w:hint="eastAsia"/>
-              </w:rPr>
-            </w:pPr>
-          </w:p>
+          <w:p/>
         </w:tc>
       </w:tr>
       <w:tr>
@@ -2959,11 +3142,6 @@
             <w:tcW w:w="1930" w:type="dxa"/>
           </w:tcPr>
           <w:p>
-            <w:pPr>
-              <w:rPr>
-                <w:rFonts w:hint="eastAsia"/>
-              </w:rPr>
-            </w:pPr>
             <w:r>
               <w:rPr>
                 <w:rFonts w:hint="eastAsia"/>
@@ -2995,11 +3173,6 @@
             <w:tcW w:w="1741" w:type="dxa"/>
           </w:tcPr>
           <w:p>
-            <w:pPr>
-              <w:rPr>
-                <w:rFonts w:hint="eastAsia"/>
-              </w:rPr>
-            </w:pPr>
             <w:r>
               <w:rPr>
                 <w:rFonts w:hint="eastAsia"/>
@@ -3013,17 +3186,14 @@
             <w:tcW w:w="1499" w:type="dxa"/>
           </w:tcPr>
           <w:p>
-            <w:pPr>
-              <w:rPr>
-                <w:rFonts w:hint="eastAsia"/>
-              </w:rPr>
-            </w:pPr>
+            <w:proofErr w:type="spellStart"/>
             <w:r>
               <w:rPr>
                 <w:rFonts w:hint="eastAsia"/>
               </w:rPr>
               <w:t>Acc</w:t>
             </w:r>
+            <w:proofErr w:type="spellEnd"/>
             <w:r>
               <w:rPr>
                 <w:rFonts w:hint="eastAsia"/>
@@ -3037,11 +3207,6 @@
             <w:tcW w:w="1741" w:type="dxa"/>
           </w:tcPr>
           <w:p>
-            <w:pPr>
-              <w:rPr>
-                <w:rFonts w:hint="eastAsia"/>
-              </w:rPr>
-            </w:pPr>
             <w:r>
               <w:t>86.99%</w:t>
             </w:r>
@@ -3052,11 +3217,6 @@
             <w:tcW w:w="1611" w:type="dxa"/>
           </w:tcPr>
           <w:p>
-            <w:pPr>
-              <w:rPr>
-                <w:rFonts w:hint="eastAsia"/>
-              </w:rPr>
-            </w:pPr>
             <w:r>
               <w:rPr>
                 <w:rFonts w:hint="eastAsia"/>
@@ -3072,46 +3232,11 @@
             <w:tcW w:w="1930" w:type="dxa"/>
           </w:tcPr>
           <w:p>
-            <w:pPr>
-              <w:rPr>
-                <w:rFonts w:hint="eastAsia"/>
-              </w:rPr>
-            </w:pPr>
-            <w:r>
-              <w:rPr>
-                <w:rFonts w:hint="eastAsia"/>
-              </w:rPr>
-              <w:t>PCA</w:t>
-            </w:r>
-            <w:r>
-              <w:rPr>
-                <w:rFonts w:hint="eastAsia"/>
-              </w:rPr>
-              <w:t>(</w:t>
-            </w:r>
-            <w:r>
-              <w:rPr>
-                <w:rFonts w:hint="eastAsia"/>
-              </w:rPr>
-              <w:t>10000 -</w:t>
-            </w:r>
-            <w:r>
-              <w:rPr>
-                <w:rFonts w:hint="eastAsia"/>
-              </w:rPr>
-              <w:t>&gt;12</w:t>
-            </w:r>
-            <w:r>
-              <w:rPr>
-                <w:rFonts w:hint="eastAsia"/>
-              </w:rPr>
-              <w:t>0</w:t>
-            </w:r>
-            <w:r>
-              <w:rPr>
-                <w:rFonts w:hint="eastAsia"/>
-              </w:rPr>
-              <w:t>)(</w:t>
+            <w:r>
+              <w:rPr>
+                <w:rFonts w:hint="eastAsia"/>
+              </w:rPr>
+              <w:t>PCA(10000 -&gt;120)(</w:t>
             </w:r>
             <w:r>
               <w:rPr>
@@ -3132,11 +3257,6 @@
             <w:tcW w:w="1741" w:type="dxa"/>
           </w:tcPr>
           <w:p>
-            <w:pPr>
-              <w:rPr>
-                <w:rFonts w:hint="eastAsia"/>
-              </w:rPr>
-            </w:pPr>
             <w:r>
               <w:rPr>
                 <w:rFonts w:hint="eastAsia"/>
@@ -3149,13 +3269,7 @@
           <w:tcPr>
             <w:tcW w:w="1499" w:type="dxa"/>
           </w:tcPr>
-          <w:p>
-            <w:pPr>
-              <w:rPr>
-                <w:rFonts w:hint="eastAsia"/>
-              </w:rPr>
-            </w:pPr>
-          </w:p>
+          <w:p/>
         </w:tc>
         <w:tc>
           <w:tcPr>
@@ -3174,13 +3288,7 @@
           <w:tcPr>
             <w:tcW w:w="1611" w:type="dxa"/>
           </w:tcPr>
-          <w:p>
-            <w:pPr>
-              <w:rPr>
-                <w:rFonts w:hint="eastAsia"/>
-              </w:rPr>
-            </w:pPr>
-          </w:p>
+          <w:p/>
         </w:tc>
       </w:tr>
     </w:tbl>
@@ -3196,15 +3304,15 @@
 </file>
 
 <file path=word/endnotes.xml><?xml version="1.0" encoding="utf-8"?>
-<w:endnotes xmlns:ve="http://schemas.openxmlformats.org/markup-compatibility/2006" xmlns:o="urn:schemas-microsoft-com:office:office" xmlns:r="http://schemas.openxmlformats.org/officeDocument/2006/relationships" xmlns:m="http://schemas.openxmlformats.org/officeDocument/2006/math" xmlns:v="urn:schemas-microsoft-com:vml" xmlns:wp="http://schemas.openxmlformats.org/drawingml/2006/wordprocessingDrawing" xmlns:w10="urn:schemas-microsoft-com:office:word" xmlns:w="http://schemas.openxmlformats.org/wordprocessingml/2006/main" xmlns:wne="http://schemas.microsoft.com/office/word/2006/wordml">
-  <w:endnote w:type="separator" w:id="0">
+<w:endnotes xmlns:wpc="http://schemas.microsoft.com/office/word/2010/wordprocessingCanvas" xmlns:mo="http://schemas.microsoft.com/office/mac/office/2008/main" xmlns:mc="http://schemas.openxmlformats.org/markup-compatibility/2006" xmlns:mv="urn:schemas-microsoft-com:mac:vml" xmlns:o="urn:schemas-microsoft-com:office:office" xmlns:r="http://schemas.openxmlformats.org/officeDocument/2006/relationships" xmlns:m="http://schemas.openxmlformats.org/officeDocument/2006/math" xmlns:v="urn:schemas-microsoft-com:vml" xmlns:wp14="http://schemas.microsoft.com/office/word/2010/wordprocessingDrawing" xmlns:wp="http://schemas.openxmlformats.org/drawingml/2006/wordprocessingDrawing" xmlns:w10="urn:schemas-microsoft-com:office:word" xmlns:w="http://schemas.openxmlformats.org/wordprocessingml/2006/main" xmlns:w14="http://schemas.microsoft.com/office/word/2010/wordml" xmlns:w15="http://schemas.microsoft.com/office/word/2012/wordml" xmlns:wpg="http://schemas.microsoft.com/office/word/2010/wordprocessingGroup" xmlns:wpi="http://schemas.microsoft.com/office/word/2010/wordprocessingInk" xmlns:wne="http://schemas.microsoft.com/office/word/2006/wordml" xmlns:wps="http://schemas.microsoft.com/office/word/2010/wordprocessingShape" mc:Ignorable="w14 w15 wp14">
+  <w:endnote w:type="separator" w:id="-1">
     <w:p>
       <w:r>
         <w:separator/>
       </w:r>
     </w:p>
   </w:endnote>
-  <w:endnote w:type="continuationSeparator" w:id="1">
+  <w:endnote w:type="continuationSeparator" w:id="0">
     <w:p>
       <w:r>
         <w:continuationSeparator/>
@@ -3215,15 +3323,15 @@
 </file>
 
 <file path=word/footnotes.xml><?xml version="1.0" encoding="utf-8"?>
-<w:footnotes xmlns:ve="http://schemas.openxmlformats.org/markup-compatibility/2006" xmlns:o="urn:schemas-microsoft-com:office:office" xmlns:r="http://schemas.openxmlformats.org/officeDocument/2006/relationships" xmlns:m="http://schemas.openxmlformats.org/officeDocument/2006/math" xmlns:v="urn:schemas-microsoft-com:vml" xmlns:wp="http://schemas.openxmlformats.org/drawingml/2006/wordprocessingDrawing" xmlns:w10="urn:schemas-microsoft-com:office:word" xmlns:w="http://schemas.openxmlformats.org/wordprocessingml/2006/main" xmlns:wne="http://schemas.microsoft.com/office/word/2006/wordml">
-  <w:footnote w:type="separator" w:id="0">
+<w:footnotes xmlns:wpc="http://schemas.microsoft.com/office/word/2010/wordprocessingCanvas" xmlns:mo="http://schemas.microsoft.com/office/mac/office/2008/main" xmlns:mc="http://schemas.openxmlformats.org/markup-compatibility/2006" xmlns:mv="urn:schemas-microsoft-com:mac:vml" xmlns:o="urn:schemas-microsoft-com:office:office" xmlns:r="http://schemas.openxmlformats.org/officeDocument/2006/relationships" xmlns:m="http://schemas.openxmlformats.org/officeDocument/2006/math" xmlns:v="urn:schemas-microsoft-com:vml" xmlns:wp14="http://schemas.microsoft.com/office/word/2010/wordprocessingDrawing" xmlns:wp="http://schemas.openxmlformats.org/drawingml/2006/wordprocessingDrawing" xmlns:w10="urn:schemas-microsoft-com:office:word" xmlns:w="http://schemas.openxmlformats.org/wordprocessingml/2006/main" xmlns:w14="http://schemas.microsoft.com/office/word/2010/wordml" xmlns:w15="http://schemas.microsoft.com/office/word/2012/wordml" xmlns:wpg="http://schemas.microsoft.com/office/word/2010/wordprocessingGroup" xmlns:wpi="http://schemas.microsoft.com/office/word/2010/wordprocessingInk" xmlns:wne="http://schemas.microsoft.com/office/word/2006/wordml" xmlns:wps="http://schemas.microsoft.com/office/word/2010/wordprocessingShape" mc:Ignorable="w14 w15 wp14">
+  <w:footnote w:type="separator" w:id="-1">
     <w:p>
       <w:r>
         <w:separator/>
       </w:r>
     </w:p>
   </w:footnote>
-  <w:footnote w:type="continuationSeparator" w:id="1">
+  <w:footnote w:type="continuationSeparator" w:id="0">
     <w:p>
       <w:r>
         <w:continuationSeparator/>
@@ -3234,7 +3342,7 @@
 </file>
 
 <file path=word/styles.xml><?xml version="1.0" encoding="utf-8"?>
-<w:styles xmlns:r="http://schemas.openxmlformats.org/officeDocument/2006/relationships" xmlns:w="http://schemas.openxmlformats.org/wordprocessingml/2006/main">
+<w:styles xmlns:mc="http://schemas.openxmlformats.org/markup-compatibility/2006" xmlns:r="http://schemas.openxmlformats.org/officeDocument/2006/relationships" xmlns:w="http://schemas.openxmlformats.org/wordprocessingml/2006/main" xmlns:w14="http://schemas.microsoft.com/office/word/2010/wordml" xmlns:w15="http://schemas.microsoft.com/office/word/2012/wordml" mc:Ignorable="w14 w15">
   <w:docDefaults>
     <w:rPrDefault>
       <w:rPr>
@@ -3247,146 +3355,391 @@
     </w:rPrDefault>
     <w:pPrDefault/>
   </w:docDefaults>
-  <w:latentStyles w:defLockedState="0" w:defUIPriority="99" w:defSemiHidden="1" w:defUnhideWhenUsed="1" w:defQFormat="0" w:count="267">
-    <w:lsdException w:name="Normal" w:semiHidden="0" w:uiPriority="0" w:unhideWhenUsed="0" w:qFormat="1"/>
-    <w:lsdException w:name="heading 1" w:semiHidden="0" w:uiPriority="9" w:unhideWhenUsed="0" w:qFormat="1"/>
-    <w:lsdException w:name="heading 2" w:uiPriority="9" w:qFormat="1"/>
-    <w:lsdException w:name="heading 3" w:uiPriority="9" w:qFormat="1"/>
-    <w:lsdException w:name="heading 4" w:uiPriority="9" w:qFormat="1"/>
-    <w:lsdException w:name="heading 5" w:uiPriority="9" w:qFormat="1"/>
-    <w:lsdException w:name="heading 6" w:uiPriority="9" w:qFormat="1"/>
-    <w:lsdException w:name="heading 7" w:uiPriority="9" w:qFormat="1"/>
-    <w:lsdException w:name="heading 8" w:uiPriority="9" w:qFormat="1"/>
-    <w:lsdException w:name="heading 9" w:uiPriority="9" w:qFormat="1"/>
-    <w:lsdException w:name="toc 1" w:uiPriority="39"/>
-    <w:lsdException w:name="toc 2" w:uiPriority="39"/>
-    <w:lsdException w:name="toc 3" w:uiPriority="39"/>
-    <w:lsdException w:name="toc 4" w:uiPriority="39"/>
-    <w:lsdException w:name="toc 5" w:uiPriority="39"/>
-    <w:lsdException w:name="toc 6" w:uiPriority="39"/>
-    <w:lsdException w:name="toc 7" w:uiPriority="39"/>
-    <w:lsdException w:name="toc 8" w:uiPriority="39"/>
-    <w:lsdException w:name="toc 9" w:uiPriority="39"/>
-    <w:lsdException w:name="caption" w:uiPriority="35" w:qFormat="1"/>
-    <w:lsdException w:name="Title" w:semiHidden="0" w:uiPriority="10" w:unhideWhenUsed="0" w:qFormat="1"/>
-    <w:lsdException w:name="Default Paragraph Font" w:uiPriority="1"/>
-    <w:lsdException w:name="Subtitle" w:semiHidden="0" w:uiPriority="11" w:unhideWhenUsed="0" w:qFormat="1"/>
-    <w:lsdException w:name="Strong" w:semiHidden="0" w:uiPriority="22" w:unhideWhenUsed="0" w:qFormat="1"/>
-    <w:lsdException w:name="Emphasis" w:semiHidden="0" w:uiPriority="20" w:unhideWhenUsed="0" w:qFormat="1"/>
-    <w:lsdException w:name="Table Grid" w:semiHidden="0" w:uiPriority="59" w:unhideWhenUsed="0"/>
-    <w:lsdException w:name="Placeholder Text" w:unhideWhenUsed="0"/>
-    <w:lsdException w:name="No Spacing" w:semiHidden="0" w:uiPriority="1" w:unhideWhenUsed="0" w:qFormat="1"/>
-    <w:lsdException w:name="Light Shading" w:semiHidden="0" w:uiPriority="60" w:unhideWhenUsed="0"/>
-    <w:lsdException w:name="Light List" w:semiHidden="0" w:uiPriority="61" w:unhideWhenUsed="0"/>
-    <w:lsdException w:name="Light Grid" w:semiHidden="0" w:uiPriority="62" w:unhideWhenUsed="0"/>
-    <w:lsdException w:name="Medium Shading 1" w:semiHidden="0" w:uiPriority="63" w:unhideWhenUsed="0"/>
-    <w:lsdException w:name="Medium Shading 2" w:semiHidden="0" w:uiPriority="64" w:unhideWhenUsed="0"/>
-    <w:lsdException w:name="Medium List 1" w:semiHidden="0" w:uiPriority="65" w:unhideWhenUsed="0"/>
-    <w:lsdException w:name="Medium List 2" w:semiHidden="0" w:uiPriority="66" w:unhideWhenUsed="0"/>
-    <w:lsdException w:name="Medium Grid 1" w:semiHidden="0" w:uiPriority="67" w:unhideWhenUsed="0"/>
-    <w:lsdException w:name="Medium Grid 2" w:semiHidden="0" w:uiPriority="68" w:unhideWhenUsed="0"/>
-    <w:lsdException w:name="Medium Grid 3" w:semiHidden="0" w:uiPriority="69" w:unhideWhenUsed="0"/>
-    <w:lsdException w:name="Dark List" w:semiHidden="0" w:uiPriority="70" w:unhideWhenUsed="0"/>
-    <w:lsdException w:name="Colorful Shading" w:semiHidden="0" w:uiPriority="71" w:unhideWhenUsed="0"/>
-    <w:lsdException w:name="Colorful List" w:semiHidden="0" w:uiPriority="72" w:unhideWhenUsed="0"/>
-    <w:lsdException w:name="Colorful Grid" w:semiHidden="0" w:uiPriority="73" w:unhideWhenUsed="0"/>
-    <w:lsdException w:name="Light Shading Accent 1" w:semiHidden="0" w:uiPriority="60" w:unhideWhenUsed="0"/>
-    <w:lsdException w:name="Light List Accent 1" w:semiHidden="0" w:uiPriority="61" w:unhideWhenUsed="0"/>
-    <w:lsdException w:name="Light Grid Accent 1" w:semiHidden="0" w:uiPriority="62" w:unhideWhenUsed="0"/>
-    <w:lsdException w:name="Medium Shading 1 Accent 1" w:semiHidden="0" w:uiPriority="63" w:unhideWhenUsed="0"/>
-    <w:lsdException w:name="Medium Shading 2 Accent 1" w:semiHidden="0" w:uiPriority="64" w:unhideWhenUsed="0"/>
-    <w:lsdException w:name="Medium List 1 Accent 1" w:semiHidden="0" w:uiPriority="65" w:unhideWhenUsed="0"/>
-    <w:lsdException w:name="Revision" w:unhideWhenUsed="0"/>
-    <w:lsdException w:name="List Paragraph" w:semiHidden="0" w:uiPriority="34" w:unhideWhenUsed="0" w:qFormat="1"/>
-    <w:lsdException w:name="Quote" w:semiHidden="0" w:uiPriority="29" w:unhideWhenUsed="0" w:qFormat="1"/>
-    <w:lsdException w:name="Intense Quote" w:semiHidden="0" w:uiPriority="30" w:unhideWhenUsed="0" w:qFormat="1"/>
-    <w:lsdException w:name="Medium List 2 Accent 1" w:semiHidden="0" w:uiPriority="66" w:unhideWhenUsed="0"/>
-    <w:lsdException w:name="Medium Grid 1 Accent 1" w:semiHidden="0" w:uiPriority="67" w:unhideWhenUsed="0"/>
-    <w:lsdException w:name="Medium Grid 2 Accent 1" w:semiHidden="0" w:uiPriority="68" w:unhideWhenUsed="0"/>
-    <w:lsdException w:name="Medium Grid 3 Accent 1" w:semiHidden="0" w:uiPriority="69" w:unhideWhenUsed="0"/>
-    <w:lsdException w:name="Dark List Accent 1" w:semiHidden="0" w:uiPriority="70" w:unhideWhenUsed="0"/>
-    <w:lsdException w:name="Colorful Shading Accent 1" w:semiHidden="0" w:uiPriority="71" w:unhideWhenUsed="0"/>
-    <w:lsdException w:name="Colorful List Accent 1" w:semiHidden="0" w:uiPriority="72" w:unhideWhenUsed="0"/>
-    <w:lsdException w:name="Colorful Grid Accent 1" w:semiHidden="0" w:uiPriority="73" w:unhideWhenUsed="0"/>
-    <w:lsdException w:name="Light Shading Accent 2" w:semiHidden="0" w:uiPriority="60" w:unhideWhenUsed="0"/>
-    <w:lsdException w:name="Light List Accent 2" w:semiHidden="0" w:uiPriority="61" w:unhideWhenUsed="0"/>
-    <w:lsdException w:name="Light Grid Accent 2" w:semiHidden="0" w:uiPriority="62" w:unhideWhenUsed="0"/>
-    <w:lsdException w:name="Medium Shading 1 Accent 2" w:semiHidden="0" w:uiPriority="63" w:unhideWhenUsed="0"/>
-    <w:lsdException w:name="Medium Shading 2 Accent 2" w:semiHidden="0" w:uiPriority="64" w:unhideWhenUsed="0"/>
-    <w:lsdException w:name="Medium List 1 Accent 2" w:semiHidden="0" w:uiPriority="65" w:unhideWhenUsed="0"/>
-    <w:lsdException w:name="Medium List 2 Accent 2" w:semiHidden="0" w:uiPriority="66" w:unhideWhenUsed="0"/>
-    <w:lsdException w:name="Medium Grid 1 Accent 2" w:semiHidden="0" w:uiPriority="67" w:unhideWhenUsed="0"/>
-    <w:lsdException w:name="Medium Grid 2 Accent 2" w:semiHidden="0" w:uiPriority="68" w:unhideWhenUsed="0"/>
-    <w:lsdException w:name="Medium Grid 3 Accent 2" w:semiHidden="0" w:uiPriority="69" w:unhideWhenUsed="0"/>
-    <w:lsdException w:name="Dark List Accent 2" w:semiHidden="0" w:uiPriority="70" w:unhideWhenUsed="0"/>
-    <w:lsdException w:name="Colorful Shading Accent 2" w:semiHidden="0" w:uiPriority="71" w:unhideWhenUsed="0"/>
-    <w:lsdException w:name="Colorful List Accent 2" w:semiHidden="0" w:uiPriority="72" w:unhideWhenUsed="0"/>
-    <w:lsdException w:name="Colorful Grid Accent 2" w:semiHidden="0" w:uiPriority="73" w:unhideWhenUsed="0"/>
-    <w:lsdException w:name="Light Shading Accent 3" w:semiHidden="0" w:uiPriority="60" w:unhideWhenUsed="0"/>
-    <w:lsdException w:name="Light List Accent 3" w:semiHidden="0" w:uiPriority="61" w:unhideWhenUsed="0"/>
-    <w:lsdException w:name="Light Grid Accent 3" w:semiHidden="0" w:uiPriority="62" w:unhideWhenUsed="0"/>
-    <w:lsdException w:name="Medium Shading 1 Accent 3" w:semiHidden="0" w:uiPriority="63" w:unhideWhenUsed="0"/>
-    <w:lsdException w:name="Medium Shading 2 Accent 3" w:semiHidden="0" w:uiPriority="64" w:unhideWhenUsed="0"/>
-    <w:lsdException w:name="Medium List 1 Accent 3" w:semiHidden="0" w:uiPriority="65" w:unhideWhenUsed="0"/>
-    <w:lsdException w:name="Medium List 2 Accent 3" w:semiHidden="0" w:uiPriority="66" w:unhideWhenUsed="0"/>
-    <w:lsdException w:name="Medium Grid 1 Accent 3" w:semiHidden="0" w:uiPriority="67" w:unhideWhenUsed="0"/>
-    <w:lsdException w:name="Medium Grid 2 Accent 3" w:semiHidden="0" w:uiPriority="68" w:unhideWhenUsed="0"/>
-    <w:lsdException w:name="Medium Grid 3 Accent 3" w:semiHidden="0" w:uiPriority="69" w:unhideWhenUsed="0"/>
-    <w:lsdException w:name="Dark List Accent 3" w:semiHidden="0" w:uiPriority="70" w:unhideWhenUsed="0"/>
-    <w:lsdException w:name="Colorful Shading Accent 3" w:semiHidden="0" w:uiPriority="71" w:unhideWhenUsed="0"/>
-    <w:lsdException w:name="Colorful List Accent 3" w:semiHidden="0" w:uiPriority="72" w:unhideWhenUsed="0"/>
-    <w:lsdException w:name="Colorful Grid Accent 3" w:semiHidden="0" w:uiPriority="73" w:unhideWhenUsed="0"/>
-    <w:lsdException w:name="Light Shading Accent 4" w:semiHidden="0" w:uiPriority="60" w:unhideWhenUsed="0"/>
-    <w:lsdException w:name="Light List Accent 4" w:semiHidden="0" w:uiPriority="61" w:unhideWhenUsed="0"/>
-    <w:lsdException w:name="Light Grid Accent 4" w:semiHidden="0" w:uiPriority="62" w:unhideWhenUsed="0"/>
-    <w:lsdException w:name="Medium Shading 1 Accent 4" w:semiHidden="0" w:uiPriority="63" w:unhideWhenUsed="0"/>
-    <w:lsdException w:name="Medium Shading 2 Accent 4" w:semiHidden="0" w:uiPriority="64" w:unhideWhenUsed="0"/>
-    <w:lsdException w:name="Medium List 1 Accent 4" w:semiHidden="0" w:uiPriority="65" w:unhideWhenUsed="0"/>
-    <w:lsdException w:name="Medium List 2 Accent 4" w:semiHidden="0" w:uiPriority="66" w:unhideWhenUsed="0"/>
-    <w:lsdException w:name="Medium Grid 1 Accent 4" w:semiHidden="0" w:uiPriority="67" w:unhideWhenUsed="0"/>
-    <w:lsdException w:name="Medium Grid 2 Accent 4" w:semiHidden="0" w:uiPriority="68" w:unhideWhenUsed="0"/>
-    <w:lsdException w:name="Medium Grid 3 Accent 4" w:semiHidden="0" w:uiPriority="69" w:unhideWhenUsed="0"/>
-    <w:lsdException w:name="Dark List Accent 4" w:semiHidden="0" w:uiPriority="70" w:unhideWhenUsed="0"/>
-    <w:lsdException w:name="Colorful Shading Accent 4" w:semiHidden="0" w:uiPriority="71" w:unhideWhenUsed="0"/>
-    <w:lsdException w:name="Colorful List Accent 4" w:semiHidden="0" w:uiPriority="72" w:unhideWhenUsed="0"/>
-    <w:lsdException w:name="Colorful Grid Accent 4" w:semiHidden="0" w:uiPriority="73" w:unhideWhenUsed="0"/>
-    <w:lsdException w:name="Light Shading Accent 5" w:semiHidden="0" w:uiPriority="60" w:unhideWhenUsed="0"/>
-    <w:lsdException w:name="Light List Accent 5" w:semiHidden="0" w:uiPriority="61" w:unhideWhenUsed="0"/>
-    <w:lsdException w:name="Light Grid Accent 5" w:semiHidden="0" w:uiPriority="62" w:unhideWhenUsed="0"/>
-    <w:lsdException w:name="Medium Shading 1 Accent 5" w:semiHidden="0" w:uiPriority="63" w:unhideWhenUsed="0"/>
-    <w:lsdException w:name="Medium Shading 2 Accent 5" w:semiHidden="0" w:uiPriority="64" w:unhideWhenUsed="0"/>
-    <w:lsdException w:name="Medium List 1 Accent 5" w:semiHidden="0" w:uiPriority="65" w:unhideWhenUsed="0"/>
-    <w:lsdException w:name="Medium List 2 Accent 5" w:semiHidden="0" w:uiPriority="66" w:unhideWhenUsed="0"/>
-    <w:lsdException w:name="Medium Grid 1 Accent 5" w:semiHidden="0" w:uiPriority="67" w:unhideWhenUsed="0"/>
-    <w:lsdException w:name="Medium Grid 2 Accent 5" w:semiHidden="0" w:uiPriority="68" w:unhideWhenUsed="0"/>
-    <w:lsdException w:name="Medium Grid 3 Accent 5" w:semiHidden="0" w:uiPriority="69" w:unhideWhenUsed="0"/>
-    <w:lsdException w:name="Dark List Accent 5" w:semiHidden="0" w:uiPriority="70" w:unhideWhenUsed="0"/>
-    <w:lsdException w:name="Colorful Shading Accent 5" w:semiHidden="0" w:uiPriority="71" w:unhideWhenUsed="0"/>
-    <w:lsdException w:name="Colorful List Accent 5" w:semiHidden="0" w:uiPriority="72" w:unhideWhenUsed="0"/>
-    <w:lsdException w:name="Colorful Grid Accent 5" w:semiHidden="0" w:uiPriority="73" w:unhideWhenUsed="0"/>
-    <w:lsdException w:name="Light Shading Accent 6" w:semiHidden="0" w:uiPriority="60" w:unhideWhenUsed="0"/>
-    <w:lsdException w:name="Light List Accent 6" w:semiHidden="0" w:uiPriority="61" w:unhideWhenUsed="0"/>
-    <w:lsdException w:name="Light Grid Accent 6" w:semiHidden="0" w:uiPriority="62" w:unhideWhenUsed="0"/>
-    <w:lsdException w:name="Medium Shading 1 Accent 6" w:semiHidden="0" w:uiPriority="63" w:unhideWhenUsed="0"/>
-    <w:lsdException w:name="Medium Shading 2 Accent 6" w:semiHidden="0" w:uiPriority="64" w:unhideWhenUsed="0"/>
-    <w:lsdException w:name="Medium List 1 Accent 6" w:semiHidden="0" w:uiPriority="65" w:unhideWhenUsed="0"/>
-    <w:lsdException w:name="Medium List 2 Accent 6" w:semiHidden="0" w:uiPriority="66" w:unhideWhenUsed="0"/>
-    <w:lsdException w:name="Medium Grid 1 Accent 6" w:semiHidden="0" w:uiPriority="67" w:unhideWhenUsed="0"/>
-    <w:lsdException w:name="Medium Grid 2 Accent 6" w:semiHidden="0" w:uiPriority="68" w:unhideWhenUsed="0"/>
-    <w:lsdException w:name="Medium Grid 3 Accent 6" w:semiHidden="0" w:uiPriority="69" w:unhideWhenUsed="0"/>
-    <w:lsdException w:name="Dark List Accent 6" w:semiHidden="0" w:uiPriority="70" w:unhideWhenUsed="0"/>
-    <w:lsdException w:name="Colorful Shading Accent 6" w:semiHidden="0" w:uiPriority="71" w:unhideWhenUsed="0"/>
-    <w:lsdException w:name="Colorful List Accent 6" w:semiHidden="0" w:uiPriority="72" w:unhideWhenUsed="0"/>
-    <w:lsdException w:name="Colorful Grid Accent 6" w:semiHidden="0" w:uiPriority="73" w:unhideWhenUsed="0"/>
-    <w:lsdException w:name="Subtle Emphasis" w:semiHidden="0" w:uiPriority="19" w:unhideWhenUsed="0" w:qFormat="1"/>
-    <w:lsdException w:name="Intense Emphasis" w:semiHidden="0" w:uiPriority="21" w:unhideWhenUsed="0" w:qFormat="1"/>
-    <w:lsdException w:name="Subtle Reference" w:semiHidden="0" w:uiPriority="31" w:unhideWhenUsed="0" w:qFormat="1"/>
-    <w:lsdException w:name="Intense Reference" w:semiHidden="0" w:uiPriority="32" w:unhideWhenUsed="0" w:qFormat="1"/>
-    <w:lsdException w:name="Book Title" w:semiHidden="0" w:uiPriority="33" w:unhideWhenUsed="0" w:qFormat="1"/>
-    <w:lsdException w:name="Bibliography" w:uiPriority="37"/>
-    <w:lsdException w:name="TOC Heading" w:uiPriority="39" w:qFormat="1"/>
+  <w:latentStyles w:defLockedState="0" w:defUIPriority="99" w:defSemiHidden="0" w:defUnhideWhenUsed="0" w:defQFormat="0" w:count="382">
+    <w:lsdException w:name="Normal" w:uiPriority="0" w:qFormat="1"/>
+    <w:lsdException w:name="heading 1" w:uiPriority="9" w:qFormat="1"/>
+    <w:lsdException w:name="heading 2" w:semiHidden="1" w:uiPriority="9" w:unhideWhenUsed="1" w:qFormat="1"/>
+    <w:lsdException w:name="heading 3" w:semiHidden="1" w:uiPriority="9" w:unhideWhenUsed="1" w:qFormat="1"/>
+    <w:lsdException w:name="heading 4" w:semiHidden="1" w:uiPriority="9" w:unhideWhenUsed="1" w:qFormat="1"/>
+    <w:lsdException w:name="heading 5" w:semiHidden="1" w:uiPriority="9" w:unhideWhenUsed="1" w:qFormat="1"/>
+    <w:lsdException w:name="heading 6" w:semiHidden="1" w:uiPriority="9" w:unhideWhenUsed="1" w:qFormat="1"/>
+    <w:lsdException w:name="heading 7" w:semiHidden="1" w:uiPriority="9" w:unhideWhenUsed="1" w:qFormat="1"/>
+    <w:lsdException w:name="heading 8" w:semiHidden="1" w:uiPriority="9" w:unhideWhenUsed="1" w:qFormat="1"/>
+    <w:lsdException w:name="heading 9" w:semiHidden="1" w:uiPriority="9" w:unhideWhenUsed="1" w:qFormat="1"/>
+    <w:lsdException w:name="index 1" w:semiHidden="1" w:unhideWhenUsed="1"/>
+    <w:lsdException w:name="index 2" w:semiHidden="1" w:unhideWhenUsed="1"/>
+    <w:lsdException w:name="index 3" w:semiHidden="1" w:unhideWhenUsed="1"/>
+    <w:lsdException w:name="index 4" w:semiHidden="1" w:unhideWhenUsed="1"/>
+    <w:lsdException w:name="index 5" w:semiHidden="1" w:unhideWhenUsed="1"/>
+    <w:lsdException w:name="index 6" w:semiHidden="1" w:unhideWhenUsed="1"/>
+    <w:lsdException w:name="index 7" w:semiHidden="1" w:unhideWhenUsed="1"/>
+    <w:lsdException w:name="index 8" w:semiHidden="1" w:unhideWhenUsed="1"/>
+    <w:lsdException w:name="index 9" w:semiHidden="1" w:unhideWhenUsed="1"/>
+    <w:lsdException w:name="toc 1" w:semiHidden="1" w:uiPriority="39" w:unhideWhenUsed="1"/>
+    <w:lsdException w:name="toc 2" w:semiHidden="1" w:uiPriority="39" w:unhideWhenUsed="1"/>
+    <w:lsdException w:name="toc 3" w:semiHidden="1" w:uiPriority="39" w:unhideWhenUsed="1"/>
+    <w:lsdException w:name="toc 4" w:semiHidden="1" w:uiPriority="39" w:unhideWhenUsed="1"/>
+    <w:lsdException w:name="toc 5" w:semiHidden="1" w:uiPriority="39" w:unhideWhenUsed="1"/>
+    <w:lsdException w:name="toc 6" w:semiHidden="1" w:uiPriority="39" w:unhideWhenUsed="1"/>
+    <w:lsdException w:name="toc 7" w:semiHidden="1" w:uiPriority="39" w:unhideWhenUsed="1"/>
+    <w:lsdException w:name="toc 8" w:semiHidden="1" w:uiPriority="39" w:unhideWhenUsed="1"/>
+    <w:lsdException w:name="toc 9" w:semiHidden="1" w:uiPriority="39" w:unhideWhenUsed="1"/>
+    <w:lsdException w:name="Normal Indent" w:semiHidden="1" w:unhideWhenUsed="1"/>
+    <w:lsdException w:name="footnote text" w:semiHidden="1" w:unhideWhenUsed="1"/>
+    <w:lsdException w:name="annotation text" w:semiHidden="1" w:unhideWhenUsed="1"/>
+    <w:lsdException w:name="header" w:semiHidden="1" w:unhideWhenUsed="1"/>
+    <w:lsdException w:name="footer" w:semiHidden="1" w:unhideWhenUsed="1"/>
+    <w:lsdException w:name="index heading" w:semiHidden="1" w:unhideWhenUsed="1"/>
+    <w:lsdException w:name="caption" w:semiHidden="1" w:uiPriority="35" w:unhideWhenUsed="1" w:qFormat="1"/>
+    <w:lsdException w:name="table of figures" w:semiHidden="1" w:unhideWhenUsed="1"/>
+    <w:lsdException w:name="envelope address" w:semiHidden="1" w:unhideWhenUsed="1"/>
+    <w:lsdException w:name="envelope return" w:semiHidden="1" w:unhideWhenUsed="1"/>
+    <w:lsdException w:name="footnote reference" w:semiHidden="1" w:unhideWhenUsed="1"/>
+    <w:lsdException w:name="annotation reference" w:semiHidden="1" w:unhideWhenUsed="1"/>
+    <w:lsdException w:name="line number" w:semiHidden="1" w:unhideWhenUsed="1"/>
+    <w:lsdException w:name="page number" w:semiHidden="1" w:unhideWhenUsed="1"/>
+    <w:lsdException w:name="endnote reference" w:semiHidden="1" w:unhideWhenUsed="1"/>
+    <w:lsdException w:name="endnote text" w:semiHidden="1" w:unhideWhenUsed="1"/>
+    <w:lsdException w:name="table of authorities" w:semiHidden="1" w:unhideWhenUsed="1"/>
+    <w:lsdException w:name="macro" w:semiHidden="1" w:unhideWhenUsed="1"/>
+    <w:lsdException w:name="toa heading" w:semiHidden="1" w:unhideWhenUsed="1"/>
+    <w:lsdException w:name="List" w:semiHidden="1" w:unhideWhenUsed="1"/>
+    <w:lsdException w:name="List Bullet" w:semiHidden="1" w:unhideWhenUsed="1"/>
+    <w:lsdException w:name="List Number" w:semiHidden="1" w:unhideWhenUsed="1"/>
+    <w:lsdException w:name="List 2" w:semiHidden="1" w:unhideWhenUsed="1"/>
+    <w:lsdException w:name="List 3" w:semiHidden="1" w:unhideWhenUsed="1"/>
+    <w:lsdException w:name="List 4" w:semiHidden="1" w:unhideWhenUsed="1"/>
+    <w:lsdException w:name="List 5" w:semiHidden="1" w:unhideWhenUsed="1"/>
+    <w:lsdException w:name="List Bullet 2" w:semiHidden="1" w:unhideWhenUsed="1"/>
+    <w:lsdException w:name="List Bullet 3" w:semiHidden="1" w:unhideWhenUsed="1"/>
+    <w:lsdException w:name="List Bullet 4" w:semiHidden="1" w:unhideWhenUsed="1"/>
+    <w:lsdException w:name="List Bullet 5" w:semiHidden="1" w:unhideWhenUsed="1"/>
+    <w:lsdException w:name="List Number 2" w:semiHidden="1" w:unhideWhenUsed="1"/>
+    <w:lsdException w:name="List Number 3" w:semiHidden="1" w:unhideWhenUsed="1"/>
+    <w:lsdException w:name="List Number 4" w:semiHidden="1" w:unhideWhenUsed="1"/>
+    <w:lsdException w:name="List Number 5" w:semiHidden="1" w:unhideWhenUsed="1"/>
+    <w:lsdException w:name="Title" w:uiPriority="10" w:qFormat="1"/>
+    <w:lsdException w:name="Closing" w:semiHidden="1" w:unhideWhenUsed="1"/>
+    <w:lsdException w:name="Signature" w:semiHidden="1" w:unhideWhenUsed="1"/>
+    <w:lsdException w:name="Default Paragraph Font" w:semiHidden="1" w:uiPriority="1" w:unhideWhenUsed="1"/>
+    <w:lsdException w:name="Body Text" w:semiHidden="1" w:unhideWhenUsed="1"/>
+    <w:lsdException w:name="Body Text Indent" w:semiHidden="1" w:unhideWhenUsed="1"/>
+    <w:lsdException w:name="List Continue" w:semiHidden="1" w:unhideWhenUsed="1"/>
+    <w:lsdException w:name="List Continue 2" w:semiHidden="1" w:unhideWhenUsed="1"/>
+    <w:lsdException w:name="List Continue 3" w:semiHidden="1" w:unhideWhenUsed="1"/>
+    <w:lsdException w:name="List Continue 4" w:semiHidden="1" w:unhideWhenUsed="1"/>
+    <w:lsdException w:name="List Continue 5" w:semiHidden="1" w:unhideWhenUsed="1"/>
+    <w:lsdException w:name="Message Header" w:semiHidden="1" w:unhideWhenUsed="1"/>
+    <w:lsdException w:name="Subtitle" w:uiPriority="11" w:qFormat="1"/>
+    <w:lsdException w:name="Salutation" w:semiHidden="1" w:unhideWhenUsed="1"/>
+    <w:lsdException w:name="Date" w:semiHidden="1" w:unhideWhenUsed="1"/>
+    <w:lsdException w:name="Body Text First Indent" w:semiHidden="1" w:unhideWhenUsed="1"/>
+    <w:lsdException w:name="Body Text First Indent 2" w:semiHidden="1" w:unhideWhenUsed="1"/>
+    <w:lsdException w:name="Note Heading" w:semiHidden="1" w:unhideWhenUsed="1"/>
+    <w:lsdException w:name="Body Text 2" w:semiHidden="1" w:unhideWhenUsed="1"/>
+    <w:lsdException w:name="Body Text 3" w:semiHidden="1" w:unhideWhenUsed="1"/>
+    <w:lsdException w:name="Body Text Indent 2" w:semiHidden="1" w:unhideWhenUsed="1"/>
+    <w:lsdException w:name="Body Text Indent 3" w:semiHidden="1" w:unhideWhenUsed="1"/>
+    <w:lsdException w:name="Block Text" w:semiHidden="1" w:unhideWhenUsed="1"/>
+    <w:lsdException w:name="Hyperlink" w:semiHidden="1" w:unhideWhenUsed="1"/>
+    <w:lsdException w:name="FollowedHyperlink" w:semiHidden="1" w:unhideWhenUsed="1"/>
+    <w:lsdException w:name="Strong" w:uiPriority="22" w:qFormat="1"/>
+    <w:lsdException w:name="Emphasis" w:uiPriority="20" w:qFormat="1"/>
+    <w:lsdException w:name="Document Map" w:semiHidden="1" w:unhideWhenUsed="1"/>
+    <w:lsdException w:name="Plain Text" w:semiHidden="1" w:unhideWhenUsed="1"/>
+    <w:lsdException w:name="E-mail Signature" w:semiHidden="1" w:unhideWhenUsed="1"/>
+    <w:lsdException w:name="HTML Top of Form" w:semiHidden="1" w:unhideWhenUsed="1"/>
+    <w:lsdException w:name="HTML Bottom of Form" w:semiHidden="1" w:unhideWhenUsed="1"/>
+    <w:lsdException w:name="Normal (Web)" w:semiHidden="1" w:unhideWhenUsed="1"/>
+    <w:lsdException w:name="HTML Acronym" w:semiHidden="1" w:unhideWhenUsed="1"/>
+    <w:lsdException w:name="HTML Address" w:semiHidden="1" w:unhideWhenUsed="1"/>
+    <w:lsdException w:name="HTML Cite" w:semiHidden="1" w:unhideWhenUsed="1"/>
+    <w:lsdException w:name="HTML Code" w:semiHidden="1" w:unhideWhenUsed="1"/>
+    <w:lsdException w:name="HTML Definition" w:semiHidden="1" w:unhideWhenUsed="1"/>
+    <w:lsdException w:name="HTML Keyboard" w:semiHidden="1" w:unhideWhenUsed="1"/>
+    <w:lsdException w:name="HTML Preformatted" w:semiHidden="1" w:unhideWhenUsed="1"/>
+    <w:lsdException w:name="HTML Sample" w:semiHidden="1" w:unhideWhenUsed="1"/>
+    <w:lsdException w:name="HTML Typewriter" w:semiHidden="1" w:unhideWhenUsed="1"/>
+    <w:lsdException w:name="HTML Variable" w:semiHidden="1" w:unhideWhenUsed="1"/>
+    <w:lsdException w:name="Normal Table" w:semiHidden="1" w:unhideWhenUsed="1"/>
+    <w:lsdException w:name="annotation subject" w:semiHidden="1" w:unhideWhenUsed="1"/>
+    <w:lsdException w:name="No List" w:semiHidden="1" w:unhideWhenUsed="1"/>
+    <w:lsdException w:name="Outline List 1" w:semiHidden="1" w:unhideWhenUsed="1"/>
+    <w:lsdException w:name="Outline List 2" w:semiHidden="1" w:unhideWhenUsed="1"/>
+    <w:lsdException w:name="Outline List 3" w:semiHidden="1" w:unhideWhenUsed="1"/>
+    <w:lsdException w:name="Table Simple 1" w:semiHidden="1" w:unhideWhenUsed="1"/>
+    <w:lsdException w:name="Table Simple 2" w:semiHidden="1" w:unhideWhenUsed="1"/>
+    <w:lsdException w:name="Table Simple 3" w:semiHidden="1" w:unhideWhenUsed="1"/>
+    <w:lsdException w:name="Table Classic 1" w:semiHidden="1" w:unhideWhenUsed="1"/>
+    <w:lsdException w:name="Table Classic 2" w:semiHidden="1" w:unhideWhenUsed="1"/>
+    <w:lsdException w:name="Table Classic 3" w:semiHidden="1" w:unhideWhenUsed="1"/>
+    <w:lsdException w:name="Table Classic 4" w:semiHidden="1" w:unhideWhenUsed="1"/>
+    <w:lsdException w:name="Table Colorful 1" w:semiHidden="1" w:unhideWhenUsed="1"/>
+    <w:lsdException w:name="Table Colorful 2" w:semiHidden="1" w:unhideWhenUsed="1"/>
+    <w:lsdException w:name="Table Colorful 3" w:semiHidden="1" w:unhideWhenUsed="1"/>
+    <w:lsdException w:name="Table Columns 1" w:semiHidden="1" w:unhideWhenUsed="1"/>
+    <w:lsdException w:name="Table Columns 2" w:semiHidden="1" w:unhideWhenUsed="1"/>
+    <w:lsdException w:name="Table Columns 3" w:semiHidden="1" w:unhideWhenUsed="1"/>
+    <w:lsdException w:name="Table Columns 4" w:semiHidden="1" w:unhideWhenUsed="1"/>
+    <w:lsdException w:name="Table Columns 5" w:semiHidden="1" w:unhideWhenUsed="1"/>
+    <w:lsdException w:name="Table Grid 1" w:semiHidden="1" w:unhideWhenUsed="1"/>
+    <w:lsdException w:name="Table Grid 2" w:semiHidden="1" w:unhideWhenUsed="1"/>
+    <w:lsdException w:name="Table Grid 3" w:semiHidden="1" w:unhideWhenUsed="1"/>
+    <w:lsdException w:name="Table Grid 4" w:semiHidden="1" w:unhideWhenUsed="1"/>
+    <w:lsdException w:name="Table Grid 5" w:semiHidden="1" w:unhideWhenUsed="1"/>
+    <w:lsdException w:name="Table Grid 6" w:semiHidden="1" w:unhideWhenUsed="1"/>
+    <w:lsdException w:name="Table Grid 7" w:semiHidden="1" w:unhideWhenUsed="1"/>
+    <w:lsdException w:name="Table Grid 8" w:semiHidden="1" w:unhideWhenUsed="1"/>
+    <w:lsdException w:name="Table List 1" w:semiHidden="1" w:unhideWhenUsed="1"/>
+    <w:lsdException w:name="Table List 2" w:semiHidden="1" w:unhideWhenUsed="1"/>
+    <w:lsdException w:name="Table List 3" w:semiHidden="1" w:unhideWhenUsed="1"/>
+    <w:lsdException w:name="Table List 4" w:semiHidden="1" w:unhideWhenUsed="1"/>
+    <w:lsdException w:name="Table List 5" w:semiHidden="1" w:unhideWhenUsed="1"/>
+    <w:lsdException w:name="Table List 6" w:semiHidden="1" w:unhideWhenUsed="1"/>
+    <w:lsdException w:name="Table List 7" w:semiHidden="1" w:unhideWhenUsed="1"/>
+    <w:lsdException w:name="Table List 8" w:semiHidden="1" w:unhideWhenUsed="1"/>
+    <w:lsdException w:name="Table 3D effects 1" w:semiHidden="1" w:unhideWhenUsed="1"/>
+    <w:lsdException w:name="Table 3D effects 2" w:semiHidden="1" w:unhideWhenUsed="1"/>
+    <w:lsdException w:name="Table 3D effects 3" w:semiHidden="1" w:unhideWhenUsed="1"/>
+    <w:lsdException w:name="Table Contemporary" w:semiHidden="1" w:unhideWhenUsed="1"/>
+    <w:lsdException w:name="Table Elegant" w:semiHidden="1" w:unhideWhenUsed="1"/>
+    <w:lsdException w:name="Table Professional" w:semiHidden="1" w:unhideWhenUsed="1"/>
+    <w:lsdException w:name="Table Subtle 1" w:semiHidden="1" w:unhideWhenUsed="1"/>
+    <w:lsdException w:name="Table Subtle 2" w:semiHidden="1" w:unhideWhenUsed="1"/>
+    <w:lsdException w:name="Table Web 1" w:semiHidden="1" w:unhideWhenUsed="1"/>
+    <w:lsdException w:name="Table Web 2" w:semiHidden="1" w:unhideWhenUsed="1"/>
+    <w:lsdException w:name="Table Web 3" w:semiHidden="1" w:unhideWhenUsed="1"/>
+    <w:lsdException w:name="Balloon Text" w:semiHidden="1" w:unhideWhenUsed="1"/>
+    <w:lsdException w:name="Table Grid" w:uiPriority="59"/>
+    <w:lsdException w:name="Table Theme" w:semiHidden="1" w:unhideWhenUsed="1"/>
+    <w:lsdException w:name="Note Level 1" w:semiHidden="1" w:unhideWhenUsed="1"/>
+    <w:lsdException w:name="Note Level 2" w:semiHidden="1" w:unhideWhenUsed="1"/>
+    <w:lsdException w:name="Note Level 3" w:semiHidden="1" w:unhideWhenUsed="1"/>
+    <w:lsdException w:name="Note Level 4" w:semiHidden="1" w:unhideWhenUsed="1"/>
+    <w:lsdException w:name="Note Level 5" w:semiHidden="1" w:unhideWhenUsed="1"/>
+    <w:lsdException w:name="Note Level 6" w:semiHidden="1" w:unhideWhenUsed="1"/>
+    <w:lsdException w:name="Note Level 7" w:semiHidden="1" w:unhideWhenUsed="1"/>
+    <w:lsdException w:name="Note Level 8" w:semiHidden="1" w:unhideWhenUsed="1"/>
+    <w:lsdException w:name="Note Level 9" w:semiHidden="1" w:unhideWhenUsed="1"/>
+    <w:lsdException w:name="Placeholder Text" w:semiHidden="1"/>
+    <w:lsdException w:name="No Spacing" w:uiPriority="1" w:qFormat="1"/>
+    <w:lsdException w:name="Light Shading" w:uiPriority="60"/>
+    <w:lsdException w:name="Light List" w:uiPriority="61"/>
+    <w:lsdException w:name="Light Grid" w:uiPriority="62"/>
+    <w:lsdException w:name="Medium Shading 1" w:uiPriority="63"/>
+    <w:lsdException w:name="Medium Shading 2" w:uiPriority="64"/>
+    <w:lsdException w:name="Medium List 1" w:uiPriority="65"/>
+    <w:lsdException w:name="Medium List 2" w:uiPriority="66"/>
+    <w:lsdException w:name="Medium Grid 1" w:uiPriority="67"/>
+    <w:lsdException w:name="Medium Grid 2" w:uiPriority="68"/>
+    <w:lsdException w:name="Medium Grid 3" w:uiPriority="69"/>
+    <w:lsdException w:name="Dark List" w:uiPriority="70"/>
+    <w:lsdException w:name="Colorful Shading" w:uiPriority="71"/>
+    <w:lsdException w:name="Colorful List" w:uiPriority="72"/>
+    <w:lsdException w:name="Colorful Grid" w:uiPriority="73"/>
+    <w:lsdException w:name="Light Shading Accent 1" w:uiPriority="60"/>
+    <w:lsdException w:name="Light List Accent 1" w:uiPriority="61"/>
+    <w:lsdException w:name="Light Grid Accent 1" w:uiPriority="62"/>
+    <w:lsdException w:name="Medium Shading 1 Accent 1" w:uiPriority="63"/>
+    <w:lsdException w:name="Medium Shading 2 Accent 1" w:uiPriority="64"/>
+    <w:lsdException w:name="Medium List 1 Accent 1" w:uiPriority="65"/>
+    <w:lsdException w:name="Revision" w:semiHidden="1"/>
+    <w:lsdException w:name="List Paragraph" w:uiPriority="34" w:qFormat="1"/>
+    <w:lsdException w:name="Quote" w:uiPriority="29" w:qFormat="1"/>
+    <w:lsdException w:name="Intense Quote" w:uiPriority="30" w:qFormat="1"/>
+    <w:lsdException w:name="Medium List 2 Accent 1" w:uiPriority="66"/>
+    <w:lsdException w:name="Medium Grid 1 Accent 1" w:uiPriority="67"/>
+    <w:lsdException w:name="Medium Grid 2 Accent 1" w:uiPriority="68"/>
+    <w:lsdException w:name="Medium Grid 3 Accent 1" w:uiPriority="69"/>
+    <w:lsdException w:name="Dark List Accent 1" w:uiPriority="70"/>
+    <w:lsdException w:name="Colorful Shading Accent 1" w:uiPriority="71"/>
+    <w:lsdException w:name="Colorful List Accent 1" w:uiPriority="72"/>
+    <w:lsdException w:name="Colorful Grid Accent 1" w:uiPriority="73"/>
+    <w:lsdException w:name="Light Shading Accent 2" w:uiPriority="60"/>
+    <w:lsdException w:name="Light List Accent 2" w:uiPriority="61"/>
+    <w:lsdException w:name="Light Grid Accent 2" w:uiPriority="62"/>
+    <w:lsdException w:name="Medium Shading 1 Accent 2" w:uiPriority="63"/>
+    <w:lsdException w:name="Medium Shading 2 Accent 2" w:uiPriority="64"/>
+    <w:lsdException w:name="Medium List 1 Accent 2" w:uiPriority="65"/>
+    <w:lsdException w:name="Medium List 2 Accent 2" w:uiPriority="66"/>
+    <w:lsdException w:name="Medium Grid 1 Accent 2" w:uiPriority="67"/>
+    <w:lsdException w:name="Medium Grid 2 Accent 2" w:uiPriority="68"/>
+    <w:lsdException w:name="Medium Grid 3 Accent 2" w:uiPriority="69"/>
+    <w:lsdException w:name="Dark List Accent 2" w:uiPriority="70"/>
+    <w:lsdException w:name="Colorful Shading Accent 2" w:uiPriority="71"/>
+    <w:lsdException w:name="Colorful List Accent 2" w:uiPriority="72"/>
+    <w:lsdException w:name="Colorful Grid Accent 2" w:uiPriority="73"/>
+    <w:lsdException w:name="Light Shading Accent 3" w:uiPriority="60"/>
+    <w:lsdException w:name="Light List Accent 3" w:uiPriority="61"/>
+    <w:lsdException w:name="Light Grid Accent 3" w:uiPriority="62"/>
+    <w:lsdException w:name="Medium Shading 1 Accent 3" w:uiPriority="63"/>
+    <w:lsdException w:name="Medium Shading 2 Accent 3" w:uiPriority="64"/>
+    <w:lsdException w:name="Medium List 1 Accent 3" w:uiPriority="65"/>
+    <w:lsdException w:name="Medium List 2 Accent 3" w:uiPriority="66"/>
+    <w:lsdException w:name="Medium Grid 1 Accent 3" w:uiPriority="67"/>
+    <w:lsdException w:name="Medium Grid 2 Accent 3" w:uiPriority="68"/>
+    <w:lsdException w:name="Medium Grid 3 Accent 3" w:uiPriority="69"/>
+    <w:lsdException w:name="Dark List Accent 3" w:uiPriority="70"/>
+    <w:lsdException w:name="Colorful Shading Accent 3" w:uiPriority="71"/>
+    <w:lsdException w:name="Colorful List Accent 3" w:uiPriority="72"/>
+    <w:lsdException w:name="Colorful Grid Accent 3" w:uiPriority="73"/>
+    <w:lsdException w:name="Light Shading Accent 4" w:uiPriority="60"/>
+    <w:lsdException w:name="Light List Accent 4" w:uiPriority="61"/>
+    <w:lsdException w:name="Light Grid Accent 4" w:uiPriority="62"/>
+    <w:lsdException w:name="Medium Shading 1 Accent 4" w:uiPriority="63"/>
+    <w:lsdException w:name="Medium Shading 2 Accent 4" w:uiPriority="64"/>
+    <w:lsdException w:name="Medium List 1 Accent 4" w:uiPriority="65"/>
+    <w:lsdException w:name="Medium List 2 Accent 4" w:uiPriority="66"/>
+    <w:lsdException w:name="Medium Grid 1 Accent 4" w:uiPriority="67"/>
+    <w:lsdException w:name="Medium Grid 2 Accent 4" w:uiPriority="68"/>
+    <w:lsdException w:name="Medium Grid 3 Accent 4" w:uiPriority="69"/>
+    <w:lsdException w:name="Dark List Accent 4" w:uiPriority="70"/>
+    <w:lsdException w:name="Colorful Shading Accent 4" w:uiPriority="71"/>
+    <w:lsdException w:name="Colorful List Accent 4" w:uiPriority="72"/>
+    <w:lsdException w:name="Colorful Grid Accent 4" w:uiPriority="73"/>
+    <w:lsdException w:name="Light Shading Accent 5" w:uiPriority="60"/>
+    <w:lsdException w:name="Light List Accent 5" w:uiPriority="61"/>
+    <w:lsdException w:name="Light Grid Accent 5" w:uiPriority="62"/>
+    <w:lsdException w:name="Medium Shading 1 Accent 5" w:uiPriority="63"/>
+    <w:lsdException w:name="Medium Shading 2 Accent 5" w:uiPriority="64"/>
+    <w:lsdException w:name="Medium List 1 Accent 5" w:uiPriority="65"/>
+    <w:lsdException w:name="Medium List 2 Accent 5" w:uiPriority="66"/>
+    <w:lsdException w:name="Medium Grid 1 Accent 5" w:uiPriority="67"/>
+    <w:lsdException w:name="Medium Grid 2 Accent 5" w:uiPriority="68"/>
+    <w:lsdException w:name="Medium Grid 3 Accent 5" w:uiPriority="69"/>
+    <w:lsdException w:name="Dark List Accent 5" w:uiPriority="70"/>
+    <w:lsdException w:name="Colorful Shading Accent 5" w:uiPriority="71"/>
+    <w:lsdException w:name="Colorful List Accent 5" w:uiPriority="72"/>
+    <w:lsdException w:name="Colorful Grid Accent 5" w:uiPriority="73"/>
+    <w:lsdException w:name="Light Shading Accent 6" w:uiPriority="60"/>
+    <w:lsdException w:name="Light List Accent 6" w:uiPriority="61"/>
+    <w:lsdException w:name="Light Grid Accent 6" w:uiPriority="62"/>
+    <w:lsdException w:name="Medium Shading 1 Accent 6" w:uiPriority="63"/>
+    <w:lsdException w:name="Medium Shading 2 Accent 6" w:uiPriority="64"/>
+    <w:lsdException w:name="Medium List 1 Accent 6" w:uiPriority="65"/>
+    <w:lsdException w:name="Medium List 2 Accent 6" w:uiPriority="66"/>
+    <w:lsdException w:name="Medium Grid 1 Accent 6" w:uiPriority="67"/>
+    <w:lsdException w:name="Medium Grid 2 Accent 6" w:uiPriority="68"/>
+    <w:lsdException w:name="Medium Grid 3 Accent 6" w:uiPriority="69"/>
+    <w:lsdException w:name="Dark List Accent 6" w:uiPriority="70"/>
+    <w:lsdException w:name="Colorful Shading Accent 6" w:uiPriority="71"/>
+    <w:lsdException w:name="Colorful List Accent 6" w:uiPriority="72"/>
+    <w:lsdException w:name="Colorful Grid Accent 6" w:uiPriority="73"/>
+    <w:lsdException w:name="Subtle Emphasis" w:uiPriority="19" w:qFormat="1"/>
+    <w:lsdException w:name="Intense Emphasis" w:uiPriority="21" w:qFormat="1"/>
+    <w:lsdException w:name="Subtle Reference" w:uiPriority="31" w:qFormat="1"/>
+    <w:lsdException w:name="Intense Reference" w:uiPriority="32" w:qFormat="1"/>
+    <w:lsdException w:name="Book Title" w:uiPriority="33" w:qFormat="1"/>
+    <w:lsdException w:name="Bibliography" w:semiHidden="1" w:uiPriority="37" w:unhideWhenUsed="1"/>
+    <w:lsdException w:name="TOC Heading" w:semiHidden="1" w:uiPriority="39" w:unhideWhenUsed="1" w:qFormat="1"/>
+    <w:lsdException w:name="Plain Table 1" w:uiPriority="41"/>
+    <w:lsdException w:name="Plain Table 2" w:uiPriority="42"/>
+    <w:lsdException w:name="Plain Table 3" w:uiPriority="43"/>
+    <w:lsdException w:name="Plain Table 4" w:uiPriority="44"/>
+    <w:lsdException w:name="Plain Table 5" w:uiPriority="45"/>
+    <w:lsdException w:name="Grid Table Light" w:uiPriority="40"/>
+    <w:lsdException w:name="Grid Table 1 Light" w:uiPriority="46"/>
+    <w:lsdException w:name="Grid Table 2" w:uiPriority="47"/>
+    <w:lsdException w:name="Grid Table 3" w:uiPriority="48"/>
+    <w:lsdException w:name="Grid Table 4" w:uiPriority="49"/>
+    <w:lsdException w:name="Grid Table 5 Dark" w:uiPriority="50"/>
+    <w:lsdException w:name="Grid Table 6 Colorful" w:uiPriority="51"/>
+    <w:lsdException w:name="Grid Table 7 Colorful" w:uiPriority="52"/>
+    <w:lsdException w:name="Grid Table 1 Light Accent 1" w:uiPriority="46"/>
+    <w:lsdException w:name="Grid Table 2 Accent 1" w:uiPriority="47"/>
+    <w:lsdException w:name="Grid Table 3 Accent 1" w:uiPriority="48"/>
+    <w:lsdException w:name="Grid Table 4 Accent 1" w:uiPriority="49"/>
+    <w:lsdException w:name="Grid Table 5 Dark Accent 1" w:uiPriority="50"/>
+    <w:lsdException w:name="Grid Table 6 Colorful Accent 1" w:uiPriority="51"/>
+    <w:lsdException w:name="Grid Table 7 Colorful Accent 1" w:uiPriority="52"/>
+    <w:lsdException w:name="Grid Table 1 Light Accent 2" w:uiPriority="46"/>
+    <w:lsdException w:name="Grid Table 2 Accent 2" w:uiPriority="47"/>
+    <w:lsdException w:name="Grid Table 3 Accent 2" w:uiPriority="48"/>
+    <w:lsdException w:name="Grid Table 4 Accent 2" w:uiPriority="49"/>
+    <w:lsdException w:name="Grid Table 5 Dark Accent 2" w:uiPriority="50"/>
+    <w:lsdException w:name="Grid Table 6 Colorful Accent 2" w:uiPriority="51"/>
+    <w:lsdException w:name="Grid Table 7 Colorful Accent 2" w:uiPriority="52"/>
+    <w:lsdException w:name="Grid Table 1 Light Accent 3" w:uiPriority="46"/>
+    <w:lsdException w:name="Grid Table 2 Accent 3" w:uiPriority="47"/>
+    <w:lsdException w:name="Grid Table 3 Accent 3" w:uiPriority="48"/>
+    <w:lsdException w:name="Grid Table 4 Accent 3" w:uiPriority="49"/>
+    <w:lsdException w:name="Grid Table 5 Dark Accent 3" w:uiPriority="50"/>
+    <w:lsdException w:name="Grid Table 6 Colorful Accent 3" w:uiPriority="51"/>
+    <w:lsdException w:name="Grid Table 7 Colorful Accent 3" w:uiPriority="52"/>
+    <w:lsdException w:name="Grid Table 1 Light Accent 4" w:uiPriority="46"/>
+    <w:lsdException w:name="Grid Table 2 Accent 4" w:uiPriority="47"/>
+    <w:lsdException w:name="Grid Table 3 Accent 4" w:uiPriority="48"/>
+    <w:lsdException w:name="Grid Table 4 Accent 4" w:uiPriority="49"/>
+    <w:lsdException w:name="Grid Table 5 Dark Accent 4" w:uiPriority="50"/>
+    <w:lsdException w:name="Grid Table 6 Colorful Accent 4" w:uiPriority="51"/>
+    <w:lsdException w:name="Grid Table 7 Colorful Accent 4" w:uiPriority="52"/>
+    <w:lsdException w:name="Grid Table 1 Light Accent 5" w:uiPriority="46"/>
+    <w:lsdException w:name="Grid Table 2 Accent 5" w:uiPriority="47"/>
+    <w:lsdException w:name="Grid Table 3 Accent 5" w:uiPriority="48"/>
+    <w:lsdException w:name="Grid Table 4 Accent 5" w:uiPriority="49"/>
+    <w:lsdException w:name="Grid Table 5 Dark Accent 5" w:uiPriority="50"/>
+    <w:lsdException w:name="Grid Table 6 Colorful Accent 5" w:uiPriority="51"/>
+    <w:lsdException w:name="Grid Table 7 Colorful Accent 5" w:uiPriority="52"/>
+    <w:lsdException w:name="Grid Table 1 Light Accent 6" w:uiPriority="46"/>
+    <w:lsdException w:name="Grid Table 2 Accent 6" w:uiPriority="47"/>
+    <w:lsdException w:name="Grid Table 3 Accent 6" w:uiPriority="48"/>
+    <w:lsdException w:name="Grid Table 4 Accent 6" w:uiPriority="49"/>
+    <w:lsdException w:name="Grid Table 5 Dark Accent 6" w:uiPriority="50"/>
+    <w:lsdException w:name="Grid Table 6 Colorful Accent 6" w:uiPriority="51"/>
+    <w:lsdException w:name="Grid Table 7 Colorful Accent 6" w:uiPriority="52"/>
+    <w:lsdException w:name="List Table 1 Light" w:uiPriority="46"/>
+    <w:lsdException w:name="List Table 2" w:uiPriority="47"/>
+    <w:lsdException w:name="List Table 3" w:uiPriority="48"/>
+    <w:lsdException w:name="List Table 4" w:uiPriority="49"/>
+    <w:lsdException w:name="List Table 5 Dark" w:uiPriority="50"/>
+    <w:lsdException w:name="List Table 6 Colorful" w:uiPriority="51"/>
+    <w:lsdException w:name="List Table 7 Colorful" w:uiPriority="52"/>
+    <w:lsdException w:name="List Table 1 Light Accent 1" w:uiPriority="46"/>
+    <w:lsdException w:name="List Table 2 Accent 1" w:uiPriority="47"/>
+    <w:lsdException w:name="List Table 3 Accent 1" w:uiPriority="48"/>
+    <w:lsdException w:name="List Table 4 Accent 1" w:uiPriority="49"/>
+    <w:lsdException w:name="List Table 5 Dark Accent 1" w:uiPriority="50"/>
+    <w:lsdException w:name="List Table 6 Colorful Accent 1" w:uiPriority="51"/>
+    <w:lsdException w:name="List Table 7 Colorful Accent 1" w:uiPriority="52"/>
+    <w:lsdException w:name="List Table 1 Light Accent 2" w:uiPriority="46"/>
+    <w:lsdException w:name="List Table 2 Accent 2" w:uiPriority="47"/>
+    <w:lsdException w:name="List Table 3 Accent 2" w:uiPriority="48"/>
+    <w:lsdException w:name="List Table 4 Accent 2" w:uiPriority="49"/>
+    <w:lsdException w:name="List Table 5 Dark Accent 2" w:uiPriority="50"/>
+    <w:lsdException w:name="List Table 6 Colorful Accent 2" w:uiPriority="51"/>
+    <w:lsdException w:name="List Table 7 Colorful Accent 2" w:uiPriority="52"/>
+    <w:lsdException w:name="List Table 1 Light Accent 3" w:uiPriority="46"/>
+    <w:lsdException w:name="List Table 2 Accent 3" w:uiPriority="47"/>
+    <w:lsdException w:name="List Table 3 Accent 3" w:uiPriority="48"/>
+    <w:lsdException w:name="List Table 4 Accent 3" w:uiPriority="49"/>
+    <w:lsdException w:name="List Table 5 Dark Accent 3" w:uiPriority="50"/>
+    <w:lsdException w:name="List Table 6 Colorful Accent 3" w:uiPriority="51"/>
+    <w:lsdException w:name="List Table 7 Colorful Accent 3" w:uiPriority="52"/>
+    <w:lsdException w:name="List Table 1 Light Accent 4" w:uiPriority="46"/>
+    <w:lsdException w:name="List Table 2 Accent 4" w:uiPriority="47"/>
+    <w:lsdException w:name="List Table 3 Accent 4" w:uiPriority="48"/>
+    <w:lsdException w:name="List Table 4 Accent 4" w:uiPriority="49"/>
+    <w:lsdException w:name="List Table 5 Dark Accent 4" w:uiPriority="50"/>
+    <w:lsdException w:name="List Table 6 Colorful Accent 4" w:uiPriority="51"/>
+    <w:lsdException w:name="List Table 7 Colorful Accent 4" w:uiPriority="52"/>
+    <w:lsdException w:name="List Table 1 Light Accent 5" w:uiPriority="46"/>
+    <w:lsdException w:name="List Table 2 Accent 5" w:uiPriority="47"/>
+    <w:lsdException w:name="List Table 3 Accent 5" w:uiPriority="48"/>
+    <w:lsdException w:name="List Table 4 Accent 5" w:uiPriority="49"/>
+    <w:lsdException w:name="List Table 5 Dark Accent 5" w:uiPriority="50"/>
+    <w:lsdException w:name="List Table 6 Colorful Accent 5" w:uiPriority="51"/>
+    <w:lsdException w:name="List Table 7 Colorful Accent 5" w:uiPriority="52"/>
+    <w:lsdException w:name="List Table 1 Light Accent 6" w:uiPriority="46"/>
+    <w:lsdException w:name="List Table 2 Accent 6" w:uiPriority="47"/>
+    <w:lsdException w:name="List Table 3 Accent 6" w:uiPriority="48"/>
+    <w:lsdException w:name="List Table 4 Accent 6" w:uiPriority="49"/>
+    <w:lsdException w:name="List Table 5 Dark Accent 6" w:uiPriority="50"/>
+    <w:lsdException w:name="List Table 6 Colorful Accent 6" w:uiPriority="51"/>
+    <w:lsdException w:name="List Table 7 Colorful Accent 6" w:uiPriority="52"/>
+    <w:lsdException w:name="Mention" w:semiHidden="1" w:unhideWhenUsed="1"/>
+    <w:lsdException w:name="Smart Hyperlink" w:semiHidden="1" w:unhideWhenUsed="1"/>
   </w:latentStyles>
-  <w:style w:type="paragraph" w:default="1" w:styleId="a">
+  <w:style w:type="paragraph" w:default="1" w:styleId="Normal">
     <w:name w:val="Normal"/>
     <w:qFormat/>
     <w:rsid w:val="00B90749"/>
@@ -3395,18 +3748,17 @@
       <w:jc w:val="both"/>
     </w:pPr>
   </w:style>
-  <w:style w:type="character" w:default="1" w:styleId="a0">
+  <w:style w:type="character" w:default="1" w:styleId="DefaultParagraphFont">
     <w:name w:val="Default Paragraph Font"/>
     <w:uiPriority w:val="1"/>
     <w:semiHidden/>
     <w:unhideWhenUsed/>
   </w:style>
-  <w:style w:type="table" w:default="1" w:styleId="a1">
+  <w:style w:type="table" w:default="1" w:styleId="TableNormal">
     <w:name w:val="Normal Table"/>
     <w:uiPriority w:val="99"/>
     <w:semiHidden/>
     <w:unhideWhenUsed/>
-    <w:qFormat/>
     <w:tblPr>
       <w:tblInd w:w="0" w:type="dxa"/>
       <w:tblCellMar>
@@ -3417,16 +3769,16 @@
       </w:tblCellMar>
     </w:tblPr>
   </w:style>
-  <w:style w:type="numbering" w:default="1" w:styleId="a2">
+  <w:style w:type="numbering" w:default="1" w:styleId="NoList">
     <w:name w:val="No List"/>
     <w:uiPriority w:val="99"/>
     <w:semiHidden/>
     <w:unhideWhenUsed/>
   </w:style>
-  <w:style w:type="paragraph" w:styleId="a3">
+  <w:style w:type="paragraph" w:styleId="Header">
     <w:name w:val="header"/>
-    <w:basedOn w:val="a"/>
-    <w:link w:val="Char"/>
+    <w:basedOn w:val="Normal"/>
+    <w:link w:val="HeaderChar"/>
     <w:uiPriority w:val="99"/>
     <w:semiHidden/>
     <w:unhideWhenUsed/>
@@ -3447,10 +3799,10 @@
       <w:szCs w:val="18"/>
     </w:rPr>
   </w:style>
-  <w:style w:type="character" w:customStyle="1" w:styleId="Char">
-    <w:name w:val="页眉 Char"/>
-    <w:basedOn w:val="a0"/>
-    <w:link w:val="a3"/>
+  <w:style w:type="character" w:customStyle="1" w:styleId="HeaderChar">
+    <w:name w:val="Header Char"/>
+    <w:basedOn w:val="DefaultParagraphFont"/>
+    <w:link w:val="Header"/>
     <w:uiPriority w:val="99"/>
     <w:semiHidden/>
     <w:rsid w:val="00EC65DB"/>
@@ -3459,10 +3811,10 @@
       <w:szCs w:val="18"/>
     </w:rPr>
   </w:style>
-  <w:style w:type="paragraph" w:styleId="a4">
+  <w:style w:type="paragraph" w:styleId="Footer">
     <w:name w:val="footer"/>
-    <w:basedOn w:val="a"/>
-    <w:link w:val="Char0"/>
+    <w:basedOn w:val="Normal"/>
+    <w:link w:val="FooterChar"/>
     <w:uiPriority w:val="99"/>
     <w:semiHidden/>
     <w:unhideWhenUsed/>
@@ -3480,10 +3832,10 @@
       <w:szCs w:val="18"/>
     </w:rPr>
   </w:style>
-  <w:style w:type="character" w:customStyle="1" w:styleId="Char0">
-    <w:name w:val="页脚 Char"/>
-    <w:basedOn w:val="a0"/>
-    <w:link w:val="a4"/>
+  <w:style w:type="character" w:customStyle="1" w:styleId="FooterChar">
+    <w:name w:val="Footer Char"/>
+    <w:basedOn w:val="DefaultParagraphFont"/>
+    <w:link w:val="Footer"/>
     <w:uiPriority w:val="99"/>
     <w:semiHidden/>
     <w:rsid w:val="00EC65DB"/>
@@ -3492,9 +3844,9 @@
       <w:szCs w:val="18"/>
     </w:rPr>
   </w:style>
-  <w:style w:type="table" w:styleId="a5">
+  <w:style w:type="table" w:styleId="TableGrid">
     <w:name w:val="Table Grid"/>
-    <w:basedOn w:val="a1"/>
+    <w:basedOn w:val="TableNormal"/>
     <w:uiPriority w:val="59"/>
     <w:rsid w:val="00EC65DB"/>
     <w:tblPr>
